--- a/Ferramentas de IA para Gestão de projetos - Resumo.docx
+++ b/Ferramentas de IA para Gestão de projetos - Resumo.docx
@@ -75,7 +75,7 @@
           <w:color w:val="333333"/>
           <w:sz w:val="22"/>
         </w:rPr>
-        <w:t xml:space="preserve">O módulo constrói, ao longo de dez frentes, um ecossistema completo de gestão de projetos assistida por IA — do levantamento de requisitos até a conexão entre backlog e objetivos estratégicos (OKRs) — usando como fio condutor um único estudo de caso: a </w:t>
+        <w:t xml:space="preserve">O módulo constrói, sobre um único case (a </w:t>
       </w:r>
       <w:r>
         <w:rPr>
@@ -93,25 +93,7 @@
           <w:color w:val="333333"/>
           <w:sz w:val="22"/>
         </w:rPr>
-        <w:t xml:space="preserve">, projeto de modernização de frota da transportadora fictícia </w:t>
-      </w:r>
-      <w:r>
-        <w:rPr>
-          <w:rFonts w:ascii="Arial" w:hAnsi="Arial"/>
-          <w:b/>
-          <w:color w:val="333333"/>
-          <w:sz w:val="22"/>
-        </w:rPr>
-        <w:t>Conecta Cargas</w:t>
-      </w:r>
-      <w:r>
-        <w:rPr>
-          <w:rFonts w:ascii="Arial" w:hAnsi="Arial"/>
-          <w:b w:val="0"/>
-          <w:color w:val="333333"/>
-          <w:sz w:val="22"/>
-        </w:rPr>
-        <w:t xml:space="preserve"> (~140 veículos), conduzido pelo diretor de operações Carlos. Cada módulo entrega uma ferramenta ("Requirements Copilot", "Backlog Scorer", "Scheduling Prompt", "Probability Forecast", "Risk Monitor", "Meeting Digest", "Status Report", "Compliance Checklist", "Natural Language to Workflow Bot", "OKR Aligner") e demonstra sua aplicação sobre o mesmo backlog em evolução contínua. O princípio central, repetido em todos os módulos, é que a IA acelera produção de artefatos e amplia capacidade analítica, mas curadoria humana permanece indispensável — a IA organiza, o gestor decide.</w:t>
+        <w:t>, plataforma de gestão de uma frota de ~140 veículos da Conecta Cargas, conduzida por Carlos, diretor de operações), um pipeline completo de gestão de projetos assistida por IA: dez ferramentas encadeadas cobrindo requisitos, priorização, cronograma, estimativas probabilísticas, monitoramento de riscos, atas de reunião, relatórios executivos, governança, automação de ecossistema e OKRs. O fio condutor é sempre o mesmo dos demais módulos da pós: a IA atua como copiloto — acelera trabalho mecânico e analítico, mas decisões de estratégia, prioridade, risco e julgamento continuam sendo humanas. Cada ferramenta produz artefatos que alimentam a etapa seguinte, formando um sistema único de gestão, não uma coleção de prompts isolados.</w:t>
       </w:r>
     </w:p>
     <w:p>
@@ -141,7 +123,75 @@
           <w:color w:val="1F4D78"/>
           <w:sz w:val="24"/>
         </w:rPr>
-        <w:t>Requirements Copilot — Engenharia de Requisitos</w:t>
+        <w:t>Módulo 01 — Planejamento e Escopo (Requirements Copilot)</w:t>
+      </w:r>
+    </w:p>
+    <w:p>
+      <w:pPr>
+        <w:spacing w:after="160"/>
+      </w:pPr>
+      <w:r>
+        <w:rPr>
+          <w:rFonts w:ascii="Arial" w:hAnsi="Arial"/>
+          <w:b w:val="0"/>
+          <w:color w:val="333333"/>
+          <w:sz w:val="22"/>
+        </w:rPr>
+        <w:t xml:space="preserve">O </w:t>
+      </w:r>
+      <w:r>
+        <w:rPr>
+          <w:rFonts w:ascii="Arial" w:hAnsi="Arial"/>
+          <w:b/>
+          <w:color w:val="333333"/>
+          <w:sz w:val="22"/>
+        </w:rPr>
+        <w:t>Requirements Copilot</w:t>
+      </w:r>
+      <w:r>
+        <w:rPr>
+          <w:rFonts w:ascii="Arial" w:hAnsi="Arial"/>
+          <w:b w:val="0"/>
+          <w:color w:val="333333"/>
+          <w:sz w:val="22"/>
+        </w:rPr>
+        <w:t xml:space="preserve"> transforma transcrição bruta de reunião de discovery em backlog estruturado. O System Prompt funciona como um </w:t>
+      </w:r>
+      <w:r>
+        <w:rPr>
+          <w:rFonts w:ascii="Arial" w:hAnsi="Arial"/>
+          <w:b/>
+          <w:color w:val="333333"/>
+          <w:sz w:val="22"/>
+        </w:rPr>
+        <w:t>contrato de comportamento</w:t>
+      </w:r>
+      <w:r>
+        <w:rPr>
+          <w:rFonts w:ascii="Arial" w:hAnsi="Arial"/>
+          <w:b w:val="0"/>
+          <w:color w:val="333333"/>
+          <w:sz w:val="22"/>
+        </w:rPr>
+        <w:t xml:space="preserve"> (analogia direta com um MCP Server restringindo o que um agente pode fazer): define o modelo como </w:t>
+      </w:r>
+      <w:r>
+        <w:rPr>
+          <w:rFonts w:ascii="Arial" w:hAnsi="Arial"/>
+          <w:b/>
+          <w:color w:val="333333"/>
+          <w:sz w:val="22"/>
+        </w:rPr>
+        <w:t>copiloto</w:t>
+      </w:r>
+      <w:r>
+        <w:rPr>
+          <w:rFonts w:ascii="Arial" w:hAnsi="Arial"/>
+          <w:b w:val="0"/>
+          <w:color w:val="333333"/>
+          <w:sz w:val="22"/>
+        </w:rPr>
+        <w:t>, não assistente — produz rascunho sujeito a validação, nunca aprova requisito sozinho.</w:t>
       </w:r>
     </w:p>
     <w:tbl>
@@ -188,7 +238,7 @@
                 <w:color w:val="333333"/>
                 <w:sz w:val="22"/>
               </w:rPr>
-              <w:t>Conceito</w:t>
+              <w:t>Elemento do contrato</w:t>
             </w:r>
           </w:p>
         </w:tc>
@@ -218,7 +268,7 @@
                 <w:color w:val="333333"/>
                 <w:sz w:val="22"/>
               </w:rPr>
-              <w:t>Definição</w:t>
+              <w:t>Regra</w:t>
             </w:r>
           </w:p>
         </w:tc>
@@ -250,7 +300,7 @@
                 <w:color w:val="333333"/>
                 <w:sz w:val="22"/>
               </w:rPr>
-              <w:t>Requirements Copilot</w:t>
+              <w:t>Papel na User Story</w:t>
             </w:r>
           </w:p>
         </w:tc>
@@ -280,7 +330,7 @@
                 <w:color w:val="333333"/>
                 <w:sz w:val="22"/>
               </w:rPr>
-              <w:t>LLM configurada por System Prompt para atuar como analista sênior de requisitos, produzindo artefatos padronizados (não apenas texto livre)</w:t>
+              <w:t>Nunca "usuário" genérico — sempre ator específico do negócio (gestor de frota, operador de despacho)</w:t>
             </w:r>
           </w:p>
         </w:tc>
@@ -312,7 +362,7 @@
                 <w:color w:val="333333"/>
                 <w:sz w:val="22"/>
               </w:rPr>
-              <w:t>Protocolo de Ambiguidade</w:t>
+              <w:t>Critérios INVEST</w:t>
             </w:r>
           </w:p>
         </w:tc>
@@ -342,7 +392,7 @@
                 <w:color w:val="333333"/>
                 <w:sz w:val="22"/>
               </w:rPr>
-              <w:t>Regra que impede o modelo de inventar parâmetros técnicos ausentes na transcrição — em vez disso, registra a lacuna como pergunta em aberto</w:t>
+              <w:t>Independente, Negociável, Valiosa, Estimável, Pequena, Testável — sinalizado explicitamente quando ausente</w:t>
             </w:r>
           </w:p>
         </w:tc>
@@ -374,7 +424,7 @@
                 <w:color w:val="333333"/>
                 <w:sz w:val="22"/>
               </w:rPr>
-              <w:t>INVEST</w:t>
+              <w:t>Critérios de aceite</w:t>
             </w:r>
           </w:p>
         </w:tc>
@@ -404,7 +454,7 @@
                 <w:color w:val="333333"/>
                 <w:sz w:val="22"/>
               </w:rPr>
-              <w:t>Critérios de qualidade de uma User Story: Independente, Negociável, Valiosa, Estimável, pequena (Small), Testável</w:t>
+              <w:t>Formato Gherkin, termos subjetivos ("rapidamente", "adequadamente") proibidos por não virarem teste automatizado</w:t>
             </w:r>
           </w:p>
         </w:tc>
@@ -436,7 +486,7 @@
                 <w:color w:val="333333"/>
                 <w:sz w:val="22"/>
               </w:rPr>
-              <w:t>Mapa de Confiança</w:t>
+              <w:t>Protocolo de ambiguidade</w:t>
             </w:r>
           </w:p>
         </w:tc>
@@ -466,7 +516,7 @@
                 <w:color w:val="333333"/>
                 <w:sz w:val="22"/>
               </w:rPr>
-              <w:t>Classificação de cada domínio de negócio extraído da transcrição por nível de detalhamento (alto/médio/baixo) — indicador da qualidade do discovery, não do modelo</w:t>
+              <w:t>Informação ausente vira pergunta registrada, nunca um valor inventado</w:t>
             </w:r>
           </w:p>
         </w:tc>
@@ -493,7 +543,21 @@
           <w:color w:val="333333"/>
           <w:sz w:val="22"/>
         </w:rPr>
-        <w:t xml:space="preserve">🔑 </w:t>
+        <w:t>🔑 Regra fundamental: viés de completude — modelos preenchem lacunas com "conhecimento estatístico" quando a informação está incompleta. Na engenharia de requisitos isso produz um requisito com aparência de precisão que nunca foi aprovado pelo negócio (ex.: "tempo real" virar "200ms" sem o cliente ter dito isso).</w:t>
+      </w:r>
+    </w:p>
+    <w:p>
+      <w:pPr>
+        <w:spacing w:after="160"/>
+      </w:pPr>
+      <w:r>
+        <w:rPr>
+          <w:rFonts w:ascii="Arial" w:hAnsi="Arial"/>
+          <w:b w:val="0"/>
+          <w:color w:val="333333"/>
+          <w:sz w:val="22"/>
+        </w:rPr>
+        <w:t xml:space="preserve">O modelo também produz um </w:t>
       </w:r>
       <w:r>
         <w:rPr>
@@ -502,7 +566,7 @@
           <w:color w:val="333333"/>
           <w:sz w:val="22"/>
         </w:rPr>
-        <w:t>Regra fundamental:</w:t>
+        <w:t>mapa de domínios com nível de confiança</w:t>
       </w:r>
       <w:r>
         <w:rPr>
@@ -511,7 +575,391 @@
           <w:color w:val="333333"/>
           <w:sz w:val="22"/>
         </w:rPr>
-        <w:t xml:space="preserve"> modelos de linguagem têm viés de completude — preenchem lacunas com suposições estatisticamente plausíveis. Em engenharia de requisitos isso é perigoso: um requisito "responder em tempo real" pode virar "200ms" inventado pela IA e nunca aprovado pelo cliente. O protocolo de ambiguidade existe para impedir exatamente isso.</w:t>
+        <w:t xml:space="preserve"> (alta/média/baixa, conforme a riqueza da transcrição naquele assunto) — funciona como roteiro objetivo para as próximas entrevistas, não como nota da qualidade do modelo.</w:t>
+      </w:r>
+    </w:p>
+    <w:p>
+      <w:pPr>
+        <w:spacing w:after="160"/>
+      </w:pPr>
+      <w:r>
+        <w:rPr>
+          <w:rFonts w:ascii="Arial" w:hAnsi="Arial"/>
+          <w:b/>
+          <w:color w:val="333333"/>
+          <w:sz w:val="22"/>
+        </w:rPr>
+        <w:t>Curadoria — quatro padrões de erro recorrentes:</w:t>
+      </w:r>
+    </w:p>
+    <w:tbl>
+      <w:tblPr>
+        <w:tblW w:type="auto" w:w="0"/>
+        <w:tblLook w:firstColumn="1" w:firstRow="1" w:lastColumn="0" w:lastRow="0" w:noHBand="0" w:noVBand="1" w:val="04A0"/>
+        <w:tblBorders>
+          <w:top w:val="single" w:color="auto" w:sz="4"/>
+          <w:left w:val="single" w:color="auto" w:sz="4"/>
+          <w:bottom w:val="single" w:color="auto" w:sz="4"/>
+          <w:right w:val="single" w:color="auto" w:sz="4"/>
+          <w:insideH w:val="single" w:color="auto" w:sz="4"/>
+          <w:insideV w:val="single" w:color="auto" w:sz="4"/>
+        </w:tblBorders>
+      </w:tblPr>
+      <w:tblGrid>
+        <w:gridCol w:w="4320"/>
+        <w:gridCol w:w="4320"/>
+      </w:tblGrid>
+      <w:tr>
+        <w:tc>
+          <w:tcPr>
+            <w:tcW w:type="dxa" w:w="4320"/>
+            <w:shd w:val="clear" w:fill="D6E4F0"/>
+            <w:tcBorders>
+              <w:top w:val="single" w:color="CCCCCC" w:sz="4"/>
+              <w:left w:val="single" w:color="CCCCCC" w:sz="4"/>
+              <w:bottom w:val="single" w:color="CCCCCC" w:sz="4"/>
+              <w:right w:val="single" w:color="CCCCCC" w:sz="4"/>
+            </w:tcBorders>
+            <w:tcMar>
+              <w:top w:w="80" w:type="dxa"/>
+              <w:bottom w:w="80" w:type="dxa"/>
+              <w:left w:w="120" w:type="dxa"/>
+              <w:right w:w="120" w:type="dxa"/>
+            </w:tcMar>
+          </w:tcPr>
+          <w:p>
+            <w:r/>
+            <w:r>
+              <w:rPr>
+                <w:rFonts w:ascii="Arial" w:hAnsi="Arial"/>
+                <w:b/>
+                <w:color w:val="333333"/>
+                <w:sz w:val="22"/>
+              </w:rPr>
+              <w:t>Padrão</w:t>
+            </w:r>
+          </w:p>
+        </w:tc>
+        <w:tc>
+          <w:tcPr>
+            <w:tcW w:type="dxa" w:w="4320"/>
+            <w:shd w:val="clear" w:fill="D6E4F0"/>
+            <w:tcBorders>
+              <w:top w:val="single" w:color="CCCCCC" w:sz="4"/>
+              <w:left w:val="single" w:color="CCCCCC" w:sz="4"/>
+              <w:bottom w:val="single" w:color="CCCCCC" w:sz="4"/>
+              <w:right w:val="single" w:color="CCCCCC" w:sz="4"/>
+            </w:tcBorders>
+            <w:tcMar>
+              <w:top w:w="80" w:type="dxa"/>
+              <w:bottom w:w="80" w:type="dxa"/>
+              <w:left w:w="120" w:type="dxa"/>
+              <w:right w:w="120" w:type="dxa"/>
+            </w:tcMar>
+          </w:tcPr>
+          <w:p>
+            <w:r/>
+            <w:r>
+              <w:rPr>
+                <w:rFonts w:ascii="Arial" w:hAnsi="Arial"/>
+                <w:b/>
+                <w:color w:val="333333"/>
+                <w:sz w:val="22"/>
+              </w:rPr>
+              <w:t>Descrição</w:t>
+            </w:r>
+          </w:p>
+        </w:tc>
+      </w:tr>
+      <w:tr>
+        <w:tc>
+          <w:tcPr>
+            <w:tcW w:type="dxa" w:w="4320"/>
+            <w:shd w:val="clear" w:fill="FFFFFF"/>
+            <w:tcBorders>
+              <w:top w:val="single" w:color="CCCCCC" w:sz="4"/>
+              <w:left w:val="single" w:color="CCCCCC" w:sz="4"/>
+              <w:bottom w:val="single" w:color="CCCCCC" w:sz="4"/>
+              <w:right w:val="single" w:color="CCCCCC" w:sz="4"/>
+            </w:tcBorders>
+            <w:tcMar>
+              <w:top w:w="80" w:type="dxa"/>
+              <w:bottom w:w="80" w:type="dxa"/>
+              <w:left w:w="120" w:type="dxa"/>
+              <w:right w:w="120" w:type="dxa"/>
+            </w:tcMar>
+          </w:tcPr>
+          <w:p>
+            <w:r/>
+            <w:r>
+              <w:rPr>
+                <w:rFonts w:ascii="Arial" w:hAnsi="Arial"/>
+                <w:b w:val="0"/>
+                <w:color w:val="333333"/>
+                <w:sz w:val="22"/>
+              </w:rPr>
+              <w:t>Especificações inventadas</w:t>
+            </w:r>
+          </w:p>
+        </w:tc>
+        <w:tc>
+          <w:tcPr>
+            <w:tcW w:type="dxa" w:w="4320"/>
+            <w:shd w:val="clear" w:fill="FFFFFF"/>
+            <w:tcBorders>
+              <w:top w:val="single" w:color="CCCCCC" w:sz="4"/>
+              <w:left w:val="single" w:color="CCCCCC" w:sz="4"/>
+              <w:bottom w:val="single" w:color="CCCCCC" w:sz="4"/>
+              <w:right w:val="single" w:color="CCCCCC" w:sz="4"/>
+            </w:tcBorders>
+            <w:tcMar>
+              <w:top w:w="80" w:type="dxa"/>
+              <w:bottom w:w="80" w:type="dxa"/>
+              <w:left w:w="120" w:type="dxa"/>
+              <w:right w:w="120" w:type="dxa"/>
+            </w:tcMar>
+          </w:tcPr>
+          <w:p>
+            <w:r/>
+            <w:r>
+              <w:rPr>
+                <w:rFonts w:ascii="Arial" w:hAnsi="Arial"/>
+                <w:b w:val="0"/>
+                <w:color w:val="333333"/>
+                <w:sz w:val="22"/>
+              </w:rPr>
+              <w:t>Generalidade do stakeholder ("rápido") vira número específico não confirmado</w:t>
+            </w:r>
+          </w:p>
+        </w:tc>
+      </w:tr>
+      <w:tr>
+        <w:tc>
+          <w:tcPr>
+            <w:tcW w:type="dxa" w:w="4320"/>
+            <w:shd w:val="clear" w:fill="FFFFFF"/>
+            <w:tcBorders>
+              <w:top w:val="single" w:color="CCCCCC" w:sz="4"/>
+              <w:left w:val="single" w:color="CCCCCC" w:sz="4"/>
+              <w:bottom w:val="single" w:color="CCCCCC" w:sz="4"/>
+              <w:right w:val="single" w:color="CCCCCC" w:sz="4"/>
+            </w:tcBorders>
+            <w:tcMar>
+              <w:top w:w="80" w:type="dxa"/>
+              <w:bottom w:w="80" w:type="dxa"/>
+              <w:left w:w="120" w:type="dxa"/>
+              <w:right w:w="120" w:type="dxa"/>
+            </w:tcMar>
+          </w:tcPr>
+          <w:p>
+            <w:r/>
+            <w:r>
+              <w:rPr>
+                <w:rFonts w:ascii="Arial" w:hAnsi="Arial"/>
+                <w:b w:val="0"/>
+                <w:color w:val="333333"/>
+                <w:sz w:val="22"/>
+              </w:rPr>
+              <w:t>Dependências não mapeadas</w:t>
+            </w:r>
+          </w:p>
+        </w:tc>
+        <w:tc>
+          <w:tcPr>
+            <w:tcW w:type="dxa" w:w="4320"/>
+            <w:shd w:val="clear" w:fill="FFFFFF"/>
+            <w:tcBorders>
+              <w:top w:val="single" w:color="CCCCCC" w:sz="4"/>
+              <w:left w:val="single" w:color="CCCCCC" w:sz="4"/>
+              <w:bottom w:val="single" w:color="CCCCCC" w:sz="4"/>
+              <w:right w:val="single" w:color="CCCCCC" w:sz="4"/>
+            </w:tcBorders>
+            <w:tcMar>
+              <w:top w:w="80" w:type="dxa"/>
+              <w:bottom w:w="80" w:type="dxa"/>
+              <w:left w:w="120" w:type="dxa"/>
+              <w:right w:w="120" w:type="dxa"/>
+            </w:tcMar>
+          </w:tcPr>
+          <w:p>
+            <w:r/>
+            <w:r>
+              <w:rPr>
+                <w:rFonts w:ascii="Arial" w:hAnsi="Arial"/>
+                <w:b w:val="0"/>
+                <w:color w:val="333333"/>
+                <w:sz w:val="22"/>
+              </w:rPr>
+              <w:t>Integração parece natural, mas pode não existir ou não ser viável</w:t>
+            </w:r>
+          </w:p>
+        </w:tc>
+      </w:tr>
+      <w:tr>
+        <w:tc>
+          <w:tcPr>
+            <w:tcW w:type="dxa" w:w="4320"/>
+            <w:shd w:val="clear" w:fill="FFFFFF"/>
+            <w:tcBorders>
+              <w:top w:val="single" w:color="CCCCCC" w:sz="4"/>
+              <w:left w:val="single" w:color="CCCCCC" w:sz="4"/>
+              <w:bottom w:val="single" w:color="CCCCCC" w:sz="4"/>
+              <w:right w:val="single" w:color="CCCCCC" w:sz="4"/>
+            </w:tcBorders>
+            <w:tcMar>
+              <w:top w:w="80" w:type="dxa"/>
+              <w:bottom w:w="80" w:type="dxa"/>
+              <w:left w:w="120" w:type="dxa"/>
+              <w:right w:w="120" w:type="dxa"/>
+            </w:tcMar>
+          </w:tcPr>
+          <w:p>
+            <w:r/>
+            <w:r>
+              <w:rPr>
+                <w:rFonts w:ascii="Arial" w:hAnsi="Arial"/>
+                <w:b w:val="0"/>
+                <w:color w:val="333333"/>
+                <w:sz w:val="22"/>
+              </w:rPr>
+              <w:t>Viabilidade técnica silenciosa</w:t>
+            </w:r>
+          </w:p>
+        </w:tc>
+        <w:tc>
+          <w:tcPr>
+            <w:tcW w:type="dxa" w:w="4320"/>
+            <w:shd w:val="clear" w:fill="FFFFFF"/>
+            <w:tcBorders>
+              <w:top w:val="single" w:color="CCCCCC" w:sz="4"/>
+              <w:left w:val="single" w:color="CCCCCC" w:sz="4"/>
+              <w:bottom w:val="single" w:color="CCCCCC" w:sz="4"/>
+              <w:right w:val="single" w:color="CCCCCC" w:sz="4"/>
+            </w:tcBorders>
+            <w:tcMar>
+              <w:top w:w="80" w:type="dxa"/>
+              <w:bottom w:w="80" w:type="dxa"/>
+              <w:left w:w="120" w:type="dxa"/>
+              <w:right w:w="120" w:type="dxa"/>
+            </w:tcMar>
+          </w:tcPr>
+          <w:p>
+            <w:r/>
+            <w:r>
+              <w:rPr>
+                <w:rFonts w:ascii="Arial" w:hAnsi="Arial"/>
+                <w:b w:val="0"/>
+                <w:color w:val="333333"/>
+                <w:sz w:val="22"/>
+              </w:rPr>
+              <w:t>Solução sofisticada sugerida sem considerar dados/infra/orçamento reais</w:t>
+            </w:r>
+          </w:p>
+        </w:tc>
+      </w:tr>
+      <w:tr>
+        <w:tc>
+          <w:tcPr>
+            <w:tcW w:type="dxa" w:w="4320"/>
+            <w:shd w:val="clear" w:fill="FFFFFF"/>
+            <w:tcBorders>
+              <w:top w:val="single" w:color="CCCCCC" w:sz="4"/>
+              <w:left w:val="single" w:color="CCCCCC" w:sz="4"/>
+              <w:bottom w:val="single" w:color="CCCCCC" w:sz="4"/>
+              <w:right w:val="single" w:color="CCCCCC" w:sz="4"/>
+            </w:tcBorders>
+            <w:tcMar>
+              <w:top w:w="80" w:type="dxa"/>
+              <w:bottom w:w="80" w:type="dxa"/>
+              <w:left w:w="120" w:type="dxa"/>
+              <w:right w:w="120" w:type="dxa"/>
+            </w:tcMar>
+          </w:tcPr>
+          <w:p>
+            <w:r/>
+            <w:r>
+              <w:rPr>
+                <w:rFonts w:ascii="Arial" w:hAnsi="Arial"/>
+                <w:b w:val="0"/>
+                <w:color w:val="333333"/>
+                <w:sz w:val="22"/>
+              </w:rPr>
+              <w:t>Gold plating</w:t>
+            </w:r>
+          </w:p>
+        </w:tc>
+        <w:tc>
+          <w:tcPr>
+            <w:tcW w:type="dxa" w:w="4320"/>
+            <w:shd w:val="clear" w:fill="FFFFFF"/>
+            <w:tcBorders>
+              <w:top w:val="single" w:color="CCCCCC" w:sz="4"/>
+              <w:left w:val="single" w:color="CCCCCC" w:sz="4"/>
+              <w:bottom w:val="single" w:color="CCCCCC" w:sz="4"/>
+              <w:right w:val="single" w:color="CCCCCC" w:sz="4"/>
+            </w:tcBorders>
+            <w:tcMar>
+              <w:top w:w="80" w:type="dxa"/>
+              <w:bottom w:w="80" w:type="dxa"/>
+              <w:left w:w="120" w:type="dxa"/>
+              <w:right w:w="120" w:type="dxa"/>
+            </w:tcMar>
+          </w:tcPr>
+          <w:p>
+            <w:r/>
+            <w:r>
+              <w:rPr>
+                <w:rFonts w:ascii="Arial" w:hAnsi="Arial"/>
+                <w:b w:val="0"/>
+                <w:color w:val="333333"/>
+                <w:sz w:val="22"/>
+              </w:rPr>
+              <w:t>Escopo expandido com funcionalidade que "parece útil" mas nunca foi pedida</w:t>
+            </w:r>
+          </w:p>
+        </w:tc>
+      </w:tr>
+    </w:tbl>
+    <w:p>
+      <w:pPr>
+        <w:spacing w:after="80"/>
+      </w:pPr>
+    </w:p>
+    <w:p>
+      <w:pPr>
+        <w:spacing w:before="120" w:after="120"/>
+        <w:ind w:left="360" w:right="360"/>
+        <w:shd w:val="clear" w:fill="F5F5F5"/>
+        <w:pBdr>
+          <w:left w:val="single" w:color="2E75B6" w:sz="4" w:space="10"/>
+        </w:pBdr>
+      </w:pPr>
+      <w:r>
+        <w:rPr>
+          <w:rFonts w:ascii="Arial" w:hAnsi="Arial"/>
+          <w:b w:val="0"/>
+          <w:color w:val="333333"/>
+          <w:sz w:val="22"/>
+        </w:rPr>
+        <w:t xml:space="preserve">✅ Resultado/Conclusão: toda User Story deve ser rastreável até um trecho específico da transcrição. Se não for possível localizar a origem, é candidata a alucinação. Manter um </w:t>
+      </w:r>
+      <w:r>
+        <w:rPr>
+          <w:rFonts w:ascii="Arial" w:hAnsi="Arial"/>
+          <w:b/>
+          <w:color w:val="333333"/>
+          <w:sz w:val="22"/>
+        </w:rPr>
+        <w:t>log de curadoria</w:t>
+      </w:r>
+      <w:r>
+        <w:rPr>
+          <w:rFonts w:ascii="Arial" w:hAnsi="Arial"/>
+          <w:b w:val="0"/>
+          <w:color w:val="333333"/>
+          <w:sz w:val="22"/>
+        </w:rPr>
+        <w:t xml:space="preserve"> (o que o modelo produziu, o que foi corrigido, por quê) transforma correções pontuais em insumo para evoluir o próprio prompt.</w:t>
       </w:r>
     </w:p>
     <w:p>
@@ -526,7 +974,39 @@
           <w:color w:val="1F4D78"/>
           <w:sz w:val="24"/>
         </w:rPr>
-        <w:t>Priorização Inteligente de Backlog</w:t>
+        <w:t>Módulo 02 — Priorização Inteligente de Backlog (Backlog Scorer)</w:t>
+      </w:r>
+    </w:p>
+    <w:p>
+      <w:pPr>
+        <w:spacing w:after="160"/>
+      </w:pPr>
+      <w:r>
+        <w:rPr>
+          <w:rFonts w:ascii="Arial" w:hAnsi="Arial"/>
+          <w:b w:val="0"/>
+          <w:color w:val="333333"/>
+          <w:sz w:val="22"/>
+        </w:rPr>
+        <w:t xml:space="preserve">Combate o </w:t>
+      </w:r>
+      <w:r>
+        <w:rPr>
+          <w:rFonts w:ascii="Arial" w:hAnsi="Arial"/>
+          <w:b/>
+          <w:color w:val="333333"/>
+          <w:sz w:val="22"/>
+        </w:rPr>
+        <w:t>HIPPO</w:t>
+      </w:r>
+      <w:r>
+        <w:rPr>
+          <w:rFonts w:ascii="Arial" w:hAnsi="Arial"/>
+          <w:b w:val="0"/>
+          <w:color w:val="333333"/>
+          <w:sz w:val="22"/>
+        </w:rPr>
+        <w:t xml:space="preserve"> (Highest Paid Person's Opinion — prioridade decidida pela hierarquia, não por dado) com três frameworks complementares, aplicados em sequência:</w:t>
       </w:r>
     </w:p>
     <w:tbl>
@@ -634,7 +1114,7 @@
                 <w:color w:val="333333"/>
                 <w:sz w:val="22"/>
               </w:rPr>
-              <w:t>Quando prevalece</w:t>
+              <w:t>Componentes</w:t>
             </w:r>
           </w:p>
         </w:tc>
@@ -662,11 +1142,11 @@
             <w:r>
               <w:rPr>
                 <w:rFonts w:ascii="Arial" w:hAnsi="Arial"/>
-                <w:b w:val="0"/>
+                <w:b/>
                 <w:color w:val="333333"/>
                 <w:sz w:val="22"/>
               </w:rPr>
-              <w:t>MoSCoW (Must/Should/Could/Won't Have)</w:t>
+              <w:t>MoSCoW</w:t>
             </w:r>
           </w:p>
         </w:tc>
@@ -696,7 +1176,7 @@
                 <w:color w:val="333333"/>
                 <w:sz w:val="22"/>
               </w:rPr>
-              <w:t>O que sequer disputa prioridade nesta sprint?</w:t>
+              <w:t>O que nem entra na disputa deste ciclo?</w:t>
             </w:r>
           </w:p>
         </w:tc>
@@ -726,7 +1206,7 @@
                 <w:color w:val="333333"/>
                 <w:sz w:val="22"/>
               </w:rPr>
-              <w:t>Filtro inicial, antes dos cálculos quantitativos</w:t>
+              <w:t>Must / Should / Could / Won't Have — filtra ruído antes do cálculo quantitativo</w:t>
             </w:r>
           </w:p>
         </w:tc>
@@ -754,11 +1234,11 @@
             <w:r>
               <w:rPr>
                 <w:rFonts w:ascii="Arial" w:hAnsi="Arial"/>
-                <w:b w:val="0"/>
+                <w:b/>
                 <w:color w:val="333333"/>
                 <w:sz w:val="22"/>
               </w:rPr>
-              <w:t>RICE (Reach, Impact, Confidence, Effort)</w:t>
+              <w:t>RICE Score</w:t>
             </w:r>
           </w:p>
         </w:tc>
@@ -818,7 +1298,7 @@
                 <w:color w:val="333333"/>
                 <w:sz w:val="22"/>
               </w:rPr>
-              <w:t>Discussões de ROI e otimização de capacidade</w:t>
+              <w:t>Reach × Impact × Confidence ÷ Effort</w:t>
             </w:r>
           </w:p>
         </w:tc>
@@ -846,11 +1326,11 @@
             <w:r>
               <w:rPr>
                 <w:rFonts w:ascii="Arial" w:hAnsi="Arial"/>
-                <w:b w:val="0"/>
+                <w:b/>
                 <w:color w:val="333333"/>
                 <w:sz w:val="22"/>
               </w:rPr>
-              <w:t>WSJF (Weighted Shortest Job First / Cost of Delay)</w:t>
+              <w:t>WSJF</w:t>
             </w:r>
           </w:p>
         </w:tc>
@@ -910,7 +1390,7 @@
                 <w:color w:val="333333"/>
                 <w:sz w:val="22"/>
               </w:rPr>
-              <w:t>Prazos regulatórios, riscos operacionais, janelas temporais</w:t>
+              <w:t>Cost of Delay (valor de negócio + criticidade temporal + redução de risco/oportunidade) ÷ tamanho do job</w:t>
             </w:r>
           </w:p>
         </w:tc>
@@ -937,7 +1417,21 @@
           <w:color w:val="333333"/>
           <w:sz w:val="22"/>
         </w:rPr>
-        <w:t xml:space="preserve">🎯 </w:t>
+        <w:t>💡 Analogia/insight: RICE e WSJF não competem — respondem perguntas diferentes sobre o mesmo backlog. Uma funcionalidade pode ranquear baixo no RICE (alcance pequeno, esforço alto) e alto no WSJF (prazo regulatório torna o atraso caro) — não é inconsistência, é ângulo diferente. Divergência entre os dois é sinal de qual pergunta levar à reunião com stakeholders.</w:t>
+      </w:r>
+    </w:p>
+    <w:p>
+      <w:pPr>
+        <w:spacing w:after="160"/>
+      </w:pPr>
+      <w:r>
+        <w:rPr>
+          <w:rFonts w:ascii="Arial" w:hAnsi="Arial"/>
+          <w:b w:val="0"/>
+          <w:color w:val="333333"/>
+          <w:sz w:val="22"/>
+        </w:rPr>
+        <w:t xml:space="preserve">O Backlog Scorer produz, além do ranking, </w:t>
       </w:r>
       <w:r>
         <w:rPr>
@@ -946,7 +1440,7 @@
           <w:color w:val="333333"/>
           <w:sz w:val="22"/>
         </w:rPr>
-        <w:t>Mentalidade correta:</w:t>
+        <w:t>flags de risco</w:t>
       </w:r>
       <w:r>
         <w:rPr>
@@ -955,7 +1449,66 @@
           <w:color w:val="333333"/>
           <w:sz w:val="22"/>
         </w:rPr>
-        <w:t xml:space="preserve"> HIPPO (Highest Paid Person's Opinion) — a opinião de quem tem mais autoridade prevalecendo sem dados — é uma das maiores causas de desperdício de esforço de engenharia. Frameworks não eliminam a decisão humana; dão argumentos objetivos para sustentá-la.</w:t>
+        <w:t>: dependência de hardware ainda não comprado, meta técnica sem dados históricos para validar, funcionalidade sem evidência de contribuir para o OKR do projeto. Cada flag deveria virar um card de investigação com prazo curto ("o bloqueador foi resolvido?"), não uma história direto na sprint.</w:t>
+      </w:r>
+    </w:p>
+    <w:p>
+      <w:pPr>
+        <w:spacing w:after="160"/>
+      </w:pPr>
+      <w:r>
+        <w:rPr>
+          <w:rFonts w:ascii="Arial" w:hAnsi="Arial"/>
+          <w:b/>
+          <w:color w:val="333333"/>
+          <w:sz w:val="22"/>
+        </w:rPr>
+        <w:t>Calibração</w:t>
+      </w:r>
+      <w:r>
+        <w:rPr>
+          <w:rFonts w:ascii="Arial" w:hAnsi="Arial"/>
+          <w:b w:val="0"/>
+          <w:color w:val="333333"/>
+          <w:sz w:val="22"/>
+        </w:rPr>
+        <w:t xml:space="preserve"> — substituir estimativa genérica por evidência real, quando existir: dados de uso (analytics, pré-processados — nunca a tabela bruta inteira no prompt), pesquisa com usuário (cuidado: intenção declarada ≠ comportamento efetivo — combinar com taxa de adoção histórica de recurso equivalente) e dado financeiro (custo de suporte evitado vs. custo de implementação). Quando fontes divergem, isso não é erro — é sinal, registrado via Confidence baixo + flag de investigação. Em </w:t>
+      </w:r>
+      <w:r>
+        <w:rPr>
+          <w:rFonts w:ascii="Arial" w:hAnsi="Arial"/>
+          <w:b/>
+          <w:color w:val="333333"/>
+          <w:sz w:val="22"/>
+        </w:rPr>
+        <w:t>cold start</w:t>
+      </w:r>
+      <w:r>
+        <w:rPr>
+          <w:rFonts w:ascii="Arial" w:hAnsi="Arial"/>
+          <w:b w:val="0"/>
+          <w:color w:val="333333"/>
+          <w:sz w:val="22"/>
+        </w:rPr>
+        <w:t xml:space="preserve"> (produto novo, sem dado interno), usar benchmark de domínio (quanto mais específico o contexto informado, melhor o benchmark) e dado de sistema legado (chamados de suporte revelam dor real, não hipotética). Em produto maduro, usar </w:t>
+      </w:r>
+      <w:r>
+        <w:rPr>
+          <w:rFonts w:ascii="Arial" w:hAnsi="Arial"/>
+          <w:b/>
+          <w:color w:val="333333"/>
+          <w:sz w:val="22"/>
+        </w:rPr>
+        <w:t>janela de ~90 dias</w:t>
+      </w:r>
+      <w:r>
+        <w:rPr>
+          <w:rFonts w:ascii="Arial" w:hAnsi="Arial"/>
+          <w:b w:val="0"/>
+          <w:color w:val="333333"/>
+          <w:sz w:val="22"/>
+        </w:rPr>
+        <w:t xml:space="preserve"> — dado velho demais deixa de representar o comportamento atual.</w:t>
       </w:r>
     </w:p>
     <w:p>
@@ -970,7 +1523,314 @@
           <w:color w:val="1F4D78"/>
           <w:sz w:val="24"/>
         </w:rPr>
-        <w:t>Cronograma Adaptativo e Estimativas Probabilísticas</w:t>
+        <w:t>Módulo 03 — Cronograma, Capacidade e Alocação Assistidos</w:t>
+      </w:r>
+    </w:p>
+    <w:p>
+      <w:pPr>
+        <w:spacing w:after="160"/>
+      </w:pPr>
+      <w:r>
+        <w:rPr>
+          <w:rFonts w:ascii="Arial" w:hAnsi="Arial"/>
+          <w:b w:val="0"/>
+          <w:color w:val="333333"/>
+          <w:sz w:val="22"/>
+        </w:rPr>
+        <w:t xml:space="preserve">Um cronograma "nasce correto" mas o ambiente muda constantemente — o erro está em tratar um ambiente dinâmico como estático. O </w:t>
+      </w:r>
+      <w:r>
+        <w:rPr>
+          <w:rFonts w:ascii="Arial" w:hAnsi="Arial"/>
+          <w:b/>
+          <w:color w:val="333333"/>
+          <w:sz w:val="22"/>
+        </w:rPr>
+        <w:t>Scheduling Prompt</w:t>
+      </w:r>
+      <w:r>
+        <w:rPr>
+          <w:rFonts w:ascii="Arial" w:hAnsi="Arial"/>
+          <w:b w:val="0"/>
+          <w:color w:val="333333"/>
+          <w:sz w:val="22"/>
+        </w:rPr>
+        <w:t xml:space="preserve"> trabalha com capacidade </w:t>
+      </w:r>
+      <w:r>
+        <w:rPr>
+          <w:rFonts w:ascii="Arial" w:hAnsi="Arial"/>
+          <w:b/>
+          <w:color w:val="333333"/>
+          <w:sz w:val="22"/>
+        </w:rPr>
+        <w:t>real</w:t>
+      </w:r>
+      <w:r>
+        <w:rPr>
+          <w:rFonts w:ascii="Arial" w:hAnsi="Arial"/>
+          <w:b w:val="0"/>
+          <w:color w:val="333333"/>
+          <w:sz w:val="22"/>
+        </w:rPr>
+        <w:t>, não nominal: se a sprint nominal comporta 35 pontos mas só 65% é dedicável a novo desenvolvimento (o resto absorve suporte, bug, reunião, revisão), a capacidade operacional é ~22 pontos — e feriados/eventos conhecidos descontam ainda mais, automaticamente.</w:t>
+      </w:r>
+    </w:p>
+    <w:p>
+      <w:pPr>
+        <w:spacing w:after="160"/>
+      </w:pPr>
+      <w:r>
+        <w:rPr>
+          <w:rFonts w:ascii="Arial" w:hAnsi="Arial"/>
+          <w:b w:val="0"/>
+          <w:color w:val="333333"/>
+          <w:sz w:val="22"/>
+        </w:rPr>
+        <w:t xml:space="preserve">Três tipos de dependência: </w:t>
+      </w:r>
+      <w:r>
+        <w:rPr>
+          <w:rFonts w:ascii="Arial" w:hAnsi="Arial"/>
+          <w:b/>
+          <w:color w:val="333333"/>
+          <w:sz w:val="22"/>
+        </w:rPr>
+        <w:t>técnica</w:t>
+      </w:r>
+      <w:r>
+        <w:rPr>
+          <w:rFonts w:ascii="Arial" w:hAnsi="Arial"/>
+          <w:b w:val="0"/>
+          <w:color w:val="333333"/>
+          <w:sz w:val="22"/>
+        </w:rPr>
+        <w:t xml:space="preserve"> (funcionalidade B só começa após A), </w:t>
+      </w:r>
+      <w:r>
+        <w:rPr>
+          <w:rFonts w:ascii="Arial" w:hAnsi="Arial"/>
+          <w:b/>
+          <w:color w:val="333333"/>
+          <w:sz w:val="22"/>
+        </w:rPr>
+        <w:t>de recurso</w:t>
+      </w:r>
+      <w:r>
+        <w:rPr>
+          <w:rFonts w:ascii="Arial" w:hAnsi="Arial"/>
+          <w:b w:val="0"/>
+          <w:color w:val="333333"/>
+          <w:sz w:val="22"/>
+        </w:rPr>
+        <w:t xml:space="preserve"> (duas tarefas competem pelo mesmo especialista) e </w:t>
+      </w:r>
+      <w:r>
+        <w:rPr>
+          <w:rFonts w:ascii="Arial" w:hAnsi="Arial"/>
+          <w:b/>
+          <w:color w:val="333333"/>
+          <w:sz w:val="22"/>
+        </w:rPr>
+        <w:t>externa</w:t>
+      </w:r>
+      <w:r>
+        <w:rPr>
+          <w:rFonts w:ascii="Arial" w:hAnsi="Arial"/>
+          <w:b w:val="0"/>
+          <w:color w:val="333333"/>
+          <w:sz w:val="22"/>
+        </w:rPr>
+        <w:t xml:space="preserve"> (aquisição de equipamento, aprovação regulatória — fora do controle da equipe). O modelo infere dependências candidatas a partir de entidades compartilhadas nas User Stories (análise de grafo sobre o conteúdo do backlog), mas isso não substitui revisão do arquiteto — dependência tácita (pipeline de CI, janela de deploy) só entra se for declarada explicitamente no prompt.</w:t>
+      </w:r>
+    </w:p>
+    <w:p>
+      <w:pPr>
+        <w:spacing w:before="120" w:after="120"/>
+        <w:ind w:left="360" w:right="360"/>
+        <w:shd w:val="clear" w:fill="F5F5F5"/>
+        <w:pBdr>
+          <w:left w:val="single" w:color="2E75B6" w:sz="4" w:space="10"/>
+        </w:pBdr>
+      </w:pPr>
+      <w:r>
+        <w:rPr>
+          <w:rFonts w:ascii="Arial" w:hAnsi="Arial"/>
+          <w:b w:val="0"/>
+          <w:color w:val="333333"/>
+          <w:sz w:val="22"/>
+        </w:rPr>
+        <w:t xml:space="preserve">🏗️ Arquitetura/Fluxo: </w:t>
+      </w:r>
+      <w:r>
+        <w:rPr>
+          <w:rFonts w:ascii="Arial" w:hAnsi="Arial"/>
+          <w:b/>
+          <w:color w:val="333333"/>
+          <w:sz w:val="22"/>
+        </w:rPr>
+        <w:t>análise What-If</w:t>
+      </w:r>
+      <w:r>
+        <w:rPr>
+          <w:rFonts w:ascii="Arial" w:hAnsi="Arial"/>
+          <w:b w:val="0"/>
+          <w:color w:val="333333"/>
+          <w:sz w:val="22"/>
+        </w:rPr>
+        <w:t xml:space="preserve"> — simula o efeito de uma mudança (fornecedor atrasa, dev sai de férias) antes que ela aconteça, tornando explícito o trade-off (antecipar X quase sempre significa adiar Y ou sobrecarregar alguém), deslocando a conversa de "dá pra antecipar?" para "vale a pena diante do que isso desloca?".</w:t>
+      </w:r>
+    </w:p>
+    <w:p>
+      <w:pPr>
+        <w:spacing w:before="120" w:after="120"/>
+        <w:ind w:left="360" w:right="360"/>
+        <w:shd w:val="clear" w:fill="F5F5F5"/>
+        <w:pBdr>
+          <w:left w:val="single" w:color="2E75B6" w:sz="4" w:space="10"/>
+        </w:pBdr>
+      </w:pPr>
+      <w:r>
+        <w:rPr>
+          <w:rFonts w:ascii="Arial" w:hAnsi="Arial"/>
+          <w:b w:val="0"/>
+          <w:color w:val="333333"/>
+          <w:sz w:val="22"/>
+        </w:rPr>
+        <w:t xml:space="preserve">🔍 Exemplo detalhado: no caso RouteWise, o cronograma não distribui só User Stories — infere automaticamente uma tarefa </w:t>
+      </w:r>
+      <w:r>
+        <w:rPr>
+          <w:rFonts w:ascii="Arial" w:hAnsi="Arial"/>
+          <w:b/>
+          <w:color w:val="333333"/>
+          <w:sz w:val="22"/>
+        </w:rPr>
+        <w:t>Enabler</w:t>
+      </w:r>
+      <w:r>
+        <w:rPr>
+          <w:rFonts w:ascii="Arial" w:hAnsi="Arial"/>
+          <w:b w:val="0"/>
+          <w:color w:val="333333"/>
+          <w:sz w:val="22"/>
+        </w:rPr>
+        <w:t xml:space="preserve"> (iniciar a compra do hardware IoT já na sprint 1, embora essa tarefa não existisse no backlog funcional) e usa o tempo de espera do hardware para adiantar trabalho preparatório (contratos de API, simuladores de sensor) — quando o equipamento finalmente chega, a integração já está pronta para começar. Uma funcionalidade (manutenção preditiva) fica de fora do MVP não só por falta de hardware, mas porque o </w:t>
+      </w:r>
+      <w:r>
+        <w:rPr>
+          <w:rFonts w:ascii="Arial" w:hAnsi="Arial"/>
+          <w:b/>
+          <w:color w:val="333333"/>
+          <w:sz w:val="22"/>
+        </w:rPr>
+        <w:t>algoritmo preditivo precisa de ~30 dias de dado histórico</w:t>
+      </w:r>
+      <w:r>
+        <w:rPr>
+          <w:rFonts w:ascii="Arial" w:hAnsi="Arial"/>
+          <w:b w:val="0"/>
+          <w:color w:val="333333"/>
+          <w:sz w:val="22"/>
+        </w:rPr>
+        <w:t xml:space="preserve"> — restrição que não é de capacidade de equipe, é do comportamento dos próprios dados.</w:t>
+      </w:r>
+    </w:p>
+    <w:p>
+      <w:pPr>
+        <w:pStyle w:val="Heading3"/>
+        <w:spacing w:before="200" w:after="80"/>
+      </w:pPr>
+      <w:r>
+        <w:rPr>
+          <w:rFonts w:ascii="Arial" w:hAnsi="Arial"/>
+          <w:b/>
+          <w:color w:val="1F4D78"/>
+          <w:sz w:val="24"/>
+        </w:rPr>
+        <w:t>Módulo 04 — Estimativas e Previsões</w:t>
+      </w:r>
+    </w:p>
+    <w:p>
+      <w:pPr>
+        <w:spacing w:after="160"/>
+      </w:pPr>
+      <w:r>
+        <w:rPr>
+          <w:rFonts w:ascii="Arial" w:hAnsi="Arial"/>
+          <w:b w:val="0"/>
+          <w:color w:val="333333"/>
+          <w:sz w:val="22"/>
+        </w:rPr>
+        <w:t xml:space="preserve">Estimativa pontual esconde a incerteza real de um projeto de software. </w:t>
+      </w:r>
+      <w:r>
+        <w:rPr>
+          <w:rFonts w:ascii="Arial" w:hAnsi="Arial"/>
+          <w:b/>
+          <w:color w:val="333333"/>
+          <w:sz w:val="22"/>
+        </w:rPr>
+        <w:t>Planning Fallacy</w:t>
+      </w:r>
+      <w:r>
+        <w:rPr>
+          <w:rFonts w:ascii="Arial" w:hAnsi="Arial"/>
+          <w:b w:val="0"/>
+          <w:color w:val="333333"/>
+          <w:sz w:val="22"/>
+        </w:rPr>
+        <w:t xml:space="preserve"> (Kahneman e Tversky): equipes subestimam sistematicamente tempo/custo/complexidade, mesmo com experiência prévia — o viés não é falta de competência técnica. A correção é trocar </w:t>
+      </w:r>
+      <w:r>
+        <w:rPr>
+          <w:rFonts w:ascii="Arial" w:hAnsi="Arial"/>
+          <w:b/>
+          <w:color w:val="333333"/>
+          <w:sz w:val="22"/>
+        </w:rPr>
+        <w:t>Inside View</w:t>
+      </w:r>
+      <w:r>
+        <w:rPr>
+          <w:rFonts w:ascii="Arial" w:hAnsi="Arial"/>
+          <w:b w:val="0"/>
+          <w:color w:val="333333"/>
+          <w:sz w:val="22"/>
+        </w:rPr>
+        <w:t xml:space="preserve"> (só a percepção interna daquele projeto específico) por </w:t>
+      </w:r>
+      <w:r>
+        <w:rPr>
+          <w:rFonts w:ascii="Arial" w:hAnsi="Arial"/>
+          <w:b/>
+          <w:color w:val="333333"/>
+          <w:sz w:val="22"/>
+        </w:rPr>
+        <w:t>Outside View</w:t>
+      </w:r>
+      <w:r>
+        <w:rPr>
+          <w:rFonts w:ascii="Arial" w:hAnsi="Arial"/>
+          <w:b w:val="0"/>
+          <w:color w:val="333333"/>
+          <w:sz w:val="22"/>
+        </w:rPr>
+        <w:t xml:space="preserve"> (comportamento histórico de projetos comparáveis).</w:t>
+      </w:r>
+    </w:p>
+    <w:p>
+      <w:pPr>
+        <w:spacing w:after="160"/>
+      </w:pPr>
+      <w:r>
+        <w:rPr>
+          <w:rFonts w:ascii="Arial" w:hAnsi="Arial"/>
+          <w:b w:val="0"/>
+          <w:color w:val="333333"/>
+          <w:sz w:val="22"/>
+        </w:rPr>
+        <w:t>Três técnicas em cadeia:</w:t>
       </w:r>
     </w:p>
     <w:tbl>
@@ -1017,7 +1877,7 @@
                 <w:color w:val="333333"/>
                 <w:sz w:val="22"/>
               </w:rPr>
-              <w:t>Conceito</w:t>
+              <w:t>Técnica</w:t>
             </w:r>
           </w:p>
         </w:tc>
@@ -1047,7 +1907,7 @@
                 <w:color w:val="333333"/>
                 <w:sz w:val="22"/>
               </w:rPr>
-              <w:t>Definição</w:t>
+              <w:t>O que faz</w:t>
             </w:r>
           </w:p>
         </w:tc>
@@ -1079,7 +1939,7 @@
                 <w:color w:val="333333"/>
                 <w:sz w:val="22"/>
               </w:rPr>
-              <w:t>Overcommitment</w:t>
+              <w:t>Estimativa de três pontos</w:t>
             </w:r>
           </w:p>
         </w:tc>
@@ -1109,255 +1969,7 @@
                 <w:color w:val="333333"/>
                 <w:sz w:val="22"/>
               </w:rPr>
-              <w:t>Planejar 100% da capacidade da equipe sem margem para imprevistos — sprint quebra ao primeiro evento inesperado</w:t>
-            </w:r>
-          </w:p>
-        </w:tc>
-      </w:tr>
-      <w:tr>
-        <w:tc>
-          <w:tcPr>
-            <w:tcW w:type="dxa" w:w="4320"/>
-            <w:shd w:val="clear" w:fill="FFFFFF"/>
-            <w:tcBorders>
-              <w:top w:val="single" w:color="CCCCCC" w:sz="4"/>
-              <w:left w:val="single" w:color="CCCCCC" w:sz="4"/>
-              <w:bottom w:val="single" w:color="CCCCCC" w:sz="4"/>
-              <w:right w:val="single" w:color="CCCCCC" w:sz="4"/>
-            </w:tcBorders>
-            <w:tcMar>
-              <w:top w:w="80" w:type="dxa"/>
-              <w:bottom w:w="80" w:type="dxa"/>
-              <w:left w:w="120" w:type="dxa"/>
-              <w:right w:w="120" w:type="dxa"/>
-            </w:tcMar>
-          </w:tcPr>
-          <w:p>
-            <w:r/>
-            <w:r>
-              <w:rPr>
-                <w:rFonts w:ascii="Arial" w:hAnsi="Arial"/>
-                <w:b w:val="0"/>
-                <w:color w:val="333333"/>
-                <w:sz w:val="22"/>
-              </w:rPr>
-              <w:t>Análise What-If</w:t>
-            </w:r>
-          </w:p>
-        </w:tc>
-        <w:tc>
-          <w:tcPr>
-            <w:tcW w:type="dxa" w:w="4320"/>
-            <w:shd w:val="clear" w:fill="FFFFFF"/>
-            <w:tcBorders>
-              <w:top w:val="single" w:color="CCCCCC" w:sz="4"/>
-              <w:left w:val="single" w:color="CCCCCC" w:sz="4"/>
-              <w:bottom w:val="single" w:color="CCCCCC" w:sz="4"/>
-              <w:right w:val="single" w:color="CCCCCC" w:sz="4"/>
-            </w:tcBorders>
-            <w:tcMar>
-              <w:top w:w="80" w:type="dxa"/>
-              <w:bottom w:w="80" w:type="dxa"/>
-              <w:left w:w="120" w:type="dxa"/>
-              <w:right w:w="120" w:type="dxa"/>
-            </w:tcMar>
-          </w:tcPr>
-          <w:p>
-            <w:r/>
-            <w:r>
-              <w:rPr>
-                <w:rFonts w:ascii="Arial" w:hAnsi="Arial"/>
-                <w:b w:val="0"/>
-                <w:color w:val="333333"/>
-                <w:sz w:val="22"/>
-              </w:rPr>
-              <w:t>Simulação de cenários futuros (férias, atraso de fornecedor, antecipação de escopo) recalculando cronograma automaticamente</w:t>
-            </w:r>
-          </w:p>
-        </w:tc>
-      </w:tr>
-      <w:tr>
-        <w:tc>
-          <w:tcPr>
-            <w:tcW w:type="dxa" w:w="4320"/>
-            <w:shd w:val="clear" w:fill="FFFFFF"/>
-            <w:tcBorders>
-              <w:top w:val="single" w:color="CCCCCC" w:sz="4"/>
-              <w:left w:val="single" w:color="CCCCCC" w:sz="4"/>
-              <w:bottom w:val="single" w:color="CCCCCC" w:sz="4"/>
-              <w:right w:val="single" w:color="CCCCCC" w:sz="4"/>
-            </w:tcBorders>
-            <w:tcMar>
-              <w:top w:w="80" w:type="dxa"/>
-              <w:bottom w:w="80" w:type="dxa"/>
-              <w:left w:w="120" w:type="dxa"/>
-              <w:right w:w="120" w:type="dxa"/>
-            </w:tcMar>
-          </w:tcPr>
-          <w:p>
-            <w:r/>
-            <w:r>
-              <w:rPr>
-                <w:rFonts w:ascii="Arial" w:hAnsi="Arial"/>
-                <w:b w:val="0"/>
-                <w:color w:val="333333"/>
-                <w:sz w:val="22"/>
-              </w:rPr>
-              <w:t>Planning Fallacy</w:t>
-            </w:r>
-          </w:p>
-        </w:tc>
-        <w:tc>
-          <w:tcPr>
-            <w:tcW w:type="dxa" w:w="4320"/>
-            <w:shd w:val="clear" w:fill="FFFFFF"/>
-            <w:tcBorders>
-              <w:top w:val="single" w:color="CCCCCC" w:sz="4"/>
-              <w:left w:val="single" w:color="CCCCCC" w:sz="4"/>
-              <w:bottom w:val="single" w:color="CCCCCC" w:sz="4"/>
-              <w:right w:val="single" w:color="CCCCCC" w:sz="4"/>
-            </w:tcBorders>
-            <w:tcMar>
-              <w:top w:w="80" w:type="dxa"/>
-              <w:bottom w:w="80" w:type="dxa"/>
-              <w:left w:w="120" w:type="dxa"/>
-              <w:right w:w="120" w:type="dxa"/>
-            </w:tcMar>
-          </w:tcPr>
-          <w:p>
-            <w:r/>
-            <w:r>
-              <w:rPr>
-                <w:rFonts w:ascii="Arial" w:hAnsi="Arial"/>
-                <w:b w:val="0"/>
-                <w:color w:val="333333"/>
-                <w:sz w:val="22"/>
-              </w:rPr>
-              <w:t>Viés cognitivo (Kahneman/Tversky) de subestimar tempo/custo/complexidade — não é falta de competência, é tendência humana sistemática</w:t>
-            </w:r>
-          </w:p>
-        </w:tc>
-      </w:tr>
-      <w:tr>
-        <w:tc>
-          <w:tcPr>
-            <w:tcW w:type="dxa" w:w="4320"/>
-            <w:shd w:val="clear" w:fill="FFFFFF"/>
-            <w:tcBorders>
-              <w:top w:val="single" w:color="CCCCCC" w:sz="4"/>
-              <w:left w:val="single" w:color="CCCCCC" w:sz="4"/>
-              <w:bottom w:val="single" w:color="CCCCCC" w:sz="4"/>
-              <w:right w:val="single" w:color="CCCCCC" w:sz="4"/>
-            </w:tcBorders>
-            <w:tcMar>
-              <w:top w:w="80" w:type="dxa"/>
-              <w:bottom w:w="80" w:type="dxa"/>
-              <w:left w:w="120" w:type="dxa"/>
-              <w:right w:w="120" w:type="dxa"/>
-            </w:tcMar>
-          </w:tcPr>
-          <w:p>
-            <w:r/>
-            <w:r>
-              <w:rPr>
-                <w:rFonts w:ascii="Arial" w:hAnsi="Arial"/>
-                <w:b w:val="0"/>
-                <w:color w:val="333333"/>
-                <w:sz w:val="22"/>
-              </w:rPr>
-              <w:t>Inside View vs. Outside View</w:t>
-            </w:r>
-          </w:p>
-        </w:tc>
-        <w:tc>
-          <w:tcPr>
-            <w:tcW w:type="dxa" w:w="4320"/>
-            <w:shd w:val="clear" w:fill="FFFFFF"/>
-            <w:tcBorders>
-              <w:top w:val="single" w:color="CCCCCC" w:sz="4"/>
-              <w:left w:val="single" w:color="CCCCCC" w:sz="4"/>
-              <w:bottom w:val="single" w:color="CCCCCC" w:sz="4"/>
-              <w:right w:val="single" w:color="CCCCCC" w:sz="4"/>
-            </w:tcBorders>
-            <w:tcMar>
-              <w:top w:w="80" w:type="dxa"/>
-              <w:bottom w:w="80" w:type="dxa"/>
-              <w:left w:w="120" w:type="dxa"/>
-              <w:right w:w="120" w:type="dxa"/>
-            </w:tcMar>
-          </w:tcPr>
-          <w:p>
-            <w:r/>
-            <w:r>
-              <w:rPr>
-                <w:rFonts w:ascii="Arial" w:hAnsi="Arial"/>
-                <w:b w:val="0"/>
-                <w:color w:val="333333"/>
-                <w:sz w:val="22"/>
-              </w:rPr>
-              <w:t>Estimar pela percepção interna do projeto vs. estimar pelo comportamento histórico de projetos comparáveis</w:t>
-            </w:r>
-          </w:p>
-        </w:tc>
-      </w:tr>
-      <w:tr>
-        <w:tc>
-          <w:tcPr>
-            <w:tcW w:type="dxa" w:w="4320"/>
-            <w:shd w:val="clear" w:fill="FFFFFF"/>
-            <w:tcBorders>
-              <w:top w:val="single" w:color="CCCCCC" w:sz="4"/>
-              <w:left w:val="single" w:color="CCCCCC" w:sz="4"/>
-              <w:bottom w:val="single" w:color="CCCCCC" w:sz="4"/>
-              <w:right w:val="single" w:color="CCCCCC" w:sz="4"/>
-            </w:tcBorders>
-            <w:tcMar>
-              <w:top w:w="80" w:type="dxa"/>
-              <w:bottom w:w="80" w:type="dxa"/>
-              <w:left w:w="120" w:type="dxa"/>
-              <w:right w:w="120" w:type="dxa"/>
-            </w:tcMar>
-          </w:tcPr>
-          <w:p>
-            <w:r/>
-            <w:r>
-              <w:rPr>
-                <w:rFonts w:ascii="Arial" w:hAnsi="Arial"/>
-                <w:b w:val="0"/>
-                <w:color w:val="333333"/>
-                <w:sz w:val="22"/>
-              </w:rPr>
-              <w:t>Estimativa de Três Pontos</w:t>
-            </w:r>
-          </w:p>
-        </w:tc>
-        <w:tc>
-          <w:tcPr>
-            <w:tcW w:type="dxa" w:w="4320"/>
-            <w:shd w:val="clear" w:fill="FFFFFF"/>
-            <w:tcBorders>
-              <w:top w:val="single" w:color="CCCCCC" w:sz="4"/>
-              <w:left w:val="single" w:color="CCCCCC" w:sz="4"/>
-              <w:bottom w:val="single" w:color="CCCCCC" w:sz="4"/>
-              <w:right w:val="single" w:color="CCCCCC" w:sz="4"/>
-            </w:tcBorders>
-            <w:tcMar>
-              <w:top w:w="80" w:type="dxa"/>
-              <w:bottom w:w="80" w:type="dxa"/>
-              <w:left w:w="120" w:type="dxa"/>
-              <w:right w:w="120" w:type="dxa"/>
-            </w:tcMar>
-          </w:tcPr>
-          <w:p>
-            <w:r/>
-            <w:r>
-              <w:rPr>
-                <w:rFonts w:ascii="Arial" w:hAnsi="Arial"/>
-                <w:b w:val="0"/>
-                <w:color w:val="333333"/>
-                <w:sz w:val="22"/>
-              </w:rPr>
-              <w:t>Otimista, mais provável, pessimista — substitui uma data fixa por uma distribuição de possibilidades</w:t>
+              <w:t>Otimista / Mais Provável / Pessimista (pessimista = "difícil porém plausível", não catástrofe)</w:t>
             </w:r>
           </w:p>
         </w:tc>
@@ -1419,7 +2031,7 @@
                 <w:color w:val="333333"/>
                 <w:sz w:val="22"/>
               </w:rPr>
-              <w:t>Pondera os três cenários dando mais peso ao "mais provável" que aos extremos</w:t>
+              <w:t>Pondera o cenário mais provável com peso maior que os extremos — não é média simples</w:t>
             </w:r>
           </w:p>
         </w:tc>
@@ -1481,7 +2093,7 @@
                 <w:color w:val="333333"/>
                 <w:sz w:val="22"/>
               </w:rPr>
-              <w:t>Milhares de simulações usando as distribuições PERT de cada item — produz percentis (P50, P85, P95) de conclusão do projeto</w:t>
+              <w:t>Milhares de execuções sorteando valores dentro das distribuições, agregando o cronograma inteiro</w:t>
             </w:r>
           </w:p>
         </w:tc>
@@ -1508,7 +2120,7 @@
           <w:color w:val="333333"/>
           <w:sz w:val="22"/>
         </w:rPr>
-        <w:t xml:space="preserve">🔑 </w:t>
+        <w:t xml:space="preserve">🔑 Regra fundamental: </w:t>
       </w:r>
       <w:r>
         <w:rPr>
@@ -1517,7 +2129,7 @@
           <w:color w:val="333333"/>
           <w:sz w:val="22"/>
         </w:rPr>
-        <w:t>Regra fundamental:</w:t>
+        <w:t>P50, P85, P95</w:t>
       </w:r>
       <w:r>
         <w:rPr>
@@ -1526,7 +2138,76 @@
           <w:color w:val="333333"/>
           <w:sz w:val="22"/>
         </w:rPr>
-        <w:t xml:space="preserve"> P85 não é uma data garantida — significa que 85% dos cenários simulados terminam até aquela data. Comprometer um prazo no P50 equivale a aceitar ~50% de chance de atraso; a escolha do percentil é uma decisão consciente de tolerância a risco, não um detalhe técnico.</w:t>
+        <w:t xml:space="preserve"> são percentis de probabilidade de conclusão, não datas garantidas — comprometer no P50 é aceitar ~50% de chance de atraso; P85 é referência comum para compromisso externo; P95 é postura conservadora para contrato com penalidade severa. Analogia direta com </w:t>
+      </w:r>
+      <w:r>
+        <w:rPr>
+          <w:rFonts w:ascii="Arial" w:hAnsi="Arial"/>
+          <w:b/>
+          <w:color w:val="333333"/>
+          <w:sz w:val="22"/>
+        </w:rPr>
+        <w:t>SLO</w:t>
+      </w:r>
+      <w:r>
+        <w:rPr>
+          <w:rFonts w:ascii="Arial" w:hAnsi="Arial"/>
+          <w:b w:val="0"/>
+          <w:color w:val="333333"/>
+          <w:sz w:val="22"/>
+        </w:rPr>
+        <w:t xml:space="preserve"> de engenharia de confiabilidade: mesmo princípio estatístico, objeto diferente (prazo de entrega em vez de latência de sistema).</w:t>
+      </w:r>
+    </w:p>
+    <w:p>
+      <w:pPr>
+        <w:spacing w:before="120" w:after="120"/>
+        <w:ind w:left="360" w:right="360"/>
+        <w:shd w:val="clear" w:fill="F5F5F5"/>
+        <w:pBdr>
+          <w:left w:val="single" w:color="2E75B6" w:sz="4" w:space="10"/>
+        </w:pBdr>
+      </w:pPr>
+      <w:r>
+        <w:rPr>
+          <w:rFonts w:ascii="Arial" w:hAnsi="Arial"/>
+          <w:b w:val="0"/>
+          <w:color w:val="333333"/>
+          <w:sz w:val="22"/>
+        </w:rPr>
+        <w:t xml:space="preserve">⚠️ Riscos tratados como determinísticos (ex.: lead time fixo de fornecedor) ficam </w:t>
+      </w:r>
+      <w:r>
+        <w:rPr>
+          <w:rFonts w:ascii="Arial" w:hAnsi="Arial"/>
+          <w:b/>
+          <w:color w:val="333333"/>
+          <w:sz w:val="22"/>
+        </w:rPr>
+        <w:t>fora</w:t>
+      </w:r>
+      <w:r>
+        <w:rPr>
+          <w:rFonts w:ascii="Arial" w:hAnsi="Arial"/>
+          <w:b w:val="0"/>
+          <w:color w:val="333333"/>
+          <w:sz w:val="22"/>
+        </w:rPr>
+        <w:t xml:space="preserve"> da variabilidade simulada pelo Monte Carlo — no caso RouteWise, isso explica por que P50 e P95 ficaram próximos: não porque o projeto é previsível, mas porque o hardware é um gargalo fixo que domina o resultado, absorvendo a variação do desenvolvimento. Monte Carlo modela incerteza estatística; risco externo exige mitigação própria (homologação antecipada de fornecedor, plano de contingência).</w:t>
+      </w:r>
+    </w:p>
+    <w:p>
+      <w:pPr>
+        <w:spacing w:after="160"/>
+      </w:pPr>
+      <w:r>
+        <w:rPr>
+          <w:rFonts w:ascii="Arial" w:hAnsi="Arial"/>
+          <w:b w:val="0"/>
+          <w:color w:val="333333"/>
+          <w:sz w:val="22"/>
+        </w:rPr>
+        <w:t>Comunicação varia por audiência (mesmo princípio do Status Report do Módulo 07): time técnico quer variância e funcionalidade mais incerta; PO quer nível de confiança do cronograma comprometido; executivo quer que investimento aprovar para preservar o prazo; cliente externo quer saber que o risco foi identificado e mitigado — sem detalhe estatístico.</w:t>
       </w:r>
     </w:p>
     <w:p>
@@ -1541,7 +2222,39 @@
           <w:color w:val="1F4D78"/>
           <w:sz w:val="24"/>
         </w:rPr>
-        <w:t>AIOps de Projeto — Riscos e Mitigações</w:t>
+        <w:t>Módulo 05 — Riscos e Mitigações com AIOps de Projeto</w:t>
+      </w:r>
+    </w:p>
+    <w:p>
+      <w:pPr>
+        <w:spacing w:after="160"/>
+      </w:pPr>
+      <w:r>
+        <w:rPr>
+          <w:rFonts w:ascii="Arial" w:hAnsi="Arial"/>
+          <w:b w:val="0"/>
+          <w:color w:val="333333"/>
+          <w:sz w:val="22"/>
+        </w:rPr>
+        <w:t xml:space="preserve">Aplica ao projeto a mesma lógica de observabilidade usada em infraestrutura: raramente um projeto "explode" do nada — a degradação é gradual, e sinais precoces aparecem antes da crise. </w:t>
+      </w:r>
+      <w:r>
+        <w:rPr>
+          <w:rFonts w:ascii="Arial" w:hAnsi="Arial"/>
+          <w:b/>
+          <w:color w:val="333333"/>
+          <w:sz w:val="22"/>
+        </w:rPr>
+        <w:t>AIOps de projeto</w:t>
+      </w:r>
+      <w:r>
+        <w:rPr>
+          <w:rFonts w:ascii="Arial" w:hAnsi="Arial"/>
+          <w:b w:val="0"/>
+          <w:color w:val="333333"/>
+          <w:sz w:val="22"/>
+        </w:rPr>
+        <w:t xml:space="preserve"> monitora continuamente indicadores do Jira em vez de depender só da percepção subjetiva relatada em reunião (que sofre viés — ninguém quer parecer pouco produtivo).</w:t>
       </w:r>
     </w:p>
     <w:tbl>
@@ -1619,7 +2332,7 @@
                 <w:color w:val="333333"/>
                 <w:sz w:val="22"/>
               </w:rPr>
-              <w:t>O que revela</w:t>
+              <w:t>Mede</w:t>
             </w:r>
           </w:p>
         </w:tc>
@@ -1649,7 +2362,7 @@
                 <w:color w:val="333333"/>
                 <w:sz w:val="22"/>
               </w:rPr>
-              <w:t>Como interpretar em conjunto</w:t>
+              <w:t>Sinal quando isolada de Cycle Time</w:t>
             </w:r>
           </w:p>
         </w:tc>
@@ -1677,7 +2390,7 @@
             <w:r>
               <w:rPr>
                 <w:rFonts w:ascii="Arial" w:hAnsi="Arial"/>
-                <w:b w:val="0"/>
+                <w:b/>
                 <w:color w:val="333333"/>
                 <w:sz w:val="22"/>
               </w:rPr>
@@ -1711,7 +2424,7 @@
                 <w:color w:val="333333"/>
                 <w:sz w:val="22"/>
               </w:rPr>
-              <w:t>Tempo total da entrada no backlog até conclusão</w:t>
+              <w:t>Tempo total desde o backlog até a conclusão</w:t>
             </w:r>
           </w:p>
         </w:tc>
@@ -1741,7 +2454,7 @@
                 <w:color w:val="333333"/>
                 <w:sz w:val="22"/>
               </w:rPr>
-              <w:t>Cresce sozinho → gargalo de fila/priorização, não de execução</w:t>
+              <w:t>Cresce sozinho (Cycle Time estável) → gargalo é fila/espera, não desenvolvimento</w:t>
             </w:r>
           </w:p>
         </w:tc>
@@ -1769,7 +2482,7 @@
             <w:r>
               <w:rPr>
                 <w:rFonts w:ascii="Arial" w:hAnsi="Arial"/>
-                <w:b w:val="0"/>
+                <w:b/>
                 <w:color w:val="333333"/>
                 <w:sz w:val="22"/>
               </w:rPr>
@@ -1833,7 +2546,7 @@
                 <w:color w:val="333333"/>
                 <w:sz w:val="22"/>
               </w:rPr>
-              <w:t>Cresce junto com Lead Time → dificuldade na implementação em si</w:t>
+              <w:t>Cresce junto com Lead Time → dificuldade real na implementação</w:t>
             </w:r>
           </w:p>
         </w:tc>
@@ -1861,7 +2574,7 @@
             <w:r>
               <w:rPr>
                 <w:rFonts w:ascii="Arial" w:hAnsi="Arial"/>
-                <w:b w:val="0"/>
+                <w:b/>
                 <w:color w:val="333333"/>
                 <w:sz w:val="22"/>
               </w:rPr>
@@ -1925,7 +2638,7 @@
                 <w:color w:val="333333"/>
                 <w:sz w:val="22"/>
               </w:rPr>
-              <w:t>Saldo positivo persistente → dívida de qualidade se acumulando silenciosamente</w:t>
+              <w:t>Saldo positivo persistente → dívida de qualidade acumulando silenciosamente</w:t>
             </w:r>
           </w:p>
         </w:tc>
@@ -1953,7 +2666,7 @@
             <w:r>
               <w:rPr>
                 <w:rFonts w:ascii="Arial" w:hAnsi="Arial"/>
-                <w:b w:val="0"/>
+                <w:b/>
                 <w:color w:val="333333"/>
                 <w:sz w:val="22"/>
               </w:rPr>
@@ -1987,7 +2700,7 @@
                 <w:color w:val="333333"/>
                 <w:sz w:val="22"/>
               </w:rPr>
-              <w:t>Quantas vezes o escopo muda após entrar na sprint</w:t>
+              <w:t>Descrição/critério/estimativa mudando após entrar na sprint</w:t>
             </w:r>
           </w:p>
         </w:tc>
@@ -2017,7 +2730,7 @@
                 <w:color w:val="333333"/>
                 <w:sz w:val="22"/>
               </w:rPr>
-              <w:t>Alta frequência → scope creep, requisito insuficientemente refinado</w:t>
+              <w:t>Alta → scope creep, requisito mal refinado</w:t>
             </w:r>
           </w:p>
         </w:tc>
@@ -2044,7 +2757,21 @@
           <w:color w:val="333333"/>
           <w:sz w:val="22"/>
         </w:rPr>
-        <w:t xml:space="preserve">⚡ </w:t>
+        <w:t>🔑 Regra fundamental: Lead Time crescente com Cycle Time estável não é queda de produtividade — é fila. Confundir as duas métricas manda o esforço de mitigação para o lugar errado.</w:t>
+      </w:r>
+    </w:p>
+    <w:p>
+      <w:pPr>
+        <w:spacing w:after="160"/>
+      </w:pPr>
+      <w:r>
+        <w:rPr>
+          <w:rFonts w:ascii="Arial" w:hAnsi="Arial"/>
+          <w:b w:val="0"/>
+          <w:color w:val="333333"/>
+          <w:sz w:val="22"/>
+        </w:rPr>
+        <w:t xml:space="preserve">O </w:t>
       </w:r>
       <w:r>
         <w:rPr>
@@ -2053,7 +2780,7 @@
           <w:color w:val="333333"/>
           <w:sz w:val="22"/>
         </w:rPr>
-        <w:t>Regra de ouro:</w:t>
+        <w:t>cockpit de riscos</w:t>
       </w:r>
       <w:r>
         <w:rPr>
@@ -2062,7 +2789,43 @@
           <w:color w:val="333333"/>
           <w:sz w:val="22"/>
         </w:rPr>
-        <w:t xml:space="preserve"> um indicador isolado raramente explica a causa. Lead Time alto + Cycle Time estável aponta fila/espera; os dois crescendo juntos aponta dificuldade real de implementação. Confundir as duas leituras direciona esforço de correção para o lugar errado.</w:t>
+        <w:t xml:space="preserve"> organiza esses sinais por componente (fluxo/eficiência, qualidade, dependências externas, escopo/previsibilidade, marcos) e conecta a evidência a um plano de mitigação com critério objetivo de sucesso (ex.: aplicar </w:t>
+      </w:r>
+      <w:r>
+        <w:rPr>
+          <w:rFonts w:ascii="Arial" w:hAnsi="Arial"/>
+          <w:b/>
+          <w:color w:val="333333"/>
+          <w:sz w:val="22"/>
+        </w:rPr>
+        <w:t>Stop Starting, Start Finishing</w:t>
+      </w:r>
+      <w:r>
+        <w:rPr>
+          <w:rFonts w:ascii="Arial" w:hAnsi="Arial"/>
+          <w:b w:val="0"/>
+          <w:color w:val="333333"/>
+          <w:sz w:val="22"/>
+        </w:rPr>
+        <w:t xml:space="preserve"> — parar de iniciar itens novos, reduzir limite de WIP, e medir sucesso pela redução do Lead Time abaixo do limite). Automatizar a coleta não significa automatizar a decisão — sem responsável e procedimento claro por tipo de alerta, o cockpit vira fadiga de alertas. Limiares devem ser calibrados com o </w:t>
+      </w:r>
+      <w:r>
+        <w:rPr>
+          <w:rFonts w:ascii="Arial" w:hAnsi="Arial"/>
+          <w:b/>
+          <w:color w:val="333333"/>
+          <w:sz w:val="22"/>
+        </w:rPr>
+        <w:t>histórico da própria equipe</w:t>
+      </w:r>
+      <w:r>
+        <w:rPr>
+          <w:rFonts w:ascii="Arial" w:hAnsi="Arial"/>
+          <w:b w:val="0"/>
+          <w:color w:val="333333"/>
+          <w:sz w:val="22"/>
+        </w:rPr>
+        <w:t>, nunca benchmark genérico, e o cockpit é ponto de partida de investigação (causa raiz), não diagnóstico definitivo.</w:t>
       </w:r>
     </w:p>
     <w:p>
@@ -2077,7 +2840,71 @@
           <w:color w:val="1F4D78"/>
           <w:sz w:val="24"/>
         </w:rPr>
-        <w:t>Reuniões, Comunicação e Governança</w:t>
+        <w:t>Módulo 06 — Reuniões Turbinadas (Meeting Digest)</w:t>
+      </w:r>
+    </w:p>
+    <w:p>
+      <w:pPr>
+        <w:spacing w:after="160"/>
+      </w:pPr>
+      <w:r>
+        <w:rPr>
+          <w:rFonts w:ascii="Arial" w:hAnsi="Arial"/>
+          <w:b w:val="0"/>
+          <w:color w:val="333333"/>
+          <w:sz w:val="22"/>
+        </w:rPr>
+        <w:t xml:space="preserve">Reuniões produzem decisão, mas a ata tradicional captura pouco além de anotação fragmentada — o esforço de organizar ação/decisão/prazo depois consome tempo desproporcional ao valor intelectual da tarefa. O </w:t>
+      </w:r>
+      <w:r>
+        <w:rPr>
+          <w:rFonts w:ascii="Arial" w:hAnsi="Arial"/>
+          <w:b/>
+          <w:color w:val="333333"/>
+          <w:sz w:val="22"/>
+        </w:rPr>
+        <w:t>Meeting Digest</w:t>
+      </w:r>
+      <w:r>
+        <w:rPr>
+          <w:rFonts w:ascii="Arial" w:hAnsi="Arial"/>
+          <w:b w:val="0"/>
+          <w:color w:val="333333"/>
+          <w:sz w:val="22"/>
+        </w:rPr>
+        <w:t xml:space="preserve"> faz </w:t>
+      </w:r>
+      <w:r>
+        <w:rPr>
+          <w:rFonts w:ascii="Arial" w:hAnsi="Arial"/>
+          <w:b/>
+          <w:color w:val="333333"/>
+          <w:sz w:val="22"/>
+        </w:rPr>
+        <w:t>síntese semântica</w:t>
+      </w:r>
+      <w:r>
+        <w:rPr>
+          <w:rFonts w:ascii="Arial" w:hAnsi="Arial"/>
+          <w:b w:val="0"/>
+          <w:color w:val="333333"/>
+          <w:sz w:val="22"/>
+        </w:rPr>
+        <w:t xml:space="preserve"> (não transcrição literal): interpreta intenção, não só palavra — "eu vejo isso ainda hoje" vira compromisso com responsável e urgência implícitos.</w:t>
+      </w:r>
+    </w:p>
+    <w:p>
+      <w:pPr>
+        <w:spacing w:after="160"/>
+      </w:pPr>
+      <w:r>
+        <w:rPr>
+          <w:rFonts w:ascii="Arial" w:hAnsi="Arial"/>
+          <w:b w:val="0"/>
+          <w:color w:val="333333"/>
+          <w:sz w:val="22"/>
+        </w:rPr>
+        <w:t>Quatro categorias de classificação semântica, cada uma com destino diferente no fluxo de gestão:</w:t>
       </w:r>
     </w:p>
     <w:tbl>
@@ -2124,7 +2951,7 @@
                 <w:color w:val="333333"/>
                 <w:sz w:val="22"/>
               </w:rPr>
-              <w:t>Conceito</w:t>
+              <w:t>Categoria</w:t>
             </w:r>
           </w:p>
         </w:tc>
@@ -2154,7 +2981,7 @@
                 <w:color w:val="333333"/>
                 <w:sz w:val="22"/>
               </w:rPr>
-              <w:t>Definição</w:t>
+              <w:t>Destino</w:t>
             </w:r>
           </w:p>
         </w:tc>
@@ -2186,7 +3013,7 @@
                 <w:color w:val="333333"/>
                 <w:sz w:val="22"/>
               </w:rPr>
-              <w:t>Meeting Digest</w:t>
+              <w:t>Ações</w:t>
             </w:r>
           </w:p>
         </w:tc>
@@ -2216,7 +3043,7 @@
                 <w:color w:val="333333"/>
                 <w:sz w:val="22"/>
               </w:rPr>
-              <w:t>Pipeline transcrição → síntese semântica → extração, que transforma reunião em atas, ações, decisões e perguntas em aberto estruturadas</w:t>
+              <w:t>Vira card no backlog, com responsável e prazo quando explícitos</w:t>
             </w:r>
           </w:p>
         </w:tc>
@@ -2248,7 +3075,7 @@
                 <w:color w:val="333333"/>
                 <w:sz w:val="22"/>
               </w:rPr>
-              <w:t>Síntese Semântica</w:t>
+              <w:t>Decisões</w:t>
             </w:r>
           </w:p>
         </w:tc>
@@ -2278,25 +3105,7 @@
                 <w:color w:val="333333"/>
                 <w:sz w:val="22"/>
               </w:rPr>
-              <w:t xml:space="preserve">Interpretar </w:t>
-            </w:r>
-            <w:r>
-              <w:rPr>
-                <w:rFonts w:ascii="Arial" w:hAnsi="Arial"/>
-                <w:i/>
-                <w:color w:val="333333"/>
-                <w:sz w:val="22"/>
-              </w:rPr>
-              <w:t>intenção</w:t>
-            </w:r>
-            <w:r>
-              <w:rPr>
-                <w:rFonts w:ascii="Arial" w:hAnsi="Arial"/>
-                <w:b w:val="0"/>
-                <w:color w:val="333333"/>
-                <w:sz w:val="22"/>
-              </w:rPr>
-              <w:t xml:space="preserve"> (compromisso, decisão, dúvida) além de transcrever literalmente as palavras ditas</w:t>
+              <w:t>Fica registrada como histórico do projeto (não gera task)</w:t>
             </w:r>
           </w:p>
         </w:tc>
@@ -2328,7 +3137,7 @@
                 <w:color w:val="333333"/>
                 <w:sz w:val="22"/>
               </w:rPr>
-              <w:t>Status Report Adaptativo</w:t>
+              <w:t>Riscos/impedimentos</w:t>
             </w:r>
           </w:p>
         </w:tc>
@@ -2358,7 +3167,7 @@
                 <w:color w:val="333333"/>
                 <w:sz w:val="22"/>
               </w:rPr>
-              <w:t>Mesmos dados, três narrativas (técnica, gerencial, executiva) — muda o que é enfatizado, não o que é verdadeiro</w:t>
+              <w:t>Alimenta o cockpit de riscos do Módulo 05</w:t>
             </w:r>
           </w:p>
         </w:tc>
@@ -2390,7 +3199,7 @@
                 <w:color w:val="333333"/>
                 <w:sz w:val="22"/>
               </w:rPr>
-              <w:t>Governança como Código</w:t>
+              <w:t>Perguntas em aberto</w:t>
             </w:r>
           </w:p>
         </w:tc>
@@ -2420,69 +3229,7 @@
                 <w:color w:val="333333"/>
                 <w:sz w:val="22"/>
               </w:rPr>
-              <w:t>Regras de conformidade transformadas em verificações automáticas no pipeline de CI (ex.: via Danger.js), em vez de checklist manual pós-fato</w:t>
-            </w:r>
-          </w:p>
-        </w:tc>
-      </w:tr>
-      <w:tr>
-        <w:tc>
-          <w:tcPr>
-            <w:tcW w:type="dxa" w:w="4320"/>
-            <w:shd w:val="clear" w:fill="FFFFFF"/>
-            <w:tcBorders>
-              <w:top w:val="single" w:color="CCCCCC" w:sz="4"/>
-              <w:left w:val="single" w:color="CCCCCC" w:sz="4"/>
-              <w:bottom w:val="single" w:color="CCCCCC" w:sz="4"/>
-              <w:right w:val="single" w:color="CCCCCC" w:sz="4"/>
-            </w:tcBorders>
-            <w:tcMar>
-              <w:top w:w="80" w:type="dxa"/>
-              <w:bottom w:w="80" w:type="dxa"/>
-              <w:left w:w="120" w:type="dxa"/>
-              <w:right w:w="120" w:type="dxa"/>
-            </w:tcMar>
-          </w:tcPr>
-          <w:p>
-            <w:r/>
-            <w:r>
-              <w:rPr>
-                <w:rFonts w:ascii="Arial" w:hAnsi="Arial"/>
-                <w:b w:val="0"/>
-                <w:color w:val="333333"/>
-                <w:sz w:val="22"/>
-              </w:rPr>
-              <w:t>Trilha de Auditoria</w:t>
-            </w:r>
-          </w:p>
-        </w:tc>
-        <w:tc>
-          <w:tcPr>
-            <w:tcW w:type="dxa" w:w="4320"/>
-            <w:shd w:val="clear" w:fill="FFFFFF"/>
-            <w:tcBorders>
-              <w:top w:val="single" w:color="CCCCCC" w:sz="4"/>
-              <w:left w:val="single" w:color="CCCCCC" w:sz="4"/>
-              <w:bottom w:val="single" w:color="CCCCCC" w:sz="4"/>
-              <w:right w:val="single" w:color="CCCCCC" w:sz="4"/>
-            </w:tcBorders>
-            <w:tcMar>
-              <w:top w:w="80" w:type="dxa"/>
-              <w:bottom w:w="80" w:type="dxa"/>
-              <w:left w:w="120" w:type="dxa"/>
-              <w:right w:w="120" w:type="dxa"/>
-            </w:tcMar>
-          </w:tcPr>
-          <w:p>
-            <w:r/>
-            <w:r>
-              <w:rPr>
-                <w:rFonts w:ascii="Arial" w:hAnsi="Arial"/>
-                <w:b w:val="0"/>
-                <w:color w:val="333333"/>
-                <w:sz w:val="22"/>
-              </w:rPr>
-              <w:t>Encadeamento rastreável requisito → decisão → implementação → aprovação → implantação</w:t>
+              <w:t>Fica visível até resolução — nunca é convertida silenciosamente em decisão</w:t>
             </w:r>
           </w:p>
         </w:tc>
@@ -2509,7 +3256,21 @@
           <w:color w:val="333333"/>
           <w:sz w:val="22"/>
         </w:rPr>
-        <w:t xml:space="preserve">🔍 </w:t>
+        <w:t>🔍 Exemplo detalhado: no case RouteWise, o mesmo assunto (acelerômetros atrasados) evolui ao longo da reunião — de problema técnico, para necessidade de cotação, para decisão formal de aquisição. Uma ata literal registraria só a primeira menção; a síntese semântica consolida a evolução numa única linha narrativa.</w:t>
+      </w:r>
+    </w:p>
+    <w:p>
+      <w:pPr>
+        <w:spacing w:after="160"/>
+      </w:pPr>
+      <w:r>
+        <w:rPr>
+          <w:rFonts w:ascii="Arial" w:hAnsi="Arial"/>
+          <w:b w:val="0"/>
+          <w:color w:val="333333"/>
+          <w:sz w:val="22"/>
+        </w:rPr>
+        <w:t xml:space="preserve">O modelo </w:t>
       </w:r>
       <w:r>
         <w:rPr>
@@ -2518,7 +3279,7 @@
           <w:color w:val="333333"/>
           <w:sz w:val="22"/>
         </w:rPr>
-        <w:t>Exemplo detalhado:</w:t>
+        <w:t>não inventa responsável</w:t>
       </w:r>
       <w:r>
         <w:rPr>
@@ -2527,7 +3288,25 @@
           <w:color w:val="333333"/>
           <w:sz w:val="22"/>
         </w:rPr>
-        <w:t xml:space="preserve"> na mesma Sprint 4, o relatório técnico registra que a equipe entregou 100% do planejado; o relatório gerencial classifica o projeto como risco moderado por uma dependência externa; o executivo pede aprovação orçamentária para acelerar o hardware. As três leituras são simultaneamente corretas — cada uma responde à pergunta que aquele público específico precisa resolver.</w:t>
+        <w:t xml:space="preserve">: se ninguém assumiu explicitamente ("alguém poderia acompanhar isso?"), o campo fica vazio e a pergunta permanece aberta — sugerir é aceitável, atribuir sem compromisso assumido não é. </w:t>
+      </w:r>
+      <w:r>
+        <w:rPr>
+          <w:rFonts w:ascii="Arial" w:hAnsi="Arial"/>
+          <w:b/>
+          <w:color w:val="333333"/>
+          <w:sz w:val="22"/>
+        </w:rPr>
+        <w:t>Protocolo de auditoria da ata</w:t>
+      </w:r>
+      <w:r>
+        <w:rPr>
+          <w:rFonts w:ascii="Arial" w:hAnsi="Arial"/>
+          <w:b w:val="0"/>
+          <w:color w:val="333333"/>
+          <w:sz w:val="22"/>
+        </w:rPr>
+        <w:t xml:space="preserve"> em 5 passos antes de distribuir: ler a tabela de ações em voz alta, revisar responsável/prazo vazios, validar decisão crítica com um participante, atribuir dono a cada pergunta em aberto, distribuir imediatamente (valor cai rápido com o tempo). Armadilhas comuns: atribuir a atividade à última pessoa que falou do assunto (não a quem assumiu), perder decisão implícita por consenso silencioso, e usar o mesmo prompt para todo tipo de reunião (retro, planning e daily têm objetivos diferentes).</w:t>
       </w:r>
     </w:p>
     <w:p>
@@ -2542,469 +3321,7 @@
           <w:color w:val="1F4D78"/>
           <w:sz w:val="24"/>
         </w:rPr>
-        <w:t>Automação de Ecossistema e OKRs</w:t>
-      </w:r>
-    </w:p>
-    <w:tbl>
-      <w:tblPr>
-        <w:tblW w:type="auto" w:w="0"/>
-        <w:tblLook w:firstColumn="1" w:firstRow="1" w:lastColumn="0" w:lastRow="0" w:noHBand="0" w:noVBand="1" w:val="04A0"/>
-        <w:tblBorders>
-          <w:top w:val="single" w:color="auto" w:sz="4"/>
-          <w:left w:val="single" w:color="auto" w:sz="4"/>
-          <w:bottom w:val="single" w:color="auto" w:sz="4"/>
-          <w:right w:val="single" w:color="auto" w:sz="4"/>
-          <w:insideH w:val="single" w:color="auto" w:sz="4"/>
-          <w:insideV w:val="single" w:color="auto" w:sz="4"/>
-        </w:tblBorders>
-      </w:tblPr>
-      <w:tblGrid>
-        <w:gridCol w:w="4320"/>
-        <w:gridCol w:w="4320"/>
-      </w:tblGrid>
-      <w:tr>
-        <w:tc>
-          <w:tcPr>
-            <w:tcW w:type="dxa" w:w="4320"/>
-            <w:shd w:val="clear" w:fill="D6E4F0"/>
-            <w:tcBorders>
-              <w:top w:val="single" w:color="CCCCCC" w:sz="4"/>
-              <w:left w:val="single" w:color="CCCCCC" w:sz="4"/>
-              <w:bottom w:val="single" w:color="CCCCCC" w:sz="4"/>
-              <w:right w:val="single" w:color="CCCCCC" w:sz="4"/>
-            </w:tcBorders>
-            <w:tcMar>
-              <w:top w:w="80" w:type="dxa"/>
-              <w:bottom w:w="80" w:type="dxa"/>
-              <w:left w:w="120" w:type="dxa"/>
-              <w:right w:w="120" w:type="dxa"/>
-            </w:tcMar>
-          </w:tcPr>
-          <w:p>
-            <w:r/>
-            <w:r>
-              <w:rPr>
-                <w:rFonts w:ascii="Arial" w:hAnsi="Arial"/>
-                <w:b/>
-                <w:color w:val="333333"/>
-                <w:sz w:val="22"/>
-              </w:rPr>
-              <w:t>Conceito</w:t>
-            </w:r>
-          </w:p>
-        </w:tc>
-        <w:tc>
-          <w:tcPr>
-            <w:tcW w:type="dxa" w:w="4320"/>
-            <w:shd w:val="clear" w:fill="D6E4F0"/>
-            <w:tcBorders>
-              <w:top w:val="single" w:color="CCCCCC" w:sz="4"/>
-              <w:left w:val="single" w:color="CCCCCC" w:sz="4"/>
-              <w:bottom w:val="single" w:color="CCCCCC" w:sz="4"/>
-              <w:right w:val="single" w:color="CCCCCC" w:sz="4"/>
-            </w:tcBorders>
-            <w:tcMar>
-              <w:top w:w="80" w:type="dxa"/>
-              <w:bottom w:w="80" w:type="dxa"/>
-              <w:left w:w="120" w:type="dxa"/>
-              <w:right w:w="120" w:type="dxa"/>
-            </w:tcMar>
-          </w:tcPr>
-          <w:p>
-            <w:r/>
-            <w:r>
-              <w:rPr>
-                <w:rFonts w:ascii="Arial" w:hAnsi="Arial"/>
-                <w:b/>
-                <w:color w:val="333333"/>
-                <w:sz w:val="22"/>
-              </w:rPr>
-              <w:t>Definição</w:t>
-            </w:r>
-          </w:p>
-        </w:tc>
-      </w:tr>
-      <w:tr>
-        <w:tc>
-          <w:tcPr>
-            <w:tcW w:type="dxa" w:w="4320"/>
-            <w:shd w:val="clear" w:fill="FFFFFF"/>
-            <w:tcBorders>
-              <w:top w:val="single" w:color="CCCCCC" w:sz="4"/>
-              <w:left w:val="single" w:color="CCCCCC" w:sz="4"/>
-              <w:bottom w:val="single" w:color="CCCCCC" w:sz="4"/>
-              <w:right w:val="single" w:color="CCCCCC" w:sz="4"/>
-            </w:tcBorders>
-            <w:tcMar>
-              <w:top w:w="80" w:type="dxa"/>
-              <w:bottom w:w="80" w:type="dxa"/>
-              <w:left w:w="120" w:type="dxa"/>
-              <w:right w:w="120" w:type="dxa"/>
-            </w:tcMar>
-          </w:tcPr>
-          <w:p>
-            <w:r/>
-            <w:r>
-              <w:rPr>
-                <w:rFonts w:ascii="Arial" w:hAnsi="Arial"/>
-                <w:b w:val="0"/>
-                <w:color w:val="333333"/>
-                <w:sz w:val="22"/>
-              </w:rPr>
-              <w:t>Natural Language to Workflow</w:t>
-            </w:r>
-          </w:p>
-        </w:tc>
-        <w:tc>
-          <w:tcPr>
-            <w:tcW w:type="dxa" w:w="4320"/>
-            <w:shd w:val="clear" w:fill="FFFFFF"/>
-            <w:tcBorders>
-              <w:top w:val="single" w:color="CCCCCC" w:sz="4"/>
-              <w:left w:val="single" w:color="CCCCCC" w:sz="4"/>
-              <w:bottom w:val="single" w:color="CCCCCC" w:sz="4"/>
-              <w:right w:val="single" w:color="CCCCCC" w:sz="4"/>
-            </w:tcBorders>
-            <w:tcMar>
-              <w:top w:w="80" w:type="dxa"/>
-              <w:bottom w:w="80" w:type="dxa"/>
-              <w:left w:w="120" w:type="dxa"/>
-              <w:right w:w="120" w:type="dxa"/>
-            </w:tcMar>
-          </w:tcPr>
-          <w:p>
-            <w:r/>
-            <w:r>
-              <w:rPr>
-                <w:rFonts w:ascii="Arial" w:hAnsi="Arial"/>
-                <w:b w:val="0"/>
-                <w:color w:val="333333"/>
-                <w:sz w:val="22"/>
-              </w:rPr>
-              <w:t>Mensagem em linguagem natural interpretada semanticamente e convertida em payload estruturado para Jira/Slack/Notion</w:t>
-            </w:r>
-          </w:p>
-        </w:tc>
-      </w:tr>
-      <w:tr>
-        <w:tc>
-          <w:tcPr>
-            <w:tcW w:type="dxa" w:w="4320"/>
-            <w:shd w:val="clear" w:fill="FFFFFF"/>
-            <w:tcBorders>
-              <w:top w:val="single" w:color="CCCCCC" w:sz="4"/>
-              <w:left w:val="single" w:color="CCCCCC" w:sz="4"/>
-              <w:bottom w:val="single" w:color="CCCCCC" w:sz="4"/>
-              <w:right w:val="single" w:color="CCCCCC" w:sz="4"/>
-            </w:tcBorders>
-            <w:tcMar>
-              <w:top w:w="80" w:type="dxa"/>
-              <w:bottom w:w="80" w:type="dxa"/>
-              <w:left w:w="120" w:type="dxa"/>
-              <w:right w:w="120" w:type="dxa"/>
-            </w:tcMar>
-          </w:tcPr>
-          <w:p>
-            <w:r/>
-            <w:r>
-              <w:rPr>
-                <w:rFonts w:ascii="Arial" w:hAnsi="Arial"/>
-                <w:b w:val="0"/>
-                <w:color w:val="333333"/>
-                <w:sz w:val="22"/>
-              </w:rPr>
-              <w:t>Ferramentas conectadas vs. integradas</w:t>
-            </w:r>
-          </w:p>
-        </w:tc>
-        <w:tc>
-          <w:tcPr>
-            <w:tcW w:type="dxa" w:w="4320"/>
-            <w:shd w:val="clear" w:fill="FFFFFF"/>
-            <w:tcBorders>
-              <w:top w:val="single" w:color="CCCCCC" w:sz="4"/>
-              <w:left w:val="single" w:color="CCCCCC" w:sz="4"/>
-              <w:bottom w:val="single" w:color="CCCCCC" w:sz="4"/>
-              <w:right w:val="single" w:color="CCCCCC" w:sz="4"/>
-            </w:tcBorders>
-            <w:tcMar>
-              <w:top w:w="80" w:type="dxa"/>
-              <w:bottom w:w="80" w:type="dxa"/>
-              <w:left w:w="120" w:type="dxa"/>
-              <w:right w:w="120" w:type="dxa"/>
-            </w:tcMar>
-          </w:tcPr>
-          <w:p>
-            <w:r/>
-            <w:r>
-              <w:rPr>
-                <w:rFonts w:ascii="Arial" w:hAnsi="Arial"/>
-                <w:b w:val="0"/>
-                <w:color w:val="333333"/>
-                <w:sz w:val="22"/>
-              </w:rPr>
-              <w:t>Conectadas transportam eventos brutos; integradas interpretam contexto antes de agir</w:t>
-            </w:r>
-          </w:p>
-        </w:tc>
-      </w:tr>
-      <w:tr>
-        <w:tc>
-          <w:tcPr>
-            <w:tcW w:type="dxa" w:w="4320"/>
-            <w:shd w:val="clear" w:fill="FFFFFF"/>
-            <w:tcBorders>
-              <w:top w:val="single" w:color="CCCCCC" w:sz="4"/>
-              <w:left w:val="single" w:color="CCCCCC" w:sz="4"/>
-              <w:bottom w:val="single" w:color="CCCCCC" w:sz="4"/>
-              <w:right w:val="single" w:color="CCCCCC" w:sz="4"/>
-            </w:tcBorders>
-            <w:tcMar>
-              <w:top w:w="80" w:type="dxa"/>
-              <w:bottom w:w="80" w:type="dxa"/>
-              <w:left w:w="120" w:type="dxa"/>
-              <w:right w:w="120" w:type="dxa"/>
-            </w:tcMar>
-          </w:tcPr>
-          <w:p>
-            <w:r/>
-            <w:r>
-              <w:rPr>
-                <w:rFonts w:ascii="Arial" w:hAnsi="Arial"/>
-                <w:b w:val="0"/>
-                <w:color w:val="333333"/>
-                <w:sz w:val="22"/>
-              </w:rPr>
-              <w:t>Action Required</w:t>
-            </w:r>
-          </w:p>
-        </w:tc>
-        <w:tc>
-          <w:tcPr>
-            <w:tcW w:type="dxa" w:w="4320"/>
-            <w:shd w:val="clear" w:fill="FFFFFF"/>
-            <w:tcBorders>
-              <w:top w:val="single" w:color="CCCCCC" w:sz="4"/>
-              <w:left w:val="single" w:color="CCCCCC" w:sz="4"/>
-              <w:bottom w:val="single" w:color="CCCCCC" w:sz="4"/>
-              <w:right w:val="single" w:color="CCCCCC" w:sz="4"/>
-            </w:tcBorders>
-            <w:tcMar>
-              <w:top w:w="80" w:type="dxa"/>
-              <w:bottom w:w="80" w:type="dxa"/>
-              <w:left w:w="120" w:type="dxa"/>
-              <w:right w:w="120" w:type="dxa"/>
-            </w:tcMar>
-          </w:tcPr>
-          <w:p>
-            <w:r/>
-            <w:r>
-              <w:rPr>
-                <w:rFonts w:ascii="Arial" w:hAnsi="Arial"/>
-                <w:b w:val="0"/>
-                <w:color w:val="333333"/>
-                <w:sz w:val="22"/>
-              </w:rPr>
-              <w:t>Campo que sinaliza quando uma mensagem contém decisão gerencial pendente — impede criação automática de card quando ainda cabe julgamento humano</w:t>
-            </w:r>
-          </w:p>
-        </w:tc>
-      </w:tr>
-      <w:tr>
-        <w:tc>
-          <w:tcPr>
-            <w:tcW w:type="dxa" w:w="4320"/>
-            <w:shd w:val="clear" w:fill="FFFFFF"/>
-            <w:tcBorders>
-              <w:top w:val="single" w:color="CCCCCC" w:sz="4"/>
-              <w:left w:val="single" w:color="CCCCCC" w:sz="4"/>
-              <w:bottom w:val="single" w:color="CCCCCC" w:sz="4"/>
-              <w:right w:val="single" w:color="CCCCCC" w:sz="4"/>
-            </w:tcBorders>
-            <w:tcMar>
-              <w:top w:w="80" w:type="dxa"/>
-              <w:bottom w:w="80" w:type="dxa"/>
-              <w:left w:w="120" w:type="dxa"/>
-              <w:right w:w="120" w:type="dxa"/>
-            </w:tcMar>
-          </w:tcPr>
-          <w:p>
-            <w:r/>
-            <w:r>
-              <w:rPr>
-                <w:rFonts w:ascii="Arial" w:hAnsi="Arial"/>
-                <w:b w:val="0"/>
-                <w:color w:val="333333"/>
-                <w:sz w:val="22"/>
-              </w:rPr>
-              <w:t>Output vs. Outcome</w:t>
-            </w:r>
-          </w:p>
-        </w:tc>
-        <w:tc>
-          <w:tcPr>
-            <w:tcW w:type="dxa" w:w="4320"/>
-            <w:shd w:val="clear" w:fill="FFFFFF"/>
-            <w:tcBorders>
-              <w:top w:val="single" w:color="CCCCCC" w:sz="4"/>
-              <w:left w:val="single" w:color="CCCCCC" w:sz="4"/>
-              <w:bottom w:val="single" w:color="CCCCCC" w:sz="4"/>
-              <w:right w:val="single" w:color="CCCCCC" w:sz="4"/>
-            </w:tcBorders>
-            <w:tcMar>
-              <w:top w:w="80" w:type="dxa"/>
-              <w:bottom w:w="80" w:type="dxa"/>
-              <w:left w:w="120" w:type="dxa"/>
-              <w:right w:w="120" w:type="dxa"/>
-            </w:tcMar>
-          </w:tcPr>
-          <w:p>
-            <w:r/>
-            <w:r>
-              <w:rPr>
-                <w:rFonts w:ascii="Arial" w:hAnsi="Arial"/>
-                <w:b w:val="0"/>
-                <w:color w:val="333333"/>
-                <w:sz w:val="22"/>
-              </w:rPr>
-              <w:t>Output é o que foi entregue (funcionalidades); outcome é o impacto real gerado (indicador de negócio movido)</w:t>
-            </w:r>
-          </w:p>
-        </w:tc>
-      </w:tr>
-      <w:tr>
-        <w:tc>
-          <w:tcPr>
-            <w:tcW w:type="dxa" w:w="4320"/>
-            <w:shd w:val="clear" w:fill="FFFFFF"/>
-            <w:tcBorders>
-              <w:top w:val="single" w:color="CCCCCC" w:sz="4"/>
-              <w:left w:val="single" w:color="CCCCCC" w:sz="4"/>
-              <w:bottom w:val="single" w:color="CCCCCC" w:sz="4"/>
-              <w:right w:val="single" w:color="CCCCCC" w:sz="4"/>
-            </w:tcBorders>
-            <w:tcMar>
-              <w:top w:w="80" w:type="dxa"/>
-              <w:bottom w:w="80" w:type="dxa"/>
-              <w:left w:w="120" w:type="dxa"/>
-              <w:right w:w="120" w:type="dxa"/>
-            </w:tcMar>
-          </w:tcPr>
-          <w:p>
-            <w:r/>
-            <w:r>
-              <w:rPr>
-                <w:rFonts w:ascii="Arial" w:hAnsi="Arial"/>
-                <w:b w:val="0"/>
-                <w:color w:val="333333"/>
-                <w:sz w:val="22"/>
-              </w:rPr>
-              <w:t>OKR (Objective + Key Results)</w:t>
-            </w:r>
-          </w:p>
-        </w:tc>
-        <w:tc>
-          <w:tcPr>
-            <w:tcW w:type="dxa" w:w="4320"/>
-            <w:shd w:val="clear" w:fill="FFFFFF"/>
-            <w:tcBorders>
-              <w:top w:val="single" w:color="CCCCCC" w:sz="4"/>
-              <w:left w:val="single" w:color="CCCCCC" w:sz="4"/>
-              <w:bottom w:val="single" w:color="CCCCCC" w:sz="4"/>
-              <w:right w:val="single" w:color="CCCCCC" w:sz="4"/>
-            </w:tcBorders>
-            <w:tcMar>
-              <w:top w:w="80" w:type="dxa"/>
-              <w:bottom w:w="80" w:type="dxa"/>
-              <w:left w:w="120" w:type="dxa"/>
-              <w:right w:w="120" w:type="dxa"/>
-            </w:tcMar>
-          </w:tcPr>
-          <w:p>
-            <w:r/>
-            <w:r>
-              <w:rPr>
-                <w:rFonts w:ascii="Arial" w:hAnsi="Arial"/>
-                <w:b w:val="0"/>
-                <w:color w:val="333333"/>
-                <w:sz w:val="22"/>
-              </w:rPr>
-              <w:t>Objective é qualitativo/inspirador; Key Results são quantitativos, mensuráveis, com prazo e responsável — nunca uma tarefa disfarçada de indicador</w:t>
-            </w:r>
-          </w:p>
-        </w:tc>
-      </w:tr>
-    </w:tbl>
-    <w:p>
-      <w:pPr>
-        <w:spacing w:after="80"/>
-      </w:pPr>
-    </w:p>
-    <w:p>
-      <w:pPr>
-        <w:spacing w:before="120" w:after="120"/>
-        <w:ind w:left="360" w:right="360"/>
-        <w:shd w:val="clear" w:fill="F5F5F5"/>
-        <w:pBdr>
-          <w:left w:val="single" w:color="2E75B6" w:sz="4" w:space="10"/>
-        </w:pBdr>
-      </w:pPr>
-      <w:r>
-        <w:rPr>
-          <w:rFonts w:ascii="Arial" w:hAnsi="Arial"/>
-          <w:b w:val="0"/>
-          <w:color w:val="333333"/>
-          <w:sz w:val="22"/>
-        </w:rPr>
-        <w:t xml:space="preserve">🔑 </w:t>
-      </w:r>
-      <w:r>
-        <w:rPr>
-          <w:rFonts w:ascii="Arial" w:hAnsi="Arial"/>
-          <w:b/>
-          <w:color w:val="333333"/>
-          <w:sz w:val="22"/>
-        </w:rPr>
-        <w:t>Regra fundamental:</w:t>
-      </w:r>
-      <w:r>
-        <w:rPr>
-          <w:rFonts w:ascii="Arial" w:hAnsi="Arial"/>
-          <w:b w:val="0"/>
-          <w:color w:val="333333"/>
-          <w:sz w:val="22"/>
-        </w:rPr>
-        <w:t xml:space="preserve"> Key Results sempre superados com folga (~90%+ de conclusão constante) costumam indicar metas conservadoras demais, não sucesso — o papel do OKR é impulsionar, não confirmar o óbvio.</w:t>
-      </w:r>
-    </w:p>
-    <w:p>
-      <w:pPr>
-        <w:pStyle w:val="Heading2"/>
-        <w:spacing w:before="360" w:after="160"/>
-      </w:pPr>
-      <w:r>
-        <w:rPr>
-          <w:rFonts w:ascii="Arial" w:hAnsi="Arial"/>
-          <w:b/>
-          <w:color w:val="2E74B5"/>
-          <w:sz w:val="28"/>
-        </w:rPr>
-        <w:t>3. Detalhes de Implementação</w:t>
-      </w:r>
-    </w:p>
-    <w:p>
-      <w:pPr>
-        <w:pStyle w:val="Heading3"/>
-        <w:spacing w:before="200" w:after="80"/>
-      </w:pPr>
-      <w:r>
-        <w:rPr>
-          <w:rFonts w:ascii="Arial" w:hAnsi="Arial"/>
-          <w:b/>
-          <w:color w:val="1F4D78"/>
-          <w:sz w:val="24"/>
-        </w:rPr>
-        <w:t>3.1 Requirements Copilot — Discovery da RouteWise</w:t>
+        <w:t>Módulo 07 — Status Reports e Executive Summaries</w:t>
       </w:r>
     </w:p>
     <w:p>
@@ -3018,16 +3335,16 @@
           <w:color w:val="333333"/>
           <w:sz w:val="22"/>
         </w:rPr>
-        <w:t xml:space="preserve">O System Prompt define o modelo como </w:t>
+        <w:t xml:space="preserve">Os mesmos dados, três audiências, três linguagens — </w:t>
       </w:r>
       <w:r>
         <w:rPr>
           <w:rFonts w:ascii="Arial" w:hAnsi="Arial"/>
-          <w:i/>
+          <w:b/>
           <w:color w:val="333333"/>
           <w:sz w:val="22"/>
         </w:rPr>
-        <w:t>copiloto</w:t>
+        <w:t>Status Report Adaptativo</w:t>
       </w:r>
       <w:r>
         <w:rPr>
@@ -3036,354 +3353,7 @@
           <w:color w:val="333333"/>
           <w:sz w:val="22"/>
         </w:rPr>
-        <w:t xml:space="preserve"> (não assistente reativo): produz User Stories com papel específico do negócio (nunca "usuário" genérico), critérios de aceite em Gherkin proibindo termos subjetivos ("rapidamente", "adequadamente"), e um mapa de domínios com nível de confiança que serve de roteiro para as próximas entrevistas com o cliente. Toda ambiguidade vira pergunta registrada, nunca um valor inventado — e a boa prática de curadoria recomendada é rastrear cada história até um trecho específico da transcrição original; se não há origem localizável, é candidata a alucinação.</w:t>
-      </w:r>
-    </w:p>
-    <w:p>
-      <w:pPr>
-        <w:pStyle w:val="Heading3"/>
-        <w:spacing w:before="200" w:after="80"/>
-      </w:pPr>
-      <w:r>
-        <w:rPr>
-          <w:rFonts w:ascii="Arial" w:hAnsi="Arial"/>
-          <w:b/>
-          <w:color w:val="1F4D78"/>
-          <w:sz w:val="24"/>
-        </w:rPr>
-        <w:t>3.2 Backlog Scorer — RICE e WSJF Aplicados</w:t>
-      </w:r>
-    </w:p>
-    <w:p>
-      <w:pPr>
-        <w:spacing w:after="160"/>
-      </w:pPr>
-      <w:r>
-        <w:rPr>
-          <w:rFonts w:ascii="Arial" w:hAnsi="Arial"/>
-          <w:b w:val="0"/>
-          <w:color w:val="333333"/>
-          <w:sz w:val="22"/>
-        </w:rPr>
-        <w:t xml:space="preserve">O agente recebe as User Stories completas + contexto estratégico (OKR do diretor: reduzir sinistros por excesso de velocidade de 7 para 5 até setembro/2026) + restrições operacionais (sensores IoT com 60 dias de prazo de entrega). Após filtragem MoSCoW, aplica RICE e WSJF simultaneamente, gerando </w:t>
-      </w:r>
-      <w:r>
-        <w:rPr>
-          <w:rFonts w:ascii="Arial" w:hAnsi="Arial"/>
-          <w:b/>
-          <w:color w:val="333333"/>
-          <w:sz w:val="22"/>
-        </w:rPr>
-        <w:t>flags</w:t>
-      </w:r>
-      <w:r>
-        <w:rPr>
-          <w:rFonts w:ascii="Arial" w:hAnsi="Arial"/>
-          <w:b w:val="0"/>
-          <w:color w:val="333333"/>
-          <w:sz w:val="22"/>
-        </w:rPr>
-        <w:t xml:space="preserve"> de risco: dependências de hardware, meta de acurácia (80%) sem dados históricos suficientes para validar, e uma funcionalidade solicitada informalmente sem evidência de contribuição ao objetivo estratégico. A calibração usa três fontes de dados quando disponíveis — analytics de uso, pesquisas com usuários (cuidado: intenção declarada ≠ comportamento real de adoção) e indicadores financeiros — com estratégia de </w:t>
-      </w:r>
-      <w:r>
-        <w:rPr>
-          <w:rFonts w:ascii="Arial" w:hAnsi="Arial"/>
-          <w:i/>
-          <w:color w:val="333333"/>
-          <w:sz w:val="22"/>
-        </w:rPr>
-        <w:t>benchmark por analogia</w:t>
-      </w:r>
-      <w:r>
-        <w:rPr>
-          <w:rFonts w:ascii="Arial" w:hAnsi="Arial"/>
-          <w:b w:val="0"/>
-          <w:color w:val="333333"/>
-          <w:sz w:val="22"/>
-        </w:rPr>
-        <w:t xml:space="preserve"> para produtos novos em cold start, sempre sinalizando explicitamente quando a estimativa é uma projeção, não uma medição real.</w:t>
-      </w:r>
-    </w:p>
-    <w:p>
-      <w:pPr>
-        <w:pStyle w:val="Heading3"/>
-        <w:spacing w:before="200" w:after="80"/>
-      </w:pPr>
-      <w:r>
-        <w:rPr>
-          <w:rFonts w:ascii="Arial" w:hAnsi="Arial"/>
-          <w:b/>
-          <w:color w:val="1F4D78"/>
-          <w:sz w:val="24"/>
-        </w:rPr>
-        <w:t>3.3 Scheduling Prompt — Cronograma de Seis Sprints</w:t>
-      </w:r>
-    </w:p>
-    <w:p>
-      <w:pPr>
-        <w:spacing w:after="160"/>
-      </w:pPr>
-      <w:r>
-        <w:rPr>
-          <w:rFonts w:ascii="Arial" w:hAnsi="Arial"/>
-          <w:b w:val="0"/>
-          <w:color w:val="333333"/>
-          <w:sz w:val="22"/>
-        </w:rPr>
-        <w:t>Com temperatura reduzida (~0,3) para previsibilidade, o prompt recebe composição do time por especialização, capacidade real (65% da nominal — o restante reservado para suporte, bugs, reuniões), feriados que reduzem sprints específicas, e dependências técnicas/de recursos/externas. O cronograma resultante decompõe funcionalidades bloqueadas em entregas incrementais (versão simplificada do score de comportamento usando apenas dados já disponíveis) e cria proativamente uma tarefa "Enabler" para iniciar a aquisição de hardware antes mesmo de ser solicitada — inferência da lógica de planejamento, não instrução explícita. A manutenção preditiva fica fora do MVP por dois bloqueios: prazo de hardware e necessidade de ~30 dias de dados históricos para treinar o modelo com confiabilidade.</w:t>
-      </w:r>
-    </w:p>
-    <w:p>
-      <w:pPr>
-        <w:pStyle w:val="Heading3"/>
-        <w:spacing w:before="200" w:after="80"/>
-      </w:pPr>
-      <w:r>
-        <w:rPr>
-          <w:rFonts w:ascii="Arial" w:hAnsi="Arial"/>
-          <w:b/>
-          <w:color w:val="1F4D78"/>
-          <w:sz w:val="24"/>
-        </w:rPr>
-        <w:t>3.4 Probability Forecast Prompt — Monte Carlo do MVP</w:t>
-      </w:r>
-    </w:p>
-    <w:p>
-      <w:pPr>
-        <w:spacing w:after="160"/>
-      </w:pPr>
-      <w:r>
-        <w:rPr>
-          <w:rFonts w:ascii="Arial" w:hAnsi="Arial"/>
-          <w:b w:val="0"/>
-          <w:color w:val="333333"/>
-          <w:sz w:val="22"/>
-        </w:rPr>
-        <w:t>Cada User Story recebe estimativa de três pontos, com o cuidado de não misturar esforço de desenvolvimento com tempo de espera por dependência externa (lead time de fornecedor é restrição de calendário, não variabilidade de desenvolvimento). Com ~10.000 simulações, o resultado mostra P50 ≈ 12,5 semanas, P85 ≈ 13,1 semanas, P95 ≈ 13,4 semanas — intervalo estreito não por baixa incerteza, mas porque o hardware é tratado como restrição determinística, dominando a variabilidade do software. Comprometer 12 semanas (prazo original) equivaleria a aceitar apenas ~35% de confiança, evidenciando incompatibilidade entre expectativa e realidade estatística que precisa ser negociada.</w:t>
-      </w:r>
-    </w:p>
-    <w:p>
-      <w:pPr>
-        <w:pStyle w:val="Heading3"/>
-        <w:spacing w:before="200" w:after="80"/>
-      </w:pPr>
-      <w:r>
-        <w:rPr>
-          <w:rFonts w:ascii="Arial" w:hAnsi="Arial"/>
-          <w:b/>
-          <w:color w:val="1F4D78"/>
-          <w:sz w:val="24"/>
-        </w:rPr>
-        <w:t>3.5 Risk Monitor — Cockpit de Riscos da Sprint 5</w:t>
-      </w:r>
-    </w:p>
-    <w:p>
-      <w:pPr>
-        <w:spacing w:after="160"/>
-      </w:pPr>
-      <w:r>
-        <w:rPr>
-          <w:rFonts w:ascii="Arial" w:hAnsi="Arial"/>
-          <w:b w:val="0"/>
-          <w:color w:val="333333"/>
-          <w:sz w:val="22"/>
-        </w:rPr>
-        <w:t>Alimentado por histórico das quatro sprints anteriores (Lead Time subindo de ~6 para ~11 dias, Cycle Time estável, saldo de bugs crescente, defeito crítico afetando parte da frota, hardware ainda não entregue), o cockpit classifica quatro componentes de risco (fluxo/eficiência, qualidade, dependências externas, previsibilidade) e gera plano de mitigação com critérios de sucesso mensuráveis: aplicar "Stop Starting, Start Finishing", reduzir limites de WIP, e fortalecer a Definition of Ready para histórias dependentes de fatores externos.</w:t>
-      </w:r>
-    </w:p>
-    <w:p>
-      <w:pPr>
-        <w:pStyle w:val="Heading3"/>
-        <w:spacing w:before="200" w:after="80"/>
-      </w:pPr>
-      <w:r>
-        <w:rPr>
-          <w:rFonts w:ascii="Arial" w:hAnsi="Arial"/>
-          <w:b/>
-          <w:color w:val="1F4D78"/>
-          <w:sz w:val="24"/>
-        </w:rPr>
-        <w:t>3.6 Meeting Digest — Sprint Review com Duas Mudanças de Escopo</w:t>
-      </w:r>
-    </w:p>
-    <w:p>
-      <w:pPr>
-        <w:spacing w:after="160"/>
-      </w:pPr>
-      <w:r>
-        <w:rPr>
-          <w:rFonts w:ascii="Arial" w:hAnsi="Arial"/>
-          <w:b w:val="0"/>
-          <w:color w:val="333333"/>
-          <w:sz w:val="22"/>
-        </w:rPr>
-        <w:t>Processando a transcrição de uma Sprint Review, o agente distingue quatro categorias (ações, decisões, riscos/impedimentos, perguntas em aberto), consolidando o mesmo tema discutido em múltiplos momentos da reunião (retorno da funcionalidade S05 ao backlog por necessidade de demonstração executiva; criação da S06 por demanda do RH) numa única linha narrativa coerente, em vez de registros fragmentados. Limitações identificadas na curadoria: prazo implícito não convertido para campo estruturado, decisão técnica pontual (ajuste de timeout) não capturada como decisão formal, e uma pergunta sobre disponibilidade de API não registrada como pendência.</w:t>
-      </w:r>
-    </w:p>
-    <w:p>
-      <w:pPr>
-        <w:pStyle w:val="Heading3"/>
-        <w:spacing w:before="200" w:after="80"/>
-      </w:pPr>
-      <w:r>
-        <w:rPr>
-          <w:rFonts w:ascii="Arial" w:hAnsi="Arial"/>
-          <w:b/>
-          <w:color w:val="1F4D78"/>
-          <w:sz w:val="24"/>
-        </w:rPr>
-        <w:t>3.7 Status Report Adaptativo — Três Leituras da Sprint 4</w:t>
-      </w:r>
-    </w:p>
-    <w:p>
-      <w:pPr>
-        <w:spacing w:after="160"/>
-      </w:pPr>
-      <w:r>
-        <w:rPr>
-          <w:rFonts w:ascii="Arial" w:hAnsi="Arial"/>
-          <w:b w:val="0"/>
-          <w:color w:val="333333"/>
-          <w:sz w:val="22"/>
-        </w:rPr>
-        <w:t xml:space="preserve">Os mesmos indicadores (Velocity ~22 pontos, Lead Time ~10 dias, 11 bugs criados/6 resolvidos, bloqueio de hardware ativo) geram três documentos: técnico (foco em WIP e correção do defeito crítico), gerencial (classificação de status — vermelho ou amarelo, ambos defensáveis — e decisões pendentes de aprovação orçamentária), e executivo (funcionalidades já em valor, risco resumido, decisão de aprovação necessária). A extensão do fluxo para </w:t>
-      </w:r>
-      <w:r>
-        <w:rPr>
-          <w:rFonts w:ascii="Arial" w:hAnsi="Arial"/>
-          <w:b/>
-          <w:color w:val="333333"/>
-          <w:sz w:val="22"/>
-        </w:rPr>
-        <w:t>Executive Summary de portfólio</w:t>
-      </w:r>
-      <w:r>
-        <w:rPr>
-          <w:rFonts w:ascii="Arial" w:hAnsi="Arial"/>
-          <w:b w:val="0"/>
-          <w:color w:val="333333"/>
-          <w:sz w:val="22"/>
-        </w:rPr>
-        <w:t xml:space="preserve"> consolida múltiplos Status Reports executivos numa visão única para a diretoria acompanhar diversas iniciativas simultaneamente.</w:t>
-      </w:r>
-    </w:p>
-    <w:p>
-      <w:pPr>
-        <w:pStyle w:val="Heading3"/>
-        <w:spacing w:before="200" w:after="80"/>
-      </w:pPr>
-      <w:r>
-        <w:rPr>
-          <w:rFonts w:ascii="Arial" w:hAnsi="Arial"/>
-          <w:b/>
-          <w:color w:val="1F4D78"/>
-          <w:sz w:val="24"/>
-        </w:rPr>
-        <w:t>3.8 Compliance Checklist — Deploy dos Alertas de Velocidade</w:t>
-      </w:r>
-    </w:p>
-    <w:p>
-      <w:pPr>
-        <w:spacing w:after="160"/>
-      </w:pPr>
-      <w:r>
-        <w:rPr>
-          <w:rFonts w:ascii="Arial" w:hAnsi="Arial"/>
-          <w:b w:val="0"/>
-          <w:color w:val="333333"/>
-          <w:sz w:val="22"/>
-        </w:rPr>
-        <w:t>O primeiro deploy em produção (97 de 140 veículos compatíveis, devido ao bug S4-10 dos rastreadores de primeira geração) gera checklist contextualizado em três categorias: bloqueadores de deploy (base legal LGPD para dados de localização, aprovações formais, sinalização visual dos veículos não suportados — evitando um falso negativo perigoso: gestor interpretar ausência de alerta como "dentro do limite"), verificações operacionais (plano de comunicação, monitoramento pós-deploy, plano de rollback) e registros de auditoria. O Danger.js gerado complementa com regras executáveis no Pull Request: vínculo obrigatório com Jira, dupla aprovação para mudanças em componentes de GPS, alertas de cobertura de teste.</w:t>
-      </w:r>
-    </w:p>
-    <w:p>
-      <w:pPr>
-        <w:pStyle w:val="Heading3"/>
-        <w:spacing w:before="200" w:after="80"/>
-      </w:pPr>
-      <w:r>
-        <w:rPr>
-          <w:rFonts w:ascii="Arial" w:hAnsi="Arial"/>
-          <w:b/>
-          <w:color w:val="1F4D78"/>
-          <w:sz w:val="24"/>
-        </w:rPr>
-        <w:t>3.9 Natural Language to Workflow — Parser Semântico</w:t>
-      </w:r>
-    </w:p>
-    <w:p>
-      <w:pPr>
-        <w:spacing w:after="160"/>
-      </w:pPr>
-      <w:r>
-        <w:rPr>
-          <w:rFonts w:ascii="Arial" w:hAnsi="Arial"/>
-          <w:b w:val="0"/>
-          <w:color w:val="333333"/>
-          <w:sz w:val="22"/>
-        </w:rPr>
-        <w:t xml:space="preserve">Três cenários de mensagem no Slack demonstram o comportamento correto do parser: bug relatado em primeira pessoa ("preciso investigar") — responsável fica vazio, nunca inventado; solicitação ambígua entre feature e task — classificação exige julgamento humano; decisão binária pendente (adiar deploy vs. remover funcionalidade do escopo) — campo </w:t>
-      </w:r>
-      <w:r>
-        <w:rPr>
-          <w:rFonts w:ascii="Courier New" w:hAnsi="Courier New"/>
-          <w:color w:val="333333"/>
-          <w:sz w:val="20"/>
-        </w:rPr>
-        <w:t>Action Required</w:t>
-      </w:r>
-      <w:r>
-        <w:rPr>
-          <w:rFonts w:ascii="Arial" w:hAnsi="Arial"/>
-          <w:b w:val="0"/>
-          <w:color w:val="333333"/>
-          <w:sz w:val="22"/>
-        </w:rPr>
-        <w:t xml:space="preserve"> marcado explicitamente para impedir que o bot crie card operacional para uma decisão que ainda é estratégica. Refinamentos discutidos incluem recuperação de contexto de thread (padrão RAG), separação de múltiplas ações endereçadas a pessoas diferentes numa mesma mensagem, e tratamento de mensagens bilíngues com saída padronizada em português.</w:t>
-      </w:r>
-    </w:p>
-    <w:p>
-      <w:pPr>
-        <w:pStyle w:val="Heading3"/>
-        <w:spacing w:before="200" w:after="80"/>
-      </w:pPr>
-      <w:r>
-        <w:rPr>
-          <w:rFonts w:ascii="Arial" w:hAnsi="Arial"/>
-          <w:b/>
-          <w:color w:val="1F4D78"/>
-          <w:sz w:val="24"/>
-        </w:rPr>
-        <w:t>3.10 OKR Aligner — Da Meta ao Backlog</w:t>
-      </w:r>
-    </w:p>
-    <w:p>
-      <w:pPr>
-        <w:spacing w:after="160"/>
-      </w:pPr>
-      <w:r>
-        <w:rPr>
-          <w:rFonts w:ascii="Arial" w:hAnsi="Arial"/>
-          <w:b w:val="0"/>
-          <w:color w:val="333333"/>
-          <w:sz w:val="22"/>
-        </w:rPr>
-        <w:t>Dois templates: validação estrutural do OKR (Objective é estado desejado, não tarefa; Key Result mensurável, com prazo, baseline e responsável) e análise de alinhamento (cada User Story classificada como diretamente alinhada, indiretamente alinhada, ou não alinhada a um Key Result). No estudo de caso, a redução de sinistros estava em apenas 8% (meta: 20% até setembro) apesar da funcionalidade tecnicamente pronta — a causa raiz identificada não era técnica, era adoção: apenas 60% dos motoristas haviam sido treinados, redirecionando a recomendação de "mais desenvolvimento" para "priorizar treinamento".</w:t>
-      </w:r>
-    </w:p>
-    <w:p>
-      <w:pPr>
-        <w:pStyle w:val="Heading2"/>
-        <w:spacing w:before="360" w:after="160"/>
-      </w:pPr>
-      <w:r>
-        <w:rPr>
-          <w:rFonts w:ascii="Arial" w:hAnsi="Arial"/>
-          <w:b/>
-          <w:color w:val="2E74B5"/>
-          <w:sz w:val="28"/>
-        </w:rPr>
-        <w:t>4. Analogias Java/Spring Boot e Go</w:t>
+        <w:t>. Mesmo princípio de BI (mesmo dataset, dashboards diferentes por papel), aplicado a relatório em linguagem natural:</w:t>
       </w:r>
     </w:p>
     <w:tbl>
@@ -3431,7 +3401,2859 @@
                 <w:color w:val="333333"/>
                 <w:sz w:val="22"/>
               </w:rPr>
-              <w:t>Conceito de Gestão + IA</w:t>
+              <w:t>Audiência</w:t>
+            </w:r>
+          </w:p>
+        </w:tc>
+        <w:tc>
+          <w:tcPr>
+            <w:tcW w:type="dxa" w:w="2880"/>
+            <w:shd w:val="clear" w:fill="D6E4F0"/>
+            <w:tcBorders>
+              <w:top w:val="single" w:color="CCCCCC" w:sz="4"/>
+              <w:left w:val="single" w:color="CCCCCC" w:sz="4"/>
+              <w:bottom w:val="single" w:color="CCCCCC" w:sz="4"/>
+              <w:right w:val="single" w:color="CCCCCC" w:sz="4"/>
+            </w:tcBorders>
+            <w:tcMar>
+              <w:top w:w="80" w:type="dxa"/>
+              <w:bottom w:w="80" w:type="dxa"/>
+              <w:left w:w="120" w:type="dxa"/>
+              <w:right w:w="120" w:type="dxa"/>
+            </w:tcMar>
+          </w:tcPr>
+          <w:p>
+            <w:r/>
+            <w:r>
+              <w:rPr>
+                <w:rFonts w:ascii="Arial" w:hAnsi="Arial"/>
+                <w:b/>
+                <w:color w:val="333333"/>
+                <w:sz w:val="22"/>
+              </w:rPr>
+              <w:t>Foco</w:t>
+            </w:r>
+          </w:p>
+        </w:tc>
+        <w:tc>
+          <w:tcPr>
+            <w:tcW w:type="dxa" w:w="2880"/>
+            <w:shd w:val="clear" w:fill="D6E4F0"/>
+            <w:tcBorders>
+              <w:top w:val="single" w:color="CCCCCC" w:sz="4"/>
+              <w:left w:val="single" w:color="CCCCCC" w:sz="4"/>
+              <w:bottom w:val="single" w:color="CCCCCC" w:sz="4"/>
+              <w:right w:val="single" w:color="CCCCCC" w:sz="4"/>
+            </w:tcBorders>
+            <w:tcMar>
+              <w:top w:w="80" w:type="dxa"/>
+              <w:bottom w:w="80" w:type="dxa"/>
+              <w:left w:w="120" w:type="dxa"/>
+              <w:right w:w="120" w:type="dxa"/>
+            </w:tcMar>
+          </w:tcPr>
+          <w:p>
+            <w:r/>
+            <w:r>
+              <w:rPr>
+                <w:rFonts w:ascii="Arial" w:hAnsi="Arial"/>
+                <w:b/>
+                <w:color w:val="333333"/>
+                <w:sz w:val="22"/>
+              </w:rPr>
+              <w:t>Formato</w:t>
+            </w:r>
+          </w:p>
+        </w:tc>
+      </w:tr>
+      <w:tr>
+        <w:tc>
+          <w:tcPr>
+            <w:tcW w:type="dxa" w:w="2880"/>
+            <w:shd w:val="clear" w:fill="FFFFFF"/>
+            <w:tcBorders>
+              <w:top w:val="single" w:color="CCCCCC" w:sz="4"/>
+              <w:left w:val="single" w:color="CCCCCC" w:sz="4"/>
+              <w:bottom w:val="single" w:color="CCCCCC" w:sz="4"/>
+              <w:right w:val="single" w:color="CCCCCC" w:sz="4"/>
+            </w:tcBorders>
+            <w:tcMar>
+              <w:top w:w="80" w:type="dxa"/>
+              <w:bottom w:w="80" w:type="dxa"/>
+              <w:left w:w="120" w:type="dxa"/>
+              <w:right w:w="120" w:type="dxa"/>
+            </w:tcMar>
+          </w:tcPr>
+          <w:p>
+            <w:r/>
+            <w:r>
+              <w:rPr>
+                <w:rFonts w:ascii="Arial" w:hAnsi="Arial"/>
+                <w:b w:val="0"/>
+                <w:color w:val="333333"/>
+                <w:sz w:val="22"/>
+              </w:rPr>
+              <w:t>Time técnico</w:t>
+            </w:r>
+          </w:p>
+        </w:tc>
+        <w:tc>
+          <w:tcPr>
+            <w:tcW w:type="dxa" w:w="2880"/>
+            <w:shd w:val="clear" w:fill="FFFFFF"/>
+            <w:tcBorders>
+              <w:top w:val="single" w:color="CCCCCC" w:sz="4"/>
+              <w:left w:val="single" w:color="CCCCCC" w:sz="4"/>
+              <w:bottom w:val="single" w:color="CCCCCC" w:sz="4"/>
+              <w:right w:val="single" w:color="CCCCCC" w:sz="4"/>
+            </w:tcBorders>
+            <w:tcMar>
+              <w:top w:w="80" w:type="dxa"/>
+              <w:bottom w:w="80" w:type="dxa"/>
+              <w:left w:w="120" w:type="dxa"/>
+              <w:right w:w="120" w:type="dxa"/>
+            </w:tcMar>
+          </w:tcPr>
+          <w:p>
+            <w:r/>
+            <w:r>
+              <w:rPr>
+                <w:rFonts w:ascii="Arial" w:hAnsi="Arial"/>
+                <w:b w:val="0"/>
+                <w:color w:val="333333"/>
+                <w:sz w:val="22"/>
+              </w:rPr>
+              <w:t>Velocity, Lead/Cycle Time, débito técnico, bloqueio técnico</w:t>
+            </w:r>
+          </w:p>
+        </w:tc>
+        <w:tc>
+          <w:tcPr>
+            <w:tcW w:type="dxa" w:w="2880"/>
+            <w:shd w:val="clear" w:fill="FFFFFF"/>
+            <w:tcBorders>
+              <w:top w:val="single" w:color="CCCCCC" w:sz="4"/>
+              <w:left w:val="single" w:color="CCCCCC" w:sz="4"/>
+              <w:bottom w:val="single" w:color="CCCCCC" w:sz="4"/>
+              <w:right w:val="single" w:color="CCCCCC" w:sz="4"/>
+            </w:tcBorders>
+            <w:tcMar>
+              <w:top w:w="80" w:type="dxa"/>
+              <w:bottom w:w="80" w:type="dxa"/>
+              <w:left w:w="120" w:type="dxa"/>
+              <w:right w:w="120" w:type="dxa"/>
+            </w:tcMar>
+          </w:tcPr>
+          <w:p>
+            <w:r/>
+            <w:r>
+              <w:rPr>
+                <w:rFonts w:ascii="Arial" w:hAnsi="Arial"/>
+                <w:b w:val="0"/>
+                <w:color w:val="333333"/>
+                <w:sz w:val="22"/>
+              </w:rPr>
+              <w:t>Listas estruturadas, alta densidade</w:t>
+            </w:r>
+          </w:p>
+        </w:tc>
+      </w:tr>
+      <w:tr>
+        <w:tc>
+          <w:tcPr>
+            <w:tcW w:type="dxa" w:w="2880"/>
+            <w:shd w:val="clear" w:fill="FFFFFF"/>
+            <w:tcBorders>
+              <w:top w:val="single" w:color="CCCCCC" w:sz="4"/>
+              <w:left w:val="single" w:color="CCCCCC" w:sz="4"/>
+              <w:bottom w:val="single" w:color="CCCCCC" w:sz="4"/>
+              <w:right w:val="single" w:color="CCCCCC" w:sz="4"/>
+            </w:tcBorders>
+            <w:tcMar>
+              <w:top w:w="80" w:type="dxa"/>
+              <w:bottom w:w="80" w:type="dxa"/>
+              <w:left w:w="120" w:type="dxa"/>
+              <w:right w:w="120" w:type="dxa"/>
+            </w:tcMar>
+          </w:tcPr>
+          <w:p>
+            <w:r/>
+            <w:r>
+              <w:rPr>
+                <w:rFonts w:ascii="Arial" w:hAnsi="Arial"/>
+                <w:b w:val="0"/>
+                <w:color w:val="333333"/>
+                <w:sz w:val="22"/>
+              </w:rPr>
+              <w:t>Gestor de projeto/produto</w:t>
+            </w:r>
+          </w:p>
+        </w:tc>
+        <w:tc>
+          <w:tcPr>
+            <w:tcW w:type="dxa" w:w="2880"/>
+            <w:shd w:val="clear" w:fill="FFFFFF"/>
+            <w:tcBorders>
+              <w:top w:val="single" w:color="CCCCCC" w:sz="4"/>
+              <w:left w:val="single" w:color="CCCCCC" w:sz="4"/>
+              <w:bottom w:val="single" w:color="CCCCCC" w:sz="4"/>
+              <w:right w:val="single" w:color="CCCCCC" w:sz="4"/>
+            </w:tcBorders>
+            <w:tcMar>
+              <w:top w:w="80" w:type="dxa"/>
+              <w:bottom w:w="80" w:type="dxa"/>
+              <w:left w:w="120" w:type="dxa"/>
+              <w:right w:w="120" w:type="dxa"/>
+            </w:tcMar>
+          </w:tcPr>
+          <w:p>
+            <w:r/>
+            <w:r>
+              <w:rPr>
+                <w:rFonts w:ascii="Arial" w:hAnsi="Arial"/>
+                <w:b w:val="0"/>
+                <w:color w:val="333333"/>
+                <w:sz w:val="22"/>
+              </w:rPr>
+              <w:t>% conclusão, aderência ao cronograma, risco por probabilidade×impacto, decisão pendente</w:t>
+            </w:r>
+          </w:p>
+        </w:tc>
+        <w:tc>
+          <w:tcPr>
+            <w:tcW w:type="dxa" w:w="2880"/>
+            <w:shd w:val="clear" w:fill="FFFFFF"/>
+            <w:tcBorders>
+              <w:top w:val="single" w:color="CCCCCC" w:sz="4"/>
+              <w:left w:val="single" w:color="CCCCCC" w:sz="4"/>
+              <w:bottom w:val="single" w:color="CCCCCC" w:sz="4"/>
+              <w:right w:val="single" w:color="CCCCCC" w:sz="4"/>
+            </w:tcBorders>
+            <w:tcMar>
+              <w:top w:w="80" w:type="dxa"/>
+              <w:bottom w:w="80" w:type="dxa"/>
+              <w:left w:w="120" w:type="dxa"/>
+              <w:right w:w="120" w:type="dxa"/>
+            </w:tcMar>
+          </w:tcPr>
+          <w:p>
+            <w:r/>
+            <w:r>
+              <w:rPr>
+                <w:rFonts w:ascii="Arial" w:hAnsi="Arial"/>
+                <w:b w:val="0"/>
+                <w:color w:val="333333"/>
+                <w:sz w:val="22"/>
+              </w:rPr>
+              <w:t>Resumo executivo + tabela de risco</w:t>
+            </w:r>
+          </w:p>
+        </w:tc>
+      </w:tr>
+      <w:tr>
+        <w:tc>
+          <w:tcPr>
+            <w:tcW w:type="dxa" w:w="2880"/>
+            <w:shd w:val="clear" w:fill="FFFFFF"/>
+            <w:tcBorders>
+              <w:top w:val="single" w:color="CCCCCC" w:sz="4"/>
+              <w:left w:val="single" w:color="CCCCCC" w:sz="4"/>
+              <w:bottom w:val="single" w:color="CCCCCC" w:sz="4"/>
+              <w:right w:val="single" w:color="CCCCCC" w:sz="4"/>
+            </w:tcBorders>
+            <w:tcMar>
+              <w:top w:w="80" w:type="dxa"/>
+              <w:bottom w:w="80" w:type="dxa"/>
+              <w:left w:w="120" w:type="dxa"/>
+              <w:right w:w="120" w:type="dxa"/>
+            </w:tcMar>
+          </w:tcPr>
+          <w:p>
+            <w:r/>
+            <w:r>
+              <w:rPr>
+                <w:rFonts w:ascii="Arial" w:hAnsi="Arial"/>
+                <w:b w:val="0"/>
+                <w:color w:val="333333"/>
+                <w:sz w:val="22"/>
+              </w:rPr>
+              <w:t>Executivos/clientes</w:t>
+            </w:r>
+          </w:p>
+        </w:tc>
+        <w:tc>
+          <w:tcPr>
+            <w:tcW w:type="dxa" w:w="2880"/>
+            <w:shd w:val="clear" w:fill="FFFFFF"/>
+            <w:tcBorders>
+              <w:top w:val="single" w:color="CCCCCC" w:sz="4"/>
+              <w:left w:val="single" w:color="CCCCCC" w:sz="4"/>
+              <w:bottom w:val="single" w:color="CCCCCC" w:sz="4"/>
+              <w:right w:val="single" w:color="CCCCCC" w:sz="4"/>
+            </w:tcBorders>
+            <w:tcMar>
+              <w:top w:w="80" w:type="dxa"/>
+              <w:bottom w:w="80" w:type="dxa"/>
+              <w:left w:w="120" w:type="dxa"/>
+              <w:right w:w="120" w:type="dxa"/>
+            </w:tcMar>
+          </w:tcPr>
+          <w:p>
+            <w:r/>
+            <w:r>
+              <w:rPr>
+                <w:rFonts w:ascii="Arial" w:hAnsi="Arial"/>
+                <w:b w:val="0"/>
+                <w:color w:val="333333"/>
+                <w:sz w:val="22"/>
+              </w:rPr>
+              <w:t>ROI, previsibilidade, marco, risco que exige participação da diretoria</w:t>
+            </w:r>
+          </w:p>
+        </w:tc>
+        <w:tc>
+          <w:tcPr>
+            <w:tcW w:type="dxa" w:w="2880"/>
+            <w:shd w:val="clear" w:fill="FFFFFF"/>
+            <w:tcBorders>
+              <w:top w:val="single" w:color="CCCCCC" w:sz="4"/>
+              <w:left w:val="single" w:color="CCCCCC" w:sz="4"/>
+              <w:bottom w:val="single" w:color="CCCCCC" w:sz="4"/>
+              <w:right w:val="single" w:color="CCCCCC" w:sz="4"/>
+            </w:tcBorders>
+            <w:tcMar>
+              <w:top w:w="80" w:type="dxa"/>
+              <w:bottom w:w="80" w:type="dxa"/>
+              <w:left w:w="120" w:type="dxa"/>
+              <w:right w:w="120" w:type="dxa"/>
+            </w:tcMar>
+          </w:tcPr>
+          <w:p>
+            <w:r/>
+            <w:r>
+              <w:rPr>
+                <w:rFonts w:ascii="Arial" w:hAnsi="Arial"/>
+                <w:b w:val="0"/>
+                <w:color w:val="333333"/>
+                <w:sz w:val="22"/>
+              </w:rPr>
+              <w:t>Poucos parágrafos, no máximo uma página</w:t>
+            </w:r>
+          </w:p>
+        </w:tc>
+      </w:tr>
+    </w:tbl>
+    <w:p>
+      <w:pPr>
+        <w:spacing w:after="80"/>
+      </w:pPr>
+    </w:p>
+    <w:p>
+      <w:pPr>
+        <w:spacing w:before="120" w:after="120"/>
+        <w:ind w:left="360" w:right="360"/>
+        <w:shd w:val="clear" w:fill="F5F5F5"/>
+        <w:pBdr>
+          <w:left w:val="single" w:color="2E75B6" w:sz="4" w:space="10"/>
+        </w:pBdr>
+      </w:pPr>
+      <w:r>
+        <w:rPr>
+          <w:rFonts w:ascii="Arial" w:hAnsi="Arial"/>
+          <w:b w:val="0"/>
+          <w:color w:val="333333"/>
+          <w:sz w:val="22"/>
+        </w:rPr>
+        <w:t>⚠️ Erro mais comum: mandar o relatório técnico (Lead Time, WIP) sem adaptação para a diretoria. Tecnicamente correto, mas não vira decisão prática — "Lead Time cresceu 15%" precisa virar "ritmo de entrega está abaixo do planejado; ação X já em curso; cronograma geral preservado".</w:t>
+      </w:r>
+    </w:p>
+    <w:p>
+      <w:pPr>
+        <w:spacing w:before="120" w:after="120"/>
+        <w:ind w:left="360" w:right="360"/>
+        <w:shd w:val="clear" w:fill="F5F5F5"/>
+        <w:pBdr>
+          <w:left w:val="single" w:color="2E75B6" w:sz="4" w:space="10"/>
+        </w:pBdr>
+      </w:pPr>
+      <w:r>
+        <w:rPr>
+          <w:rFonts w:ascii="Arial" w:hAnsi="Arial"/>
+          <w:b w:val="0"/>
+          <w:color w:val="333333"/>
+          <w:sz w:val="22"/>
+        </w:rPr>
+        <w:t xml:space="preserve">🔍 Exemplo detalhado: os mesmos dados da Sprint 4 do RouteWise geram status </w:t>
+      </w:r>
+      <w:r>
+        <w:rPr>
+          <w:rFonts w:ascii="Arial" w:hAnsi="Arial"/>
+          <w:b/>
+          <w:color w:val="333333"/>
+          <w:sz w:val="22"/>
+        </w:rPr>
+        <w:t>vermelho</w:t>
+      </w:r>
+      <w:r>
+        <w:rPr>
+          <w:rFonts w:ascii="Arial" w:hAnsi="Arial"/>
+          <w:b w:val="0"/>
+          <w:color w:val="333333"/>
+          <w:sz w:val="22"/>
+        </w:rPr>
+        <w:t xml:space="preserve"> (IA) ou </w:t>
+      </w:r>
+      <w:r>
+        <w:rPr>
+          <w:rFonts w:ascii="Arial" w:hAnsi="Arial"/>
+          <w:b/>
+          <w:color w:val="333333"/>
+          <w:sz w:val="22"/>
+        </w:rPr>
+        <w:t>amarelo</w:t>
+      </w:r>
+      <w:r>
+        <w:rPr>
+          <w:rFonts w:ascii="Arial" w:hAnsi="Arial"/>
+          <w:b w:val="0"/>
+          <w:color w:val="333333"/>
+          <w:sz w:val="22"/>
+        </w:rPr>
+        <w:t xml:space="preserve"> (defensável por um gestor) — ambas interpretações são tecnicamente válidas. O objetivo da curadoria não é decidir quem está certo, é reconhecer que essa classificação é julgamento gerencial, não cálculo — vermelho mobiliza urgência, amarelo comunica risco sob controle.</w:t>
+      </w:r>
+    </w:p>
+    <w:p>
+      <w:pPr>
+        <w:spacing w:after="160"/>
+      </w:pPr>
+      <w:r>
+        <w:rPr>
+          <w:rFonts w:ascii="Arial" w:hAnsi="Arial"/>
+          <w:b w:val="0"/>
+          <w:color w:val="333333"/>
+          <w:sz w:val="22"/>
+        </w:rPr>
+        <w:t xml:space="preserve">Checklist de curadoria: validar todo número (arredondamento do modelo pode divergir do Jira oficial), simplificar linguagem para o executivo (nenhuma sigla técnica sem tradução), limitar a 2-3 decisões críticas por relatório (mais que isso, nenhuma recebe atenção), manter tom descritivo na versão técnica (não deixar o relatório "reclamar"), e nunca listar risco sem ação/responsável associado. Escalando para </w:t>
+      </w:r>
+      <w:r>
+        <w:rPr>
+          <w:rFonts w:ascii="Arial" w:hAnsi="Arial"/>
+          <w:b/>
+          <w:color w:val="333333"/>
+          <w:sz w:val="22"/>
+        </w:rPr>
+        <w:t>portfólio</w:t>
+      </w:r>
+      <w:r>
+        <w:rPr>
+          <w:rFonts w:ascii="Arial" w:hAnsi="Arial"/>
+          <w:b w:val="0"/>
+          <w:color w:val="333333"/>
+          <w:sz w:val="22"/>
+        </w:rPr>
+        <w:t>: o Executive Summary de cada projeto vira entrada de uma segunda rodada, produzindo um relatório único consolidado para a diretoria em vez de dezenas de relatórios isolados.</w:t>
+      </w:r>
+    </w:p>
+    <w:p>
+      <w:pPr>
+        <w:pStyle w:val="Heading3"/>
+        <w:spacing w:before="200" w:after="80"/>
+      </w:pPr>
+      <w:r>
+        <w:rPr>
+          <w:rFonts w:ascii="Arial" w:hAnsi="Arial"/>
+          <w:b/>
+          <w:color w:val="1F4D78"/>
+          <w:sz w:val="24"/>
+        </w:rPr>
+        <w:t>Módulo 08 — Governança, Compliance e Qualidade</w:t>
+      </w:r>
+    </w:p>
+    <w:p>
+      <w:pPr>
+        <w:spacing w:after="160"/>
+      </w:pPr>
+      <w:r>
+        <w:rPr>
+          <w:rFonts w:ascii="Arial" w:hAnsi="Arial"/>
+          <w:b/>
+          <w:color w:val="333333"/>
+          <w:sz w:val="22"/>
+        </w:rPr>
+        <w:t>Governança como Código (Governance as Code)</w:t>
+      </w:r>
+      <w:r>
+        <w:rPr>
+          <w:rFonts w:ascii="Arial" w:hAnsi="Arial"/>
+          <w:b w:val="0"/>
+          <w:color w:val="333333"/>
+          <w:sz w:val="22"/>
+        </w:rPr>
+        <w:t xml:space="preserve"> aplica à conformidade a mesma lógica que Infraestrutura como Código aplicou a servidor: regra deixa de depender de interpretação humana e de checklist manual, e passa a ser verificada automaticamente no pipeline, </w:t>
+      </w:r>
+      <w:r>
+        <w:rPr>
+          <w:rFonts w:ascii="Arial" w:hAnsi="Arial"/>
+          <w:b/>
+          <w:color w:val="333333"/>
+          <w:sz w:val="22"/>
+        </w:rPr>
+        <w:t>antes</w:t>
+      </w:r>
+      <w:r>
+        <w:rPr>
+          <w:rFonts w:ascii="Arial" w:hAnsi="Arial"/>
+          <w:b w:val="0"/>
+          <w:color w:val="333333"/>
+          <w:sz w:val="22"/>
+        </w:rPr>
+        <w:t xml:space="preserve"> da integração ao branch principal (quanto mais cedo detecta, mais barato corrigir).</w:t>
+      </w:r>
+    </w:p>
+    <w:p>
+      <w:pPr>
+        <w:spacing w:after="160"/>
+      </w:pPr>
+      <w:r>
+        <w:rPr>
+          <w:rFonts w:ascii="Arial" w:hAnsi="Arial"/>
+          <w:b w:val="0"/>
+          <w:color w:val="333333"/>
+          <w:sz w:val="22"/>
+        </w:rPr>
+        <w:t xml:space="preserve">IA atua em dois pontos: </w:t>
+      </w:r>
+      <w:r>
+        <w:rPr>
+          <w:rFonts w:ascii="Arial" w:hAnsi="Arial"/>
+          <w:b/>
+          <w:color w:val="333333"/>
+          <w:sz w:val="22"/>
+        </w:rPr>
+        <w:t>geração contextual do checklist</w:t>
+      </w:r>
+      <w:r>
+        <w:rPr>
+          <w:rFonts w:ascii="Arial" w:hAnsi="Arial"/>
+          <w:b w:val="0"/>
+          <w:color w:val="333333"/>
+          <w:sz w:val="22"/>
+        </w:rPr>
+        <w:t xml:space="preserve"> (adaptado ao domínio, requisito regulatório, arquitetura e histórico recente do projeto — não um checklist genérico reaproveitado) e </w:t>
+      </w:r>
+      <w:r>
+        <w:rPr>
+          <w:rFonts w:ascii="Arial" w:hAnsi="Arial"/>
+          <w:b/>
+          <w:color w:val="333333"/>
+          <w:sz w:val="22"/>
+        </w:rPr>
+        <w:t>rastreabilidade automatizada</w:t>
+      </w:r>
+      <w:r>
+        <w:rPr>
+          <w:rFonts w:ascii="Arial" w:hAnsi="Arial"/>
+          <w:b w:val="0"/>
+          <w:color w:val="333333"/>
+          <w:sz w:val="22"/>
+        </w:rPr>
+        <w:t xml:space="preserve"> (trilha auditável conectando requisito → decisão → Pull Request → commit → aprovação → deploy).</w:t>
+      </w:r>
+    </w:p>
+    <w:p>
+      <w:pPr>
+        <w:spacing w:before="120" w:after="120"/>
+        <w:ind w:left="360" w:right="360"/>
+        <w:shd w:val="clear" w:fill="F5F5F5"/>
+        <w:pBdr>
+          <w:left w:val="single" w:color="2E75B6" w:sz="4" w:space="10"/>
+        </w:pBdr>
+      </w:pPr>
+      <w:r>
+        <w:rPr>
+          <w:rFonts w:ascii="Arial" w:hAnsi="Arial"/>
+          <w:b w:val="0"/>
+          <w:color w:val="333333"/>
+          <w:sz w:val="22"/>
+        </w:rPr>
+        <w:t xml:space="preserve">🔍 Exemplo detalhado: ao gerar o checklist do primeiro deploy em produção dos alertas de velocidade, o modelo recebe o contexto do bug S4-10 (43 veículos com rastreador incompatível) e cria um </w:t>
+      </w:r>
+      <w:r>
+        <w:rPr>
+          <w:rFonts w:ascii="Arial" w:hAnsi="Arial"/>
+          <w:b/>
+          <w:color w:val="333333"/>
+          <w:sz w:val="22"/>
+        </w:rPr>
+        <w:t>bloqueador que não existiria em checklist genérico</w:t>
+      </w:r>
+      <w:r>
+        <w:rPr>
+          <w:rFonts w:ascii="Arial" w:hAnsi="Arial"/>
+          <w:b w:val="0"/>
+          <w:color w:val="333333"/>
+          <w:sz w:val="22"/>
+        </w:rPr>
+        <w:t>: exigir indicação visual explícita no painel de que aqueles veículos não estão sendo monitorados — evitando que a ausência de alerta seja lida como "dentro do limite de velocidade" quando na verdade é "sem monitoramento".</w:t>
+      </w:r>
+    </w:p>
+    <w:p>
+      <w:pPr>
+        <w:spacing w:after="160"/>
+      </w:pPr>
+      <w:r>
+        <w:rPr>
+          <w:rFonts w:ascii="Arial" w:hAnsi="Arial"/>
+          <w:b w:val="0"/>
+          <w:color w:val="333333"/>
+          <w:sz w:val="22"/>
+        </w:rPr>
+        <w:t xml:space="preserve">Checklist organizado em três categorias: </w:t>
+      </w:r>
+      <w:r>
+        <w:rPr>
+          <w:rFonts w:ascii="Arial" w:hAnsi="Arial"/>
+          <w:b/>
+          <w:color w:val="333333"/>
+          <w:sz w:val="22"/>
+        </w:rPr>
+        <w:t>bloqueadores de deploy</w:t>
+      </w:r>
+      <w:r>
+        <w:rPr>
+          <w:rFonts w:ascii="Arial" w:hAnsi="Arial"/>
+          <w:b w:val="0"/>
+          <w:color w:val="333333"/>
+          <w:sz w:val="22"/>
+        </w:rPr>
+        <w:t xml:space="preserve"> (LGPD documentada para dado de localização, aprovações formais vinculadas, criptografia em trânsito/repouso, teste de carga), </w:t>
+      </w:r>
+      <w:r>
+        <w:rPr>
+          <w:rFonts w:ascii="Arial" w:hAnsi="Arial"/>
+          <w:b/>
+          <w:color w:val="333333"/>
+          <w:sz w:val="22"/>
+        </w:rPr>
+        <w:t>verificações operacionais</w:t>
+      </w:r>
+      <w:r>
+        <w:rPr>
+          <w:rFonts w:ascii="Arial" w:hAnsi="Arial"/>
+          <w:b w:val="0"/>
+          <w:color w:val="333333"/>
+          <w:sz w:val="22"/>
+        </w:rPr>
+        <w:t xml:space="preserve"> (plano de comunicação da limitação aos usuários, monitoramento pós-deploy, plano de rollback, gestão de segredos) e </w:t>
+      </w:r>
+      <w:r>
+        <w:rPr>
+          <w:rFonts w:ascii="Arial" w:hAnsi="Arial"/>
+          <w:b/>
+          <w:color w:val="333333"/>
+          <w:sz w:val="22"/>
+        </w:rPr>
+        <w:t>registros obrigatórios de auditoria</w:t>
+      </w:r>
+      <w:r>
+        <w:rPr>
+          <w:rFonts w:ascii="Arial" w:hAnsi="Arial"/>
+          <w:b w:val="0"/>
+          <w:color w:val="333333"/>
+          <w:sz w:val="22"/>
+        </w:rPr>
+        <w:t xml:space="preserve"> (documentação de tratamento de dado pessoal, bug registrado nas notas de release, commit/versão vinculados ao épico). Curadoria continua essencial: a IA identifica o risco corretamente, mas a estratégia de mitigação com melhor custo-benefício (ex.: comunicação + nota de release em vez de nova UI, para não expandir escopo de uma release já fechada) é decisão do gerente.</w:t>
+      </w:r>
+    </w:p>
+    <w:p>
+      <w:pPr>
+        <w:spacing w:after="160"/>
+      </w:pPr>
+      <w:r>
+        <w:rPr>
+          <w:rFonts w:ascii="Arial" w:hAnsi="Arial"/>
+          <w:b/>
+          <w:color w:val="333333"/>
+          <w:sz w:val="22"/>
+        </w:rPr>
+        <w:t>Danger.js/Danger Python</w:t>
+      </w:r>
+      <w:r>
+        <w:rPr>
+          <w:rFonts w:ascii="Arial" w:hAnsi="Arial"/>
+          <w:b w:val="0"/>
+          <w:color w:val="333333"/>
+          <w:sz w:val="22"/>
+        </w:rPr>
+        <w:t xml:space="preserve"> transforma parte do checklist em regra executável no PR: vínculo obrigatório com o Jira, dupla aprovação para componente crítico (GPS), alerta de queda de cobertura de teste, alerta de PR grande. O modelo distingue </w:t>
+      </w:r>
+      <w:r>
+        <w:rPr>
+          <w:rFonts w:ascii="Arial" w:hAnsi="Arial"/>
+          <w:b/>
+          <w:color w:val="333333"/>
+          <w:sz w:val="22"/>
+        </w:rPr>
+        <w:t>bloqueante</w:t>
+      </w:r>
+      <w:r>
+        <w:rPr>
+          <w:rFonts w:ascii="Arial" w:hAnsi="Arial"/>
+          <w:b w:val="0"/>
+          <w:color w:val="333333"/>
+          <w:sz w:val="22"/>
+        </w:rPr>
+        <w:t xml:space="preserve"> (falta de Jira/aprovação) de </w:t>
+      </w:r>
+      <w:r>
+        <w:rPr>
+          <w:rFonts w:ascii="Arial" w:hAnsi="Arial"/>
+          <w:b/>
+          <w:color w:val="333333"/>
+          <w:sz w:val="22"/>
+        </w:rPr>
+        <w:t>informativo</w:t>
+      </w:r>
+      <w:r>
+        <w:rPr>
+          <w:rFonts w:ascii="Arial" w:hAnsi="Arial"/>
+          <w:b w:val="0"/>
+          <w:color w:val="333333"/>
+          <w:sz w:val="22"/>
+        </w:rPr>
+        <w:t xml:space="preserve"> (cobertura, tamanho) e é transparente sobre suas próprias limitações (não calcula cobertura sozinho — só interpreta relatório já produzido pelo CI). Boa prática de curadoria: extrair a lista de caminhos "críticos" do código para um </w:t>
+      </w:r>
+      <w:r>
+        <w:rPr>
+          <w:rFonts w:ascii="Arial" w:hAnsi="Arial"/>
+          <w:b/>
+          <w:color w:val="333333"/>
+          <w:sz w:val="22"/>
+        </w:rPr>
+        <w:t>arquivo de configuração externo</w:t>
+      </w:r>
+      <w:r>
+        <w:rPr>
+          <w:rFonts w:ascii="Arial" w:hAnsi="Arial"/>
+          <w:b w:val="0"/>
+          <w:color w:val="333333"/>
+          <w:sz w:val="22"/>
+        </w:rPr>
+        <w:t xml:space="preserve"> em vez de hardcode (ex.: heurística "contém 'gps' no caminho" é frágil — separar lógica de configuração deixa a regra sobreviver a refatoração).</w:t>
+      </w:r>
+    </w:p>
+    <w:p>
+      <w:pPr>
+        <w:pStyle w:val="Heading3"/>
+        <w:spacing w:before="200" w:after="80"/>
+      </w:pPr>
+      <w:r>
+        <w:rPr>
+          <w:rFonts w:ascii="Arial" w:hAnsi="Arial"/>
+          <w:b/>
+          <w:color w:val="1F4D78"/>
+          <w:sz w:val="24"/>
+        </w:rPr>
+        <w:t>Módulo 09 — Automação de Ecossistema (Slack/Jira/Notion)</w:t>
+      </w:r>
+    </w:p>
+    <w:p>
+      <w:pPr>
+        <w:spacing w:after="160"/>
+      </w:pPr>
+      <w:r>
+        <w:rPr>
+          <w:rFonts w:ascii="Arial" w:hAnsi="Arial"/>
+          <w:b/>
+          <w:color w:val="333333"/>
+          <w:sz w:val="22"/>
+        </w:rPr>
+        <w:t>Ferramentas conectadas</w:t>
+      </w:r>
+      <w:r>
+        <w:rPr>
+          <w:rFonts w:ascii="Arial" w:hAnsi="Arial"/>
+          <w:b w:val="0"/>
+          <w:color w:val="333333"/>
+          <w:sz w:val="22"/>
+        </w:rPr>
+        <w:t xml:space="preserve"> (webhook — compartilham evento, cópia cega de dado) vs. </w:t>
+      </w:r>
+      <w:r>
+        <w:rPr>
+          <w:rFonts w:ascii="Arial" w:hAnsi="Arial"/>
+          <w:b/>
+          <w:color w:val="333333"/>
+          <w:sz w:val="22"/>
+        </w:rPr>
+        <w:t>ferramentas integradas</w:t>
+      </w:r>
+      <w:r>
+        <w:rPr>
+          <w:rFonts w:ascii="Arial" w:hAnsi="Arial"/>
+          <w:b w:val="0"/>
+          <w:color w:val="333333"/>
+          <w:sz w:val="22"/>
+        </w:rPr>
+        <w:t xml:space="preserve"> (compartilham contexto — interpretam antes de agir). Um webhook tradicional cria card idêntico ao texto do Slack; o </w:t>
+      </w:r>
+      <w:r>
+        <w:rPr>
+          <w:rFonts w:ascii="Arial" w:hAnsi="Arial"/>
+          <w:b/>
+          <w:color w:val="333333"/>
+          <w:sz w:val="22"/>
+        </w:rPr>
+        <w:t>Ecosystem Bot / Natural Language to Workflow</w:t>
+      </w:r>
+      <w:r>
+        <w:rPr>
+          <w:rFonts w:ascii="Arial" w:hAnsi="Arial"/>
+          <w:b w:val="0"/>
+          <w:color w:val="333333"/>
+          <w:sz w:val="22"/>
+        </w:rPr>
+        <w:t xml:space="preserve"> interpreta a mensagem: identifica tipo (bug/feature/pergunta/decisão pendente), estima severidade, reconhece componente citado (sugere equipe responsável) e só então decide o artefato certo (card simples, incidente com notificação ao gestor, ou nada).</w:t>
+      </w:r>
+    </w:p>
+    <w:p>
+      <w:pPr>
+        <w:spacing w:before="120" w:after="120"/>
+        <w:ind w:left="360" w:right="360"/>
+        <w:shd w:val="clear" w:fill="F5F5F5"/>
+        <w:pBdr>
+          <w:left w:val="single" w:color="2E75B6" w:sz="4" w:space="10"/>
+        </w:pBdr>
+      </w:pPr>
+      <w:r>
+        <w:rPr>
+          <w:rFonts w:ascii="Arial" w:hAnsi="Arial"/>
+          <w:b w:val="0"/>
+          <w:color w:val="333333"/>
+          <w:sz w:val="22"/>
+        </w:rPr>
+        <w:t xml:space="preserve">🔑 Regra fundamental: mesma regra do Meeting Digest — o modelo </w:t>
+      </w:r>
+      <w:r>
+        <w:rPr>
+          <w:rFonts w:ascii="Arial" w:hAnsi="Arial"/>
+          <w:b/>
+          <w:color w:val="333333"/>
+          <w:sz w:val="22"/>
+        </w:rPr>
+        <w:t>nunca atribui responsável sem compromisso explícito</w:t>
+      </w:r>
+      <w:r>
+        <w:rPr>
+          <w:rFonts w:ascii="Arial" w:hAnsi="Arial"/>
+          <w:b w:val="0"/>
+          <w:color w:val="333333"/>
+          <w:sz w:val="22"/>
+        </w:rPr>
+        <w:t>. "Alguém pode pegar isso?" mantém o campo vazio e registra necessidade de confirmação; "eu vejo isso hoje" atribui à primeira pessoa.</w:t>
+      </w:r>
+    </w:p>
+    <w:p>
+      <w:pPr>
+        <w:spacing w:after="160"/>
+      </w:pPr>
+      <w:r>
+        <w:rPr>
+          <w:rFonts w:ascii="Arial" w:hAnsi="Arial"/>
+          <w:b w:val="0"/>
+          <w:color w:val="333333"/>
+          <w:sz w:val="22"/>
+        </w:rPr>
+        <w:t xml:space="preserve">Casos de ambiguidade tratados explicitamente: mensagem em </w:t>
+      </w:r>
+      <w:r>
+        <w:rPr>
+          <w:rFonts w:ascii="Arial" w:hAnsi="Arial"/>
+          <w:b/>
+          <w:color w:val="333333"/>
+          <w:sz w:val="22"/>
+        </w:rPr>
+        <w:t>thread</w:t>
+      </w:r>
+      <w:r>
+        <w:rPr>
+          <w:rFonts w:ascii="Arial" w:hAnsi="Arial"/>
+          <w:b w:val="0"/>
+          <w:color w:val="333333"/>
+          <w:sz w:val="22"/>
+        </w:rPr>
+        <w:t xml:space="preserve"> (resposta curta como "está aprovado" só faz sentido recuperando as mensagens anteriores — mesmo princípio de recuperação de contexto de um RAG, aplicado à conversa), </w:t>
+      </w:r>
+      <w:r>
+        <w:rPr>
+          <w:rFonts w:ascii="Arial" w:hAnsi="Arial"/>
+          <w:b/>
+          <w:color w:val="333333"/>
+          <w:sz w:val="22"/>
+        </w:rPr>
+        <w:t>múltiplas ações para pessoas diferentes</w:t>
+      </w:r>
+      <w:r>
+        <w:rPr>
+          <w:rFonts w:ascii="Arial" w:hAnsi="Arial"/>
+          <w:b w:val="0"/>
+          <w:color w:val="333333"/>
+          <w:sz w:val="22"/>
+        </w:rPr>
+        <w:t xml:space="preserve"> numa única mensagem (gera um objeto por responsável, não um card genérico com duas tarefas), </w:t>
+      </w:r>
+      <w:r>
+        <w:rPr>
+          <w:rFonts w:ascii="Arial" w:hAnsi="Arial"/>
+          <w:b/>
+          <w:color w:val="333333"/>
+          <w:sz w:val="22"/>
+        </w:rPr>
+        <w:t>pergunta disfarçada de ação</w:t>
+      </w:r>
+      <w:r>
+        <w:rPr>
+          <w:rFonts w:ascii="Arial" w:hAnsi="Arial"/>
+          <w:b w:val="0"/>
+          <w:color w:val="333333"/>
+          <w:sz w:val="22"/>
+        </w:rPr>
+        <w:t xml:space="preserve"> ("alguém já verificou?" não vira card de investigação automaticamente), </w:t>
+      </w:r>
+      <w:r>
+        <w:rPr>
+          <w:rFonts w:ascii="Arial" w:hAnsi="Arial"/>
+          <w:b/>
+          <w:color w:val="333333"/>
+          <w:sz w:val="22"/>
+        </w:rPr>
+        <w:t>decisão binária pendente</w:t>
+      </w:r>
+      <w:r>
+        <w:rPr>
+          <w:rFonts w:ascii="Arial" w:hAnsi="Arial"/>
+          <w:b w:val="0"/>
+          <w:color w:val="333333"/>
+          <w:sz w:val="22"/>
+        </w:rPr>
+        <w:t xml:space="preserve"> (mensagem com duas alternativas de escopo/cronograma precisa preencher obrigatoriamente um campo </w:t>
+      </w:r>
+      <w:r>
+        <w:rPr>
+          <w:rFonts w:ascii="Courier New" w:hAnsi="Courier New"/>
+          <w:color w:val="333333"/>
+          <w:sz w:val="20"/>
+        </w:rPr>
+        <w:t>Action Required</w:t>
+      </w:r>
+      <w:r>
+        <w:rPr>
+          <w:rFonts w:ascii="Arial" w:hAnsi="Arial"/>
+          <w:b w:val="0"/>
+          <w:color w:val="333333"/>
+          <w:sz w:val="22"/>
+        </w:rPr>
+        <w:t xml:space="preserve"> — nunca virar card operacional automático quando na verdade é decisão gerencial pendente), </w:t>
+      </w:r>
+      <w:r>
+        <w:rPr>
+          <w:rFonts w:ascii="Arial" w:hAnsi="Arial"/>
+          <w:b/>
+          <w:color w:val="333333"/>
+          <w:sz w:val="22"/>
+        </w:rPr>
+        <w:t>jargão interno</w:t>
+      </w:r>
+      <w:r>
+        <w:rPr>
+          <w:rFonts w:ascii="Arial" w:hAnsi="Arial"/>
+          <w:b w:val="0"/>
+          <w:color w:val="333333"/>
+          <w:sz w:val="22"/>
+        </w:rPr>
+        <w:t xml:space="preserve"> (glossário de termos como "P0" incorporado ao contexto do parser) e </w:t>
+      </w:r>
+      <w:r>
+        <w:rPr>
+          <w:rFonts w:ascii="Arial" w:hAnsi="Arial"/>
+          <w:b/>
+          <w:color w:val="333333"/>
+          <w:sz w:val="22"/>
+        </w:rPr>
+        <w:t>mensagem bilíngue</w:t>
+      </w:r>
+      <w:r>
+        <w:rPr>
+          <w:rFonts w:ascii="Arial" w:hAnsi="Arial"/>
+          <w:b w:val="0"/>
+          <w:color w:val="333333"/>
+          <w:sz w:val="22"/>
+        </w:rPr>
+        <w:t xml:space="preserve"> (aceita entrada mista PT/EN, mas padroniza saída em português).</w:t>
+      </w:r>
+    </w:p>
+    <w:p>
+      <w:pPr>
+        <w:spacing w:after="160"/>
+      </w:pPr>
+      <w:r>
+        <w:rPr>
+          <w:rFonts w:ascii="Arial" w:hAnsi="Arial"/>
+          <w:b w:val="0"/>
+          <w:color w:val="333333"/>
+          <w:sz w:val="22"/>
+        </w:rPr>
+        <w:t xml:space="preserve">Cuidados operacionais: sincronização </w:t>
+      </w:r>
+      <w:r>
+        <w:rPr>
+          <w:rFonts w:ascii="Arial" w:hAnsi="Arial"/>
+          <w:b/>
+          <w:color w:val="333333"/>
+          <w:sz w:val="22"/>
+        </w:rPr>
+        <w:t>unidirecional</w:t>
+      </w:r>
+      <w:r>
+        <w:rPr>
+          <w:rFonts w:ascii="Arial" w:hAnsi="Arial"/>
+          <w:b w:val="0"/>
+          <w:color w:val="333333"/>
+          <w:sz w:val="22"/>
+        </w:rPr>
+        <w:t xml:space="preserve"> quando o Jira é a fonte oficial (evita conflito de edição vinda do Slack); separar canal de colaboração de canal de notificação automática (senão o canal principal vira ruído ignorado); sempre ter procedimento manual de contingência (token expira, webhook cai); anexar sempre a mensagem original e o link da thread ao card (preserva contexto para investigação futura); registrar log estruturado de cada card criado automaticamente (data, canal, versão do prompt, resultado) — trilha de auditoria da própria automação.</w:t>
+      </w:r>
+    </w:p>
+    <w:p>
+      <w:pPr>
+        <w:pStyle w:val="Heading3"/>
+        <w:spacing w:before="200" w:after="80"/>
+      </w:pPr>
+      <w:r>
+        <w:rPr>
+          <w:rFonts w:ascii="Arial" w:hAnsi="Arial"/>
+          <w:b/>
+          <w:color w:val="1F4D78"/>
+          <w:sz w:val="24"/>
+        </w:rPr>
+        <w:t>Módulo 10 — Portfólio e OKRs com IA</w:t>
+      </w:r>
+    </w:p>
+    <w:p>
+      <w:pPr>
+        <w:spacing w:after="160"/>
+      </w:pPr>
+      <w:r>
+        <w:rPr>
+          <w:rFonts w:ascii="Arial" w:hAnsi="Arial"/>
+          <w:b/>
+          <w:color w:val="333333"/>
+          <w:sz w:val="22"/>
+        </w:rPr>
+        <w:t>Output</w:t>
+      </w:r>
+      <w:r>
+        <w:rPr>
+          <w:rFonts w:ascii="Arial" w:hAnsi="Arial"/>
+          <w:b w:val="0"/>
+          <w:color w:val="333333"/>
+          <w:sz w:val="22"/>
+        </w:rPr>
+        <w:t xml:space="preserve"> (o que a equipe produz — funcionalidade, API, dashboard) vs. </w:t>
+      </w:r>
+      <w:r>
+        <w:rPr>
+          <w:rFonts w:ascii="Arial" w:hAnsi="Arial"/>
+          <w:b/>
+          <w:color w:val="333333"/>
+          <w:sz w:val="22"/>
+        </w:rPr>
+        <w:t>outcome</w:t>
+      </w:r>
+      <w:r>
+        <w:rPr>
+          <w:rFonts w:ascii="Arial" w:hAnsi="Arial"/>
+          <w:b w:val="0"/>
+          <w:color w:val="333333"/>
+          <w:sz w:val="22"/>
+        </w:rPr>
+        <w:t xml:space="preserve"> (o impacto real no negócio — retenção, custo, satisfação). Entregar todas as User Stories da sprint é output perfeito com outcome possivelmente nulo. Os </w:t>
+      </w:r>
+      <w:r>
+        <w:rPr>
+          <w:rFonts w:ascii="Arial" w:hAnsi="Arial"/>
+          <w:b/>
+          <w:color w:val="333333"/>
+          <w:sz w:val="22"/>
+        </w:rPr>
+        <w:t>OKRs (Objectives and Key Results)</w:t>
+      </w:r>
+      <w:r>
+        <w:rPr>
+          <w:rFonts w:ascii="Arial" w:hAnsi="Arial"/>
+          <w:b w:val="0"/>
+          <w:color w:val="333333"/>
+          <w:sz w:val="22"/>
+        </w:rPr>
+        <w:t xml:space="preserve"> conectam backlog a estratégia: Objective é qualitativo e inspirador (o quê); Key Results são sempre quantitativos, mensuráveis, com prazo e baseline (como comprovar que aconteceu).</w:t>
+      </w:r>
+    </w:p>
+    <w:p>
+      <w:pPr>
+        <w:spacing w:before="120" w:after="120"/>
+        <w:ind w:left="360" w:right="360"/>
+        <w:shd w:val="clear" w:fill="F5F5F5"/>
+        <w:pBdr>
+          <w:left w:val="single" w:color="2E75B6" w:sz="4" w:space="10"/>
+        </w:pBdr>
+      </w:pPr>
+      <w:r>
+        <w:rPr>
+          <w:rFonts w:ascii="Arial" w:hAnsi="Arial"/>
+          <w:b w:val="0"/>
+          <w:color w:val="333333"/>
+          <w:sz w:val="22"/>
+        </w:rPr>
+        <w:t xml:space="preserve">🔑 Regra fundamental: o erro mais comum é escrever uma </w:t>
+      </w:r>
+      <w:r>
+        <w:rPr>
+          <w:rFonts w:ascii="Arial" w:hAnsi="Arial"/>
+          <w:b/>
+          <w:color w:val="333333"/>
+          <w:sz w:val="22"/>
+        </w:rPr>
+        <w:t>tarefa</w:t>
+      </w:r>
+      <w:r>
+        <w:rPr>
+          <w:rFonts w:ascii="Arial" w:hAnsi="Arial"/>
+          <w:b w:val="0"/>
+          <w:color w:val="333333"/>
+          <w:sz w:val="22"/>
+        </w:rPr>
+        <w:t xml:space="preserve"> como Key Result ("implementar o módulo X") em vez de um resultado de negócio ("reduzir sinistros em 20% até setembro"). Uma tarefa concluída não prova nada sobre outcome — só sobre entrega.</w:t>
+      </w:r>
+    </w:p>
+    <w:p>
+      <w:pPr>
+        <w:spacing w:after="160"/>
+      </w:pPr>
+      <w:r>
+        <w:rPr>
+          <w:rFonts w:ascii="Arial" w:hAnsi="Arial"/>
+          <w:b w:val="0"/>
+          <w:color w:val="333333"/>
+          <w:sz w:val="22"/>
+        </w:rPr>
+        <w:t xml:space="preserve">O </w:t>
+      </w:r>
+      <w:r>
+        <w:rPr>
+          <w:rFonts w:ascii="Arial" w:hAnsi="Arial"/>
+          <w:b/>
+          <w:color w:val="333333"/>
+          <w:sz w:val="22"/>
+        </w:rPr>
+        <w:t>OKR Aligner</w:t>
+      </w:r>
+      <w:r>
+        <w:rPr>
+          <w:rFonts w:ascii="Arial" w:hAnsi="Arial"/>
+          <w:b w:val="0"/>
+          <w:color w:val="333333"/>
+          <w:sz w:val="22"/>
+        </w:rPr>
+        <w:t xml:space="preserve"> tem dois templates: (1) validação estrutural do próprio OKR (Objective é estado desejado, não tarefa? Key Result é mensurável, tem prazo, baseline e responsável?) e (2) alinhamento do backlog com a estratégia, classificando cada User Story em </w:t>
+      </w:r>
+      <w:r>
+        <w:rPr>
+          <w:rFonts w:ascii="Arial" w:hAnsi="Arial"/>
+          <w:b/>
+          <w:color w:val="333333"/>
+          <w:sz w:val="22"/>
+        </w:rPr>
+        <w:t>diretamente alinhada</w:t>
+      </w:r>
+      <w:r>
+        <w:rPr>
+          <w:rFonts w:ascii="Arial" w:hAnsi="Arial"/>
+          <w:b w:val="0"/>
+          <w:color w:val="333333"/>
+          <w:sz w:val="22"/>
+        </w:rPr>
+        <w:t xml:space="preserve"> (contribui mensuravelmente para um KR), </w:t>
+      </w:r>
+      <w:r>
+        <w:rPr>
+          <w:rFonts w:ascii="Arial" w:hAnsi="Arial"/>
+          <w:b/>
+          <w:color w:val="333333"/>
+          <w:sz w:val="22"/>
+        </w:rPr>
+        <w:t>indiretamente alinhada</w:t>
+      </w:r>
+      <w:r>
+        <w:rPr>
+          <w:rFonts w:ascii="Arial" w:hAnsi="Arial"/>
+          <w:b w:val="0"/>
+          <w:color w:val="333333"/>
+          <w:sz w:val="22"/>
+        </w:rPr>
+        <w:t xml:space="preserve"> (viabiliza outra iniciativa alinhada) ou </w:t>
+      </w:r>
+      <w:r>
+        <w:rPr>
+          <w:rFonts w:ascii="Arial" w:hAnsi="Arial"/>
+          <w:b/>
+          <w:color w:val="333333"/>
+          <w:sz w:val="22"/>
+        </w:rPr>
+        <w:t>não alinhada</w:t>
+      </w:r>
+      <w:r>
+        <w:rPr>
+          <w:rFonts w:ascii="Arial" w:hAnsi="Arial"/>
+          <w:b w:val="0"/>
+          <w:color w:val="333333"/>
+          <w:sz w:val="22"/>
+        </w:rPr>
+        <w:t xml:space="preserve"> (sem conexão visível — candidata a remoção, transferência para backlog de inovação, ou sinal de que os próprios OKRs precisam ser revisados).</w:t>
+      </w:r>
+    </w:p>
+    <w:p>
+      <w:pPr>
+        <w:spacing w:before="120" w:after="120"/>
+        <w:ind w:left="360" w:right="360"/>
+        <w:shd w:val="clear" w:fill="F5F5F5"/>
+        <w:pBdr>
+          <w:left w:val="single" w:color="2E75B6" w:sz="4" w:space="10"/>
+        </w:pBdr>
+      </w:pPr>
+      <w:r>
+        <w:rPr>
+          <w:rFonts w:ascii="Arial" w:hAnsi="Arial"/>
+          <w:b w:val="0"/>
+          <w:color w:val="333333"/>
+          <w:sz w:val="22"/>
+        </w:rPr>
+        <w:t>🔍 Exemplo detalhado: no case RouteWise, a redução de sinistros está em 8% quando a meta era 20% até setembro — o Key Result parece "razoavelmente indo bem" olhando isolado, mas projetando o ritmo restante contra o prazo, o modelo identifica risco real de não atingir a meta. Investigando a causa: a funcionalidade técnica já está pronta, mas só ~60% dos motoristas foram treinados — o limitador não é tecnológico, é adoção. A recomendação vira treinamento, não mais desenvolvimento.</w:t>
+      </w:r>
+    </w:p>
+    <w:p>
+      <w:pPr>
+        <w:spacing w:before="120" w:after="120"/>
+        <w:ind w:left="360" w:right="360"/>
+        <w:shd w:val="clear" w:fill="F5F5F5"/>
+        <w:pBdr>
+          <w:left w:val="single" w:color="2E75B6" w:sz="4" w:space="10"/>
+        </w:pBdr>
+      </w:pPr>
+      <w:r>
+        <w:rPr>
+          <w:rFonts w:ascii="Arial" w:hAnsi="Arial"/>
+          <w:b w:val="0"/>
+          <w:color w:val="333333"/>
+          <w:sz w:val="22"/>
+        </w:rPr>
+        <w:t xml:space="preserve">⚠️ Sinal de alerta contra-intuitivo: quase todo Key Result batendo &gt;90% de conclusão não é sucesso — é sinal de meta conservadora demais. OKR usado para avaliação individual de desempenho produz o mesmo efeito perverso (equipe evita meta ambiciosa por medo de punição). OKR funciona melhor como instrumento de </w:t>
+      </w:r>
+      <w:r>
+        <w:rPr>
+          <w:rFonts w:ascii="Arial" w:hAnsi="Arial"/>
+          <w:b/>
+          <w:color w:val="333333"/>
+          <w:sz w:val="22"/>
+        </w:rPr>
+        <w:t>aprendizado organizacional</w:t>
+      </w:r>
+      <w:r>
+        <w:rPr>
+          <w:rFonts w:ascii="Arial" w:hAnsi="Arial"/>
+          <w:b w:val="0"/>
+          <w:color w:val="333333"/>
+          <w:sz w:val="22"/>
+        </w:rPr>
+        <w:t>, não de cobrança.</w:t>
+      </w:r>
+    </w:p>
+    <w:p>
+      <w:pPr>
+        <w:spacing w:after="160"/>
+      </w:pPr>
+      <w:r>
+        <w:rPr>
+          <w:rFonts w:ascii="Arial" w:hAnsi="Arial"/>
+          <w:b w:val="0"/>
+          <w:color w:val="333333"/>
+          <w:sz w:val="22"/>
+        </w:rPr>
+        <w:t>Sinais de que a cultura de OKR realmente pegou (não é só documento): a equipe questiona espontaneamente a qual objetivo uma nova demanda se conecta; métrica de negócio aparece nas conversas de cerimônia, não só Story Points; alinhamento estratégico vira filtro de priorização recorrente, não auditoria trimestral. Prática recomendada: check-in semanal de ~5 minutos, focado em visibilidade e remoção de bloqueio — não em cobrança de quem "falhou".</w:t>
+      </w:r>
+    </w:p>
+    <w:p>
+      <w:pPr>
+        <w:pStyle w:val="Heading2"/>
+        <w:spacing w:before="360" w:after="160"/>
+      </w:pPr>
+      <w:r>
+        <w:rPr>
+          <w:rFonts w:ascii="Arial" w:hAnsi="Arial"/>
+          <w:b/>
+          <w:color w:val="2E74B5"/>
+          <w:sz w:val="28"/>
+        </w:rPr>
+        <w:t>3. Detalhes de Implementação</w:t>
+      </w:r>
+    </w:p>
+    <w:p>
+      <w:pPr>
+        <w:spacing w:after="160"/>
+      </w:pPr>
+      <w:r>
+        <w:rPr>
+          <w:rFonts w:ascii="Arial" w:hAnsi="Arial"/>
+          <w:b w:val="0"/>
+          <w:color w:val="333333"/>
+          <w:sz w:val="22"/>
+        </w:rPr>
+        <w:t xml:space="preserve">O módulo não usa projetos de código Java/Go — cada "ferramenta" é um </w:t>
+      </w:r>
+      <w:r>
+        <w:rPr>
+          <w:rFonts w:ascii="Arial" w:hAnsi="Arial"/>
+          <w:b/>
+          <w:color w:val="333333"/>
+          <w:sz w:val="22"/>
+        </w:rPr>
+        <w:t>System Prompt</w:t>
+      </w:r>
+      <w:r>
+        <w:rPr>
+          <w:rFonts w:ascii="Arial" w:hAnsi="Arial"/>
+          <w:b w:val="0"/>
+          <w:color w:val="333333"/>
+          <w:sz w:val="22"/>
+        </w:rPr>
+        <w:t xml:space="preserve"> (configurado no Google AI Studio, Gemini) mais, em alguns módulos, um script de apoio (JS/Python) ou um payload JSON de integração. Todas seguem o mesmo padrão arquitetural: entrada em linguagem natural ou dado semiestruturado → prompt com regras de comportamento explícitas (papel, formato de saída, protocolo de ambiguidade) → saída estruturada (Markdown com tabelas/JSON) pronta para revisão humana e integração com Jira/Slack/Notion.</w:t>
+      </w:r>
+    </w:p>
+    <w:p>
+      <w:pPr>
+        <w:pStyle w:val="Heading3"/>
+        <w:spacing w:before="200" w:after="80"/>
+      </w:pPr>
+      <w:r>
+        <w:rPr>
+          <w:rFonts w:ascii="Arial" w:hAnsi="Arial"/>
+          <w:b/>
+          <w:color w:val="1F4D78"/>
+          <w:sz w:val="24"/>
+        </w:rPr>
+        <w:t>3.1 Requirements Copilot (Módulo 01)</w:t>
+      </w:r>
+    </w:p>
+    <w:p>
+      <w:pPr>
+        <w:spacing w:after="160"/>
+      </w:pPr>
+      <w:r>
+        <w:rPr>
+          <w:rFonts w:ascii="Arial" w:hAnsi="Arial"/>
+          <w:b w:val="0"/>
+          <w:color w:val="333333"/>
+          <w:sz w:val="22"/>
+        </w:rPr>
+        <w:t>O que faz: recebe a transcrição de uma reunião de discovery e produz mapa de domínios com nível de confiança, épicos, User Stories com ator específico e critérios INVEST, critérios de aceite em Gherkin (sem termo subjetivo) e lista de perguntas em aberto.</w:t>
+      </w:r>
+    </w:p>
+    <w:p>
+      <w:pPr>
+        <w:spacing w:after="160"/>
+      </w:pPr>
+      <w:r>
+        <w:rPr>
+          <w:rFonts w:ascii="Arial" w:hAnsi="Arial"/>
+          <w:b w:val="0"/>
+          <w:color w:val="333333"/>
+          <w:sz w:val="22"/>
+        </w:rPr>
+        <w:t>Fluxo de dados: transcrição bruta (</w:t>
+      </w:r>
+      <w:r>
+        <w:rPr>
+          <w:rFonts w:ascii="Courier New" w:hAnsi="Courier New"/>
+          <w:color w:val="333333"/>
+          <w:sz w:val="20"/>
+        </w:rPr>
+        <w:t>.md</w:t>
+      </w:r>
+      <w:r>
+        <w:rPr>
+          <w:rFonts w:ascii="Arial" w:hAnsi="Arial"/>
+          <w:b w:val="0"/>
+          <w:color w:val="333333"/>
+          <w:sz w:val="22"/>
+        </w:rPr>
+        <w:t>/</w:t>
+      </w:r>
+      <w:r>
+        <w:rPr>
+          <w:rFonts w:ascii="Courier New" w:hAnsi="Courier New"/>
+          <w:color w:val="333333"/>
+          <w:sz w:val="20"/>
+        </w:rPr>
+        <w:t>.wav</w:t>
+      </w:r>
+      <w:r>
+        <w:rPr>
+          <w:rFonts w:ascii="Arial" w:hAnsi="Arial"/>
+          <w:b w:val="0"/>
+          <w:color w:val="333333"/>
+          <w:sz w:val="22"/>
+        </w:rPr>
+        <w:t>) → System Prompt (</w:t>
+      </w:r>
+      <w:r>
+        <w:rPr>
+          <w:rFonts w:ascii="Courier New" w:hAnsi="Courier New"/>
+          <w:color w:val="333333"/>
+          <w:sz w:val="20"/>
+        </w:rPr>
+        <w:t>requirements-copilot-system-prompt.md</w:t>
+      </w:r>
+      <w:r>
+        <w:rPr>
+          <w:rFonts w:ascii="Arial" w:hAnsi="Arial"/>
+          <w:b w:val="0"/>
+          <w:color w:val="333333"/>
+          <w:sz w:val="22"/>
+        </w:rPr>
+        <w:t xml:space="preserve">, definição de papel "copiloto", modo completo com 9 seções vs. modo rápido com 3) → output em Markdown → importação manual revisada para </w:t>
+      </w:r>
+      <w:r>
+        <w:rPr>
+          <w:rFonts w:ascii="Courier New" w:hAnsi="Courier New"/>
+          <w:color w:val="333333"/>
+          <w:sz w:val="20"/>
+        </w:rPr>
+        <w:t>routewise-jira-import.csv</w:t>
+      </w:r>
+      <w:r>
+        <w:rPr>
+          <w:rFonts w:ascii="Arial" w:hAnsi="Arial"/>
+          <w:b w:val="0"/>
+          <w:color w:val="333333"/>
+          <w:sz w:val="22"/>
+        </w:rPr>
+        <w:t>.</w:t>
+      </w:r>
+    </w:p>
+    <w:p>
+      <w:pPr>
+        <w:spacing w:after="160"/>
+      </w:pPr>
+      <w:r>
+        <w:rPr>
+          <w:rFonts w:ascii="Arial" w:hAnsi="Arial"/>
+          <w:b w:val="0"/>
+          <w:color w:val="333333"/>
+          <w:sz w:val="22"/>
+        </w:rPr>
+        <w:t>Trecho do contrato (System Prompt): o prompt define explicitamente que o modelo "não é um transcrevedor, é um analista" e que seu trabalho é "capturar o que foi dito E o que foi implicado, sinalizar o que ficou ambíguo" — sem inventar parâmetro técnico não fornecido pelo stakeholder.</w:t>
+      </w:r>
+    </w:p>
+    <w:p>
+      <w:pPr>
+        <w:spacing w:after="160"/>
+      </w:pPr>
+      <w:r>
+        <w:rPr>
+          <w:rFonts w:ascii="Arial" w:hAnsi="Arial"/>
+          <w:b w:val="0"/>
+          <w:color w:val="333333"/>
+          <w:sz w:val="22"/>
+        </w:rPr>
+        <w:t xml:space="preserve">Como usar: colar no campo System Instructions do AI Studio, colar a transcrição como mensagem de usuário, comparar com </w:t>
+      </w:r>
+      <w:r>
+        <w:rPr>
+          <w:rFonts w:ascii="Courier New" w:hAnsi="Courier New"/>
+          <w:color w:val="333333"/>
+          <w:sz w:val="20"/>
+        </w:rPr>
+        <w:t>output-demo-m1.2-v1.0.md</w:t>
+      </w:r>
+      <w:r>
+        <w:rPr>
+          <w:rFonts w:ascii="Arial" w:hAnsi="Arial"/>
+          <w:b w:val="0"/>
+          <w:color w:val="333333"/>
+          <w:sz w:val="22"/>
+        </w:rPr>
+        <w:t xml:space="preserve"> de referência.</w:t>
+      </w:r>
+    </w:p>
+    <w:p>
+      <w:pPr>
+        <w:pStyle w:val="Heading3"/>
+        <w:spacing w:before="200" w:after="80"/>
+      </w:pPr>
+      <w:r>
+        <w:rPr>
+          <w:rFonts w:ascii="Arial" w:hAnsi="Arial"/>
+          <w:b/>
+          <w:color w:val="1F4D78"/>
+          <w:sz w:val="24"/>
+        </w:rPr>
+        <w:t>3.2 Backlog Scorer (Módulo 02)</w:t>
+      </w:r>
+    </w:p>
+    <w:p>
+      <w:pPr>
+        <w:spacing w:after="160"/>
+      </w:pPr>
+      <w:r>
+        <w:rPr>
+          <w:rFonts w:ascii="Arial" w:hAnsi="Arial"/>
+          <w:b w:val="0"/>
+          <w:color w:val="333333"/>
+          <w:sz w:val="22"/>
+        </w:rPr>
+        <w:t>O que faz: aplica MoSCoW + RICE + WSJF simultaneamente sobre o backlog, usando contexto estratégico (OKR do projeto), restrição operacional (prazo de hardware) e regra de alerta (flag quando Confidence cai abaixo de limiar).</w:t>
+      </w:r>
+    </w:p>
+    <w:p>
+      <w:pPr>
+        <w:spacing w:after="160"/>
+      </w:pPr>
+      <w:r>
+        <w:rPr>
+          <w:rFonts w:ascii="Arial" w:hAnsi="Arial"/>
+          <w:b w:val="0"/>
+          <w:color w:val="333333"/>
+          <w:sz w:val="22"/>
+        </w:rPr>
+        <w:t xml:space="preserve">Fluxo de dados: </w:t>
+      </w:r>
+      <w:r>
+        <w:rPr>
+          <w:rFonts w:ascii="Courier New" w:hAnsi="Courier New"/>
+          <w:color w:val="333333"/>
+          <w:sz w:val="20"/>
+        </w:rPr>
+        <w:t>backlog-routewise-input.md</w:t>
+      </w:r>
+      <w:r>
+        <w:rPr>
+          <w:rFonts w:ascii="Arial" w:hAnsi="Arial"/>
+          <w:b w:val="0"/>
+          <w:color w:val="333333"/>
+          <w:sz w:val="22"/>
+        </w:rPr>
+        <w:t xml:space="preserve"> (User Stories + contexto estratégico + restrições) → </w:t>
+      </w:r>
+      <w:r>
+        <w:rPr>
+          <w:rFonts w:ascii="Courier New" w:hAnsi="Courier New"/>
+          <w:color w:val="333333"/>
+          <w:sz w:val="20"/>
+        </w:rPr>
+        <w:t>backlog-scorer-prompt.md</w:t>
+      </w:r>
+      <w:r>
+        <w:rPr>
+          <w:rFonts w:ascii="Arial" w:hAnsi="Arial"/>
+          <w:b w:val="0"/>
+          <w:color w:val="333333"/>
+          <w:sz w:val="22"/>
+        </w:rPr>
+        <w:t xml:space="preserve"> (temperatura baixa, ~0.2–0.3, para reduzir variação entre execuções) → </w:t>
+      </w:r>
+      <w:r>
+        <w:rPr>
+          <w:rFonts w:ascii="Courier New" w:hAnsi="Courier New"/>
+          <w:color w:val="333333"/>
+          <w:sz w:val="20"/>
+        </w:rPr>
+        <w:t>output-exemplo-scorer-m23.md</w:t>
+      </w:r>
+      <w:r>
+        <w:rPr>
+          <w:rFonts w:ascii="Arial" w:hAnsi="Arial"/>
+          <w:b w:val="0"/>
+          <w:color w:val="333333"/>
+          <w:sz w:val="22"/>
+        </w:rPr>
+        <w:t xml:space="preserve"> (tabela de pontuação RICE/WSJF + flags de risco).</w:t>
+      </w:r>
+    </w:p>
+    <w:p>
+      <w:pPr>
+        <w:spacing w:after="160"/>
+      </w:pPr>
+      <w:r>
+        <w:rPr>
+          <w:rFonts w:ascii="Arial" w:hAnsi="Arial"/>
+          <w:b w:val="0"/>
+          <w:color w:val="333333"/>
+          <w:sz w:val="22"/>
+        </w:rPr>
+        <w:t>Configuração notável: temperatura reduzida é escolha deliberada — em análise que precisa ser auditável e comparável entre execuções, previsibilidade importa mais que criatividade.</w:t>
+      </w:r>
+    </w:p>
+    <w:p>
+      <w:pPr>
+        <w:pStyle w:val="Heading3"/>
+        <w:spacing w:before="200" w:after="80"/>
+      </w:pPr>
+      <w:r>
+        <w:rPr>
+          <w:rFonts w:ascii="Arial" w:hAnsi="Arial"/>
+          <w:b/>
+          <w:color w:val="1F4D78"/>
+          <w:sz w:val="24"/>
+        </w:rPr>
+        <w:t>3.3 Scheduling Prompt (Módulo 03)</w:t>
+      </w:r>
+    </w:p>
+    <w:p>
+      <w:pPr>
+        <w:spacing w:after="160"/>
+      </w:pPr>
+      <w:r>
+        <w:rPr>
+          <w:rFonts w:ascii="Arial" w:hAnsi="Arial"/>
+          <w:b w:val="0"/>
+          <w:color w:val="333333"/>
+          <w:sz w:val="22"/>
+        </w:rPr>
+        <w:t>O que faz: recebe backlog priorizado + composição da equipe (papel, especialização) + capacidade real (nominal × taxa de utilização) + calendário (feriados) + dependências técnicas/externas, e produz cronograma sprint a sprint com justificativa de sequenciamento, incluindo tarefas Enabler inferidas (não presentes no backlog original).</w:t>
+      </w:r>
+    </w:p>
+    <w:p>
+      <w:pPr>
+        <w:spacing w:after="160"/>
+      </w:pPr>
+      <w:r>
+        <w:rPr>
+          <w:rFonts w:ascii="Arial" w:hAnsi="Arial"/>
+          <w:b w:val="0"/>
+          <w:color w:val="333333"/>
+          <w:sz w:val="22"/>
+        </w:rPr>
+        <w:t xml:space="preserve">Fluxo de dados: </w:t>
+      </w:r>
+      <w:r>
+        <w:rPr>
+          <w:rFonts w:ascii="Courier New" w:hAnsi="Courier New"/>
+          <w:color w:val="333333"/>
+          <w:sz w:val="20"/>
+        </w:rPr>
+        <w:t>scheduling-routewise-input.md</w:t>
+      </w:r>
+      <w:r>
+        <w:rPr>
+          <w:rFonts w:ascii="Arial" w:hAnsi="Arial"/>
+          <w:b w:val="0"/>
+          <w:color w:val="333333"/>
+          <w:sz w:val="22"/>
+        </w:rPr>
+        <w:t xml:space="preserve"> (equipe, capacidade, restrições, marcos) + backlog do Módulo 02 → </w:t>
+      </w:r>
+      <w:r>
+        <w:rPr>
+          <w:rFonts w:ascii="Courier New" w:hAnsi="Courier New"/>
+          <w:color w:val="333333"/>
+          <w:sz w:val="20"/>
+        </w:rPr>
+        <w:t>scheduling-prompt.md</w:t>
+      </w:r>
+      <w:r>
+        <w:rPr>
+          <w:rFonts w:ascii="Arial" w:hAnsi="Arial"/>
+          <w:b w:val="0"/>
+          <w:color w:val="333333"/>
+          <w:sz w:val="22"/>
+        </w:rPr>
+        <w:t xml:space="preserve"> (temperatura ~0.3) → </w:t>
+      </w:r>
+      <w:r>
+        <w:rPr>
+          <w:rFonts w:ascii="Courier New" w:hAnsi="Courier New"/>
+          <w:color w:val="333333"/>
+          <w:sz w:val="20"/>
+        </w:rPr>
+        <w:t>output-exemplo-scheduling-m32.md</w:t>
+      </w:r>
+      <w:r>
+        <w:rPr>
+          <w:rFonts w:ascii="Arial" w:hAnsi="Arial"/>
+          <w:b w:val="0"/>
+          <w:color w:val="333333"/>
+          <w:sz w:val="22"/>
+        </w:rPr>
+        <w:t xml:space="preserve"> (cronograma por sprint + capacidade calculada + análise What-If sob demanda).</w:t>
+      </w:r>
+    </w:p>
+    <w:p>
+      <w:pPr>
+        <w:pStyle w:val="Heading3"/>
+        <w:spacing w:before="200" w:after="80"/>
+      </w:pPr>
+      <w:r>
+        <w:rPr>
+          <w:rFonts w:ascii="Arial" w:hAnsi="Arial"/>
+          <w:b/>
+          <w:color w:val="1F4D78"/>
+          <w:sz w:val="24"/>
+        </w:rPr>
+        <w:t>3.4 Probability Forecast (Módulo 04)</w:t>
+      </w:r>
+    </w:p>
+    <w:p>
+      <w:pPr>
+        <w:spacing w:after="160"/>
+      </w:pPr>
+      <w:r>
+        <w:rPr>
+          <w:rFonts w:ascii="Arial" w:hAnsi="Arial"/>
+          <w:b w:val="0"/>
+          <w:color w:val="333333"/>
+          <w:sz w:val="22"/>
+        </w:rPr>
+        <w:t>O que faz: para cada User Story do MVP, recebe estimativa de três pontos (otimista/provável/pessimista) e restrição externa (lead time de fornecedor, tratado separadamente do esforço de dev); calcula distribuição PERT por história e roda simulação de Monte Carlo agregada.</w:t>
+      </w:r>
+    </w:p>
+    <w:p>
+      <w:pPr>
+        <w:spacing w:after="160"/>
+      </w:pPr>
+      <w:r>
+        <w:rPr>
+          <w:rFonts w:ascii="Arial" w:hAnsi="Arial"/>
+          <w:b w:val="0"/>
+          <w:color w:val="333333"/>
+          <w:sz w:val="22"/>
+        </w:rPr>
+        <w:t xml:space="preserve">Fluxo de dados: </w:t>
+      </w:r>
+      <w:r>
+        <w:rPr>
+          <w:rFonts w:ascii="Courier New" w:hAnsi="Courier New"/>
+          <w:color w:val="333333"/>
+          <w:sz w:val="20"/>
+        </w:rPr>
+        <w:t>probability-forecast-prompt.md</w:t>
+      </w:r>
+      <w:r>
+        <w:rPr>
+          <w:rFonts w:ascii="Arial" w:hAnsi="Arial"/>
+          <w:b w:val="0"/>
+          <w:color w:val="333333"/>
+          <w:sz w:val="22"/>
+        </w:rPr>
+        <w:t xml:space="preserve"> (temperatura ~0.2) recebendo as estimativas → paralelamente, </w:t>
+      </w:r>
+      <w:r>
+        <w:rPr>
+          <w:rFonts w:ascii="Courier New" w:hAnsi="Courier New"/>
+          <w:color w:val="333333"/>
+          <w:sz w:val="20"/>
+        </w:rPr>
+        <w:t>monte-carlo-routewise.js</w:t>
+      </w:r>
+      <w:r>
+        <w:rPr>
+          <w:rFonts w:ascii="Arial" w:hAnsi="Arial"/>
+          <w:b w:val="0"/>
+          <w:color w:val="333333"/>
+          <w:sz w:val="22"/>
+        </w:rPr>
+        <w:t>/</w:t>
+      </w:r>
+      <w:r>
+        <w:rPr>
+          <w:rFonts w:ascii="Courier New" w:hAnsi="Courier New"/>
+          <w:color w:val="333333"/>
+          <w:sz w:val="20"/>
+        </w:rPr>
+        <w:t>.py</w:t>
+      </w:r>
+      <w:r>
+        <w:rPr>
+          <w:rFonts w:ascii="Arial" w:hAnsi="Arial"/>
+          <w:b w:val="0"/>
+          <w:color w:val="333333"/>
+          <w:sz w:val="22"/>
+        </w:rPr>
+        <w:t xml:space="preserve"> (script determinístico, não-LLM) executa a simulação real com função de distribuição </w:t>
+      </w:r>
+      <w:r>
+        <w:rPr>
+          <w:rFonts w:ascii="Arial" w:hAnsi="Arial"/>
+          <w:b/>
+          <w:color w:val="333333"/>
+          <w:sz w:val="22"/>
+        </w:rPr>
+        <w:t>triangular</w:t>
+      </w:r>
+      <w:r>
+        <w:rPr>
+          <w:rFonts w:ascii="Arial" w:hAnsi="Arial"/>
+          <w:b w:val="0"/>
+          <w:color w:val="333333"/>
+          <w:sz w:val="22"/>
+        </w:rPr>
+        <w:t xml:space="preserve"> — 10.000 iterações somando trilha de software e trilha de hardware, que só começa a contar a partir da semana de chegada do equipamento (constante </w:t>
+      </w:r>
+      <w:r>
+        <w:rPr>
+          <w:rFonts w:ascii="Courier New" w:hAnsi="Courier New"/>
+          <w:color w:val="333333"/>
+          <w:sz w:val="20"/>
+        </w:rPr>
+        <w:t>HARDWARE_SEMANA = 9</w:t>
+      </w:r>
+      <w:r>
+        <w:rPr>
+          <w:rFonts w:ascii="Arial" w:hAnsi="Arial"/>
+          <w:b w:val="0"/>
+          <w:color w:val="333333"/>
+          <w:sz w:val="22"/>
+        </w:rPr>
+        <w:t>).</w:t>
+      </w:r>
+    </w:p>
+    <w:p>
+      <w:pPr>
+        <w:spacing w:after="160"/>
+      </w:pPr>
+      <w:r>
+        <w:rPr>
+          <w:rFonts w:ascii="Arial" w:hAnsi="Arial"/>
+          <w:b w:val="0"/>
+          <w:color w:val="333333"/>
+          <w:sz w:val="22"/>
+        </w:rPr>
+        <w:t>Trecho de código (JS) — amostragem triangular usada para sortear um valor de duração dentro de otimista/provável/pessimista em cada simulação:</w:t>
+      </w:r>
+    </w:p>
+    <w:p>
+      <w:pPr>
+        <w:spacing w:before="20" w:after="20"/>
+        <w:ind w:left="360"/>
+        <w:shd w:val="clear" w:fill="F0F0F0"/>
+      </w:pPr>
+      <w:r>
+        <w:rPr>
+          <w:rFonts w:ascii="Courier New" w:hAnsi="Courier New"/>
+          <w:color w:val="333333"/>
+          <w:sz w:val="18"/>
+        </w:rPr>
+        <w:t>function triangular(o, m, p) {</w:t>
+      </w:r>
+    </w:p>
+    <w:p>
+      <w:pPr>
+        <w:spacing w:before="20" w:after="20"/>
+        <w:ind w:left="360"/>
+        <w:shd w:val="clear" w:fill="F0F0F0"/>
+      </w:pPr>
+      <w:r>
+        <w:rPr>
+          <w:rFonts w:ascii="Courier New" w:hAnsi="Courier New"/>
+          <w:color w:val="333333"/>
+          <w:sz w:val="18"/>
+        </w:rPr>
+        <w:t xml:space="preserve">  const u = Math.random();</w:t>
+      </w:r>
+    </w:p>
+    <w:p>
+      <w:pPr>
+        <w:spacing w:before="20" w:after="20"/>
+        <w:ind w:left="360"/>
+        <w:shd w:val="clear" w:fill="F0F0F0"/>
+      </w:pPr>
+      <w:r>
+        <w:rPr>
+          <w:rFonts w:ascii="Courier New" w:hAnsi="Courier New"/>
+          <w:color w:val="333333"/>
+          <w:sz w:val="18"/>
+        </w:rPr>
+        <w:t xml:space="preserve">  const fc = (m - o) / (p - o);</w:t>
+      </w:r>
+    </w:p>
+    <w:p>
+      <w:pPr>
+        <w:spacing w:before="20" w:after="20"/>
+        <w:ind w:left="360"/>
+        <w:shd w:val="clear" w:fill="F0F0F0"/>
+      </w:pPr>
+      <w:r>
+        <w:rPr>
+          <w:rFonts w:ascii="Courier New" w:hAnsi="Courier New"/>
+          <w:color w:val="333333"/>
+          <w:sz w:val="18"/>
+        </w:rPr>
+        <w:t xml:space="preserve">  if (u &lt; fc) {</w:t>
+      </w:r>
+    </w:p>
+    <w:p>
+      <w:pPr>
+        <w:spacing w:before="20" w:after="20"/>
+        <w:ind w:left="360"/>
+        <w:shd w:val="clear" w:fill="F0F0F0"/>
+      </w:pPr>
+      <w:r>
+        <w:rPr>
+          <w:rFonts w:ascii="Courier New" w:hAnsi="Courier New"/>
+          <w:color w:val="333333"/>
+          <w:sz w:val="18"/>
+        </w:rPr>
+        <w:t xml:space="preserve">    return o + Math.sqrt(u * (p - o) * (m - o));</w:t>
+      </w:r>
+    </w:p>
+    <w:p>
+      <w:pPr>
+        <w:spacing w:before="20" w:after="20"/>
+        <w:ind w:left="360"/>
+        <w:shd w:val="clear" w:fill="F0F0F0"/>
+      </w:pPr>
+      <w:r>
+        <w:rPr>
+          <w:rFonts w:ascii="Courier New" w:hAnsi="Courier New"/>
+          <w:color w:val="333333"/>
+          <w:sz w:val="18"/>
+        </w:rPr>
+        <w:t xml:space="preserve">  }</w:t>
+      </w:r>
+    </w:p>
+    <w:p>
+      <w:pPr>
+        <w:spacing w:before="20" w:after="20"/>
+        <w:ind w:left="360"/>
+        <w:shd w:val="clear" w:fill="F0F0F0"/>
+      </w:pPr>
+      <w:r>
+        <w:rPr>
+          <w:rFonts w:ascii="Courier New" w:hAnsi="Courier New"/>
+          <w:color w:val="333333"/>
+          <w:sz w:val="18"/>
+        </w:rPr>
+        <w:t xml:space="preserve">  return p - Math.sqrt((1 - u) * (p - o) * (p - m));</w:t>
+      </w:r>
+    </w:p>
+    <w:p>
+      <w:pPr>
+        <w:spacing w:before="20" w:after="20"/>
+        <w:ind w:left="360"/>
+        <w:shd w:val="clear" w:fill="F0F0F0"/>
+      </w:pPr>
+      <w:r>
+        <w:rPr>
+          <w:rFonts w:ascii="Courier New" w:hAnsi="Courier New"/>
+          <w:color w:val="333333"/>
+          <w:sz w:val="18"/>
+        </w:rPr>
+        <w:t>}</w:t>
+      </w:r>
+    </w:p>
+    <w:p>
+      <w:pPr>
+        <w:spacing w:after="160"/>
+      </w:pPr>
+      <w:r>
+        <w:rPr>
+          <w:rFonts w:ascii="Arial" w:hAnsi="Arial"/>
+          <w:b w:val="0"/>
+          <w:color w:val="333333"/>
+          <w:sz w:val="22"/>
+        </w:rPr>
+        <w:t xml:space="preserve">Arquitetura: script standalone (roda no console do navegador ou via </w:t>
+      </w:r>
+      <w:r>
+        <w:rPr>
+          <w:rFonts w:ascii="Courier New" w:hAnsi="Courier New"/>
+          <w:color w:val="333333"/>
+          <w:sz w:val="20"/>
+        </w:rPr>
+        <w:t>node</w:t>
+      </w:r>
+      <w:r>
+        <w:rPr>
+          <w:rFonts w:ascii="Arial" w:hAnsi="Arial"/>
+          <w:b w:val="0"/>
+          <w:color w:val="333333"/>
+          <w:sz w:val="22"/>
+        </w:rPr>
+        <w:t>), sem dependência externa — separa deliberadamente o cálculo estatístico determinístico (script) da interpretação e comunicação por audiência (LLM), reforçando o mesmo princípio arquitetural do Módulo 08 (arquitetura de sistemas): usar componente determinístico para o que é determinístico, e reservar o modelo para interpretação e linguagem.</w:t>
+      </w:r>
+    </w:p>
+    <w:p>
+      <w:pPr>
+        <w:pStyle w:val="Heading3"/>
+        <w:spacing w:before="200" w:after="80"/>
+      </w:pPr>
+      <w:r>
+        <w:rPr>
+          <w:rFonts w:ascii="Arial" w:hAnsi="Arial"/>
+          <w:b/>
+          <w:color w:val="1F4D78"/>
+          <w:sz w:val="24"/>
+        </w:rPr>
+        <w:t>3.5 Risk Monitor (Módulo 05)</w:t>
+      </w:r>
+    </w:p>
+    <w:p>
+      <w:pPr>
+        <w:spacing w:after="160"/>
+      </w:pPr>
+      <w:r>
+        <w:rPr>
+          <w:rFonts w:ascii="Arial" w:hAnsi="Arial"/>
+          <w:b w:val="0"/>
+          <w:color w:val="333333"/>
+          <w:sz w:val="22"/>
+        </w:rPr>
+        <w:t>O que faz: recebe métricas históricas de várias sprints (Lead Time, Cycle Time, bugs abertos/resolvidos, itens planejados/entregues/bloqueados) extraídas do Jira e produz um cockpit de riscos por componente, com plano de mitigação e critério de sucesso mensurável.</w:t>
+      </w:r>
+    </w:p>
+    <w:p>
+      <w:pPr>
+        <w:spacing w:after="160"/>
+      </w:pPr>
+      <w:r>
+        <w:rPr>
+          <w:rFonts w:ascii="Arial" w:hAnsi="Arial"/>
+          <w:b w:val="0"/>
+          <w:color w:val="333333"/>
+          <w:sz w:val="22"/>
+        </w:rPr>
+        <w:t xml:space="preserve">Fluxo de dados: </w:t>
+      </w:r>
+      <w:r>
+        <w:rPr>
+          <w:rFonts w:ascii="Courier New" w:hAnsi="Courier New"/>
+          <w:color w:val="333333"/>
+          <w:sz w:val="20"/>
+        </w:rPr>
+        <w:t>risk-monitor-data-exemplo.csv</w:t>
+      </w:r>
+      <w:r>
+        <w:rPr>
+          <w:rFonts w:ascii="Arial" w:hAnsi="Arial"/>
+          <w:b w:val="0"/>
+          <w:color w:val="333333"/>
+          <w:sz w:val="22"/>
+        </w:rPr>
+        <w:t xml:space="preserve"> (série histórica por sprint) + </w:t>
+      </w:r>
+      <w:r>
+        <w:rPr>
+          <w:rFonts w:ascii="Courier New" w:hAnsi="Courier New"/>
+          <w:color w:val="333333"/>
+          <w:sz w:val="20"/>
+        </w:rPr>
+        <w:t>jira-estado-board.md</w:t>
+      </w:r>
+      <w:r>
+        <w:rPr>
+          <w:rFonts w:ascii="Arial" w:hAnsi="Arial"/>
+          <w:b w:val="0"/>
+          <w:color w:val="333333"/>
+          <w:sz w:val="22"/>
+        </w:rPr>
+        <w:t xml:space="preserve"> (snapshot do board) → </w:t>
+      </w:r>
+      <w:r>
+        <w:rPr>
+          <w:rFonts w:ascii="Courier New" w:hAnsi="Courier New"/>
+          <w:color w:val="333333"/>
+          <w:sz w:val="20"/>
+        </w:rPr>
+        <w:t>risk-monitor-prompt.md</w:t>
+      </w:r>
+      <w:r>
+        <w:rPr>
+          <w:rFonts w:ascii="Arial" w:hAnsi="Arial"/>
+          <w:b w:val="0"/>
+          <w:color w:val="333333"/>
+          <w:sz w:val="22"/>
+        </w:rPr>
+        <w:t xml:space="preserve"> → </w:t>
+      </w:r>
+      <w:r>
+        <w:rPr>
+          <w:rFonts w:ascii="Courier New" w:hAnsi="Courier New"/>
+          <w:color w:val="333333"/>
+          <w:sz w:val="20"/>
+        </w:rPr>
+        <w:t>output-exemplo-riskmonitor-m52.md</w:t>
+      </w:r>
+      <w:r>
+        <w:rPr>
+          <w:rFonts w:ascii="Arial" w:hAnsi="Arial"/>
+          <w:b w:val="0"/>
+          <w:color w:val="333333"/>
+          <w:sz w:val="22"/>
+        </w:rPr>
+        <w:t xml:space="preserve"> (cockpit + plano de ação).</w:t>
+      </w:r>
+    </w:p>
+    <w:p>
+      <w:pPr>
+        <w:pStyle w:val="Heading3"/>
+        <w:spacing w:before="200" w:after="80"/>
+      </w:pPr>
+      <w:r>
+        <w:rPr>
+          <w:rFonts w:ascii="Arial" w:hAnsi="Arial"/>
+          <w:b/>
+          <w:color w:val="1F4D78"/>
+          <w:sz w:val="24"/>
+        </w:rPr>
+        <w:t>3.6 Meeting Digest (Módulo 06)</w:t>
+      </w:r>
+    </w:p>
+    <w:p>
+      <w:pPr>
+        <w:spacing w:after="160"/>
+      </w:pPr>
+      <w:r>
+        <w:rPr>
+          <w:rFonts w:ascii="Arial" w:hAnsi="Arial"/>
+          <w:b w:val="0"/>
+          <w:color w:val="333333"/>
+          <w:sz w:val="22"/>
+        </w:rPr>
+        <w:t>O que faz: recebe transcrição de reunião (Sprint Review) e produz resumo executivo, tabela de ações (responsável/prazo quando explícitos), decisões documentadas, riscos/impedimentos e perguntas em aberto — mais um payload JSON pronto para integração.</w:t>
+      </w:r>
+    </w:p>
+    <w:p>
+      <w:pPr>
+        <w:spacing w:after="160"/>
+      </w:pPr>
+      <w:r>
+        <w:rPr>
+          <w:rFonts w:ascii="Arial" w:hAnsi="Arial"/>
+          <w:b w:val="0"/>
+          <w:color w:val="333333"/>
+          <w:sz w:val="22"/>
+        </w:rPr>
+        <w:t xml:space="preserve">Fluxo de dados: </w:t>
+      </w:r>
+      <w:r>
+        <w:rPr>
+          <w:rFonts w:ascii="Courier New" w:hAnsi="Courier New"/>
+          <w:color w:val="333333"/>
+          <w:sz w:val="20"/>
+        </w:rPr>
+        <w:t>transcricao-sprint-review-s2.md</w:t>
+      </w:r>
+      <w:r>
+        <w:rPr>
+          <w:rFonts w:ascii="Arial" w:hAnsi="Arial"/>
+          <w:b w:val="0"/>
+          <w:color w:val="333333"/>
+          <w:sz w:val="22"/>
+        </w:rPr>
+        <w:t xml:space="preserve"> → </w:t>
+      </w:r>
+      <w:r>
+        <w:rPr>
+          <w:rFonts w:ascii="Courier New" w:hAnsi="Courier New"/>
+          <w:color w:val="333333"/>
+          <w:sz w:val="20"/>
+        </w:rPr>
+        <w:t>meeting-digest-prompt.md</w:t>
+      </w:r>
+      <w:r>
+        <w:rPr>
+          <w:rFonts w:ascii="Arial" w:hAnsi="Arial"/>
+          <w:b w:val="0"/>
+          <w:color w:val="333333"/>
+          <w:sz w:val="22"/>
+        </w:rPr>
+        <w:t xml:space="preserve"> (pipeline conceitual: transcrição → síntese semântica → extração estruturada) → </w:t>
+      </w:r>
+      <w:r>
+        <w:rPr>
+          <w:rFonts w:ascii="Courier New" w:hAnsi="Courier New"/>
+          <w:color w:val="333333"/>
+          <w:sz w:val="20"/>
+        </w:rPr>
+        <w:t>output-digest-backup-sprint-review-m62.md</w:t>
+      </w:r>
+      <w:r>
+        <w:rPr>
+          <w:rFonts w:ascii="Arial" w:hAnsi="Arial"/>
+          <w:b w:val="0"/>
+          <w:color w:val="333333"/>
+          <w:sz w:val="22"/>
+        </w:rPr>
+        <w:t xml:space="preserve"> (Markdown) + payload JSON com campos </w:t>
+      </w:r>
+      <w:r>
+        <w:rPr>
+          <w:rFonts w:ascii="Courier New" w:hAnsi="Courier New"/>
+          <w:color w:val="333333"/>
+          <w:sz w:val="20"/>
+        </w:rPr>
+        <w:t>título</w:t>
+      </w:r>
+      <w:r>
+        <w:rPr>
+          <w:rFonts w:ascii="Arial" w:hAnsi="Arial"/>
+          <w:b w:val="0"/>
+          <w:color w:val="333333"/>
+          <w:sz w:val="22"/>
+        </w:rPr>
+        <w:t xml:space="preserve">, </w:t>
+      </w:r>
+      <w:r>
+        <w:rPr>
+          <w:rFonts w:ascii="Courier New" w:hAnsi="Courier New"/>
+          <w:color w:val="333333"/>
+          <w:sz w:val="20"/>
+        </w:rPr>
+        <w:t>responsável</w:t>
+      </w:r>
+      <w:r>
+        <w:rPr>
+          <w:rFonts w:ascii="Arial" w:hAnsi="Arial"/>
+          <w:b w:val="0"/>
+          <w:color w:val="333333"/>
+          <w:sz w:val="22"/>
+        </w:rPr>
+        <w:t xml:space="preserve">, </w:t>
+      </w:r>
+      <w:r>
+        <w:rPr>
+          <w:rFonts w:ascii="Courier New" w:hAnsi="Courier New"/>
+          <w:color w:val="333333"/>
+          <w:sz w:val="20"/>
+        </w:rPr>
+        <w:t>prioridade</w:t>
+      </w:r>
+      <w:r>
+        <w:rPr>
+          <w:rFonts w:ascii="Arial" w:hAnsi="Arial"/>
+          <w:b w:val="0"/>
+          <w:color w:val="333333"/>
+          <w:sz w:val="22"/>
+        </w:rPr>
+        <w:t xml:space="preserve">, </w:t>
+      </w:r>
+      <w:r>
+        <w:rPr>
+          <w:rFonts w:ascii="Courier New" w:hAnsi="Courier New"/>
+          <w:color w:val="333333"/>
+          <w:sz w:val="20"/>
+        </w:rPr>
+        <w:t>prazo</w:t>
+      </w:r>
+      <w:r>
+        <w:rPr>
+          <w:rFonts w:ascii="Arial" w:hAnsi="Arial"/>
+          <w:b w:val="0"/>
+          <w:color w:val="333333"/>
+          <w:sz w:val="22"/>
+        </w:rPr>
+        <w:t xml:space="preserve">, </w:t>
+      </w:r>
+      <w:r>
+        <w:rPr>
+          <w:rFonts w:ascii="Courier New" w:hAnsi="Courier New"/>
+          <w:color w:val="333333"/>
+          <w:sz w:val="20"/>
+        </w:rPr>
+        <w:t>descrição</w:t>
+      </w:r>
+      <w:r>
+        <w:rPr>
+          <w:rFonts w:ascii="Arial" w:hAnsi="Arial"/>
+          <w:b w:val="0"/>
+          <w:color w:val="333333"/>
+          <w:sz w:val="22"/>
+        </w:rPr>
+        <w:t xml:space="preserve"> por ação, pronto para Jira/Zapier/Make.</w:t>
+      </w:r>
+    </w:p>
+    <w:p>
+      <w:pPr>
+        <w:pStyle w:val="Heading3"/>
+        <w:spacing w:before="200" w:after="80"/>
+      </w:pPr>
+      <w:r>
+        <w:rPr>
+          <w:rFonts w:ascii="Arial" w:hAnsi="Arial"/>
+          <w:b/>
+          <w:color w:val="1F4D78"/>
+          <w:sz w:val="24"/>
+        </w:rPr>
+        <w:t>3.7 Status Report (Módulo 07)</w:t>
+      </w:r>
+    </w:p>
+    <w:p>
+      <w:pPr>
+        <w:spacing w:after="160"/>
+      </w:pPr>
+      <w:r>
+        <w:rPr>
+          <w:rFonts w:ascii="Arial" w:hAnsi="Arial"/>
+          <w:b w:val="0"/>
+          <w:color w:val="333333"/>
+          <w:sz w:val="22"/>
+        </w:rPr>
+        <w:t>O que faz: recebe indicadores consolidados de uma sprint encerrada e gera três versões do mesmo relatório (técnica, gerencial, executiva) a partir do mesmo dataset, variando só a instrução de audiência no prompt.</w:t>
+      </w:r>
+    </w:p>
+    <w:p>
+      <w:pPr>
+        <w:spacing w:after="160"/>
+      </w:pPr>
+      <w:r>
+        <w:rPr>
+          <w:rFonts w:ascii="Arial" w:hAnsi="Arial"/>
+          <w:b w:val="0"/>
+          <w:color w:val="333333"/>
+          <w:sz w:val="22"/>
+        </w:rPr>
+        <w:t xml:space="preserve">Fluxo de dados: dados da Sprint 4 (Velocity, Lead Time, bugs, bloqueio) → </w:t>
+      </w:r>
+      <w:r>
+        <w:rPr>
+          <w:rFonts w:ascii="Courier New" w:hAnsi="Courier New"/>
+          <w:color w:val="333333"/>
+          <w:sz w:val="20"/>
+        </w:rPr>
+        <w:t>status-report-prompt.md</w:t>
+      </w:r>
+      <w:r>
+        <w:rPr>
+          <w:rFonts w:ascii="Arial" w:hAnsi="Arial"/>
+          <w:b w:val="0"/>
+          <w:color w:val="333333"/>
+          <w:sz w:val="22"/>
+        </w:rPr>
+        <w:t xml:space="preserve"> (temperatura ~0.3, instrução de audiência como parâmetro) → </w:t>
+      </w:r>
+      <w:r>
+        <w:rPr>
+          <w:rFonts w:ascii="Courier New" w:hAnsi="Courier New"/>
+          <w:color w:val="333333"/>
+          <w:sz w:val="20"/>
+        </w:rPr>
+        <w:t>output-exemplo-status-report-m72.md</w:t>
+      </w:r>
+      <w:r>
+        <w:rPr>
+          <w:rFonts w:ascii="Arial" w:hAnsi="Arial"/>
+          <w:b w:val="0"/>
+          <w:color w:val="333333"/>
+          <w:sz w:val="22"/>
+        </w:rPr>
+        <w:t xml:space="preserve"> (as três versões lado a lado).</w:t>
+      </w:r>
+    </w:p>
+    <w:p>
+      <w:pPr>
+        <w:pStyle w:val="Heading3"/>
+        <w:spacing w:before="200" w:after="80"/>
+      </w:pPr>
+      <w:r>
+        <w:rPr>
+          <w:rFonts w:ascii="Arial" w:hAnsi="Arial"/>
+          <w:b/>
+          <w:color w:val="1F4D78"/>
+          <w:sz w:val="24"/>
+        </w:rPr>
+        <w:t>3.8 Compliance Checklist + Danger (Módulo 08)</w:t>
+      </w:r>
+    </w:p>
+    <w:p>
+      <w:pPr>
+        <w:spacing w:after="160"/>
+      </w:pPr>
+      <w:r>
+        <w:rPr>
+          <w:rFonts w:ascii="Arial" w:hAnsi="Arial"/>
+          <w:b w:val="0"/>
+          <w:color w:val="333333"/>
+          <w:sz w:val="22"/>
+        </w:rPr>
+        <w:t>O que faz: gera checklist de compliance contextualizado (bloqueadores/operacional/auditoria) para um evento específico (ex.: deploy em produção) e, separadamente, gera o arquivo de regras executáveis para o pipeline.</w:t>
+      </w:r>
+    </w:p>
+    <w:p>
+      <w:pPr>
+        <w:spacing w:after="160"/>
+      </w:pPr>
+      <w:r>
+        <w:rPr>
+          <w:rFonts w:ascii="Arial" w:hAnsi="Arial"/>
+          <w:b w:val="0"/>
+          <w:color w:val="333333"/>
+          <w:sz w:val="22"/>
+        </w:rPr>
+        <w:t>Fluxo de dados: contexto do deploy (</w:t>
+      </w:r>
+      <w:r>
+        <w:rPr>
+          <w:rFonts w:ascii="Courier New" w:hAnsi="Courier New"/>
+          <w:color w:val="333333"/>
+          <w:sz w:val="20"/>
+        </w:rPr>
+        <w:t>pr-mock-routewise.json</w:t>
+      </w:r>
+      <w:r>
+        <w:rPr>
+          <w:rFonts w:ascii="Arial" w:hAnsi="Arial"/>
+          <w:b w:val="0"/>
+          <w:color w:val="333333"/>
+          <w:sz w:val="22"/>
+        </w:rPr>
+        <w:t xml:space="preserve">, </w:t>
+      </w:r>
+      <w:r>
+        <w:rPr>
+          <w:rFonts w:ascii="Courier New" w:hAnsi="Courier New"/>
+          <w:color w:val="333333"/>
+          <w:sz w:val="20"/>
+        </w:rPr>
+        <w:t>pr-mock-falhas.json</w:t>
+      </w:r>
+      <w:r>
+        <w:rPr>
+          <w:rFonts w:ascii="Arial" w:hAnsi="Arial"/>
+          <w:b w:val="0"/>
+          <w:color w:val="333333"/>
+          <w:sz w:val="22"/>
+        </w:rPr>
+        <w:t xml:space="preserve">) → </w:t>
+      </w:r>
+      <w:r>
+        <w:rPr>
+          <w:rFonts w:ascii="Courier New" w:hAnsi="Courier New"/>
+          <w:color w:val="333333"/>
+          <w:sz w:val="20"/>
+        </w:rPr>
+        <w:t>compliance-checklist-prompt.md</w:t>
+      </w:r>
+      <w:r>
+        <w:rPr>
+          <w:rFonts w:ascii="Arial" w:hAnsi="Arial"/>
+          <w:b w:val="0"/>
+          <w:color w:val="333333"/>
+          <w:sz w:val="22"/>
+        </w:rPr>
+        <w:t xml:space="preserve"> → </w:t>
+      </w:r>
+      <w:r>
+        <w:rPr>
+          <w:rFonts w:ascii="Courier New" w:hAnsi="Courier New"/>
+          <w:color w:val="333333"/>
+          <w:sz w:val="20"/>
+        </w:rPr>
+        <w:t>output-exemplo-compliance-m82.md</w:t>
+      </w:r>
+      <w:r>
+        <w:rPr>
+          <w:rFonts w:ascii="Arial" w:hAnsi="Arial"/>
+          <w:b w:val="0"/>
+          <w:color w:val="333333"/>
+          <w:sz w:val="22"/>
+        </w:rPr>
+        <w:t xml:space="preserve"> (checklist) e </w:t>
+      </w:r>
+      <w:r>
+        <w:rPr>
+          <w:rFonts w:ascii="Courier New" w:hAnsi="Courier New"/>
+          <w:color w:val="333333"/>
+          <w:sz w:val="20"/>
+        </w:rPr>
+        <w:t>output-exemplo-dangerfile-m82.md</w:t>
+      </w:r>
+      <w:r>
+        <w:rPr>
+          <w:rFonts w:ascii="Arial" w:hAnsi="Arial"/>
+          <w:b w:val="0"/>
+          <w:color w:val="333333"/>
+          <w:sz w:val="22"/>
+        </w:rPr>
+        <w:t xml:space="preserve"> → </w:t>
+      </w:r>
+      <w:r>
+        <w:rPr>
+          <w:rFonts w:ascii="Courier New" w:hAnsi="Courier New"/>
+          <w:color w:val="333333"/>
+          <w:sz w:val="20"/>
+        </w:rPr>
+        <w:t>danger-config-template.js</w:t>
+      </w:r>
+      <w:r>
+        <w:rPr>
+          <w:rFonts w:ascii="Arial" w:hAnsi="Arial"/>
+          <w:b w:val="0"/>
+          <w:color w:val="333333"/>
+          <w:sz w:val="22"/>
+        </w:rPr>
+        <w:t xml:space="preserve"> / </w:t>
+      </w:r>
+      <w:r>
+        <w:rPr>
+          <w:rFonts w:ascii="Courier New" w:hAnsi="Courier New"/>
+          <w:color w:val="333333"/>
+          <w:sz w:val="20"/>
+        </w:rPr>
+        <w:t>danger-config-routewise.py</w:t>
+      </w:r>
+      <w:r>
+        <w:rPr>
+          <w:rFonts w:ascii="Arial" w:hAnsi="Arial"/>
+          <w:b w:val="0"/>
+          <w:color w:val="333333"/>
+          <w:sz w:val="22"/>
+        </w:rPr>
+        <w:t xml:space="preserve"> (regras executáveis reais).</w:t>
+      </w:r>
+    </w:p>
+    <w:p>
+      <w:pPr>
+        <w:spacing w:after="160"/>
+      </w:pPr>
+      <w:r>
+        <w:rPr>
+          <w:rFonts w:ascii="Arial" w:hAnsi="Arial"/>
+          <w:b w:val="0"/>
+          <w:color w:val="333333"/>
+          <w:sz w:val="22"/>
+        </w:rPr>
+        <w:t>Trecho de código (conceito replicado em JS e Python) — regra bloqueante vinculando PR a item do Jira:</w:t>
+      </w:r>
+    </w:p>
+    <w:p>
+      <w:pPr>
+        <w:spacing w:before="20" w:after="20"/>
+        <w:ind w:left="360"/>
+        <w:shd w:val="clear" w:fill="F0F0F0"/>
+      </w:pPr>
+      <w:r>
+        <w:rPr>
+          <w:rFonts w:ascii="Courier New" w:hAnsi="Courier New"/>
+          <w:color w:val="333333"/>
+          <w:sz w:val="18"/>
+        </w:rPr>
+        <w:t>// DangerFile.js (gerado a partir do prompt, depois versionado no repo)</w:t>
+      </w:r>
+    </w:p>
+    <w:p>
+      <w:pPr>
+        <w:spacing w:before="20" w:after="20"/>
+        <w:ind w:left="360"/>
+        <w:shd w:val="clear" w:fill="F0F0F0"/>
+      </w:pPr>
+      <w:r>
+        <w:rPr>
+          <w:rFonts w:ascii="Courier New" w:hAnsi="Courier New"/>
+          <w:color w:val="333333"/>
+          <w:sz w:val="18"/>
+        </w:rPr>
+        <w:t>const jiraPattern = /[A-Z]+-\d+/;</w:t>
+      </w:r>
+    </w:p>
+    <w:p>
+      <w:pPr>
+        <w:spacing w:before="20" w:after="20"/>
+        <w:ind w:left="360"/>
+        <w:shd w:val="clear" w:fill="F0F0F0"/>
+      </w:pPr>
+      <w:r>
+        <w:rPr>
+          <w:rFonts w:ascii="Courier New" w:hAnsi="Courier New"/>
+          <w:color w:val="333333"/>
+          <w:sz w:val="18"/>
+        </w:rPr>
+        <w:t>if (!jiraPattern.test(danger.github.pr.title + danger.github.pr.body)) {</w:t>
+      </w:r>
+    </w:p>
+    <w:p>
+      <w:pPr>
+        <w:spacing w:before="20" w:after="20"/>
+        <w:ind w:left="360"/>
+        <w:shd w:val="clear" w:fill="F0F0F0"/>
+      </w:pPr>
+      <w:r>
+        <w:rPr>
+          <w:rFonts w:ascii="Courier New" w:hAnsi="Courier New"/>
+          <w:color w:val="333333"/>
+          <w:sz w:val="18"/>
+        </w:rPr>
+        <w:t xml:space="preserve">  fail("PR deve referenciar um identificador do Jira (ex.: RW-123) no título ou descrição.");</w:t>
+      </w:r>
+    </w:p>
+    <w:p>
+      <w:pPr>
+        <w:spacing w:before="20" w:after="20"/>
+        <w:ind w:left="360"/>
+        <w:shd w:val="clear" w:fill="F0F0F0"/>
+      </w:pPr>
+      <w:r>
+        <w:rPr>
+          <w:rFonts w:ascii="Courier New" w:hAnsi="Courier New"/>
+          <w:color w:val="333333"/>
+          <w:sz w:val="18"/>
+        </w:rPr>
+        <w:t>}</w:t>
+      </w:r>
+    </w:p>
+    <w:p>
+      <w:pPr>
+        <w:spacing w:after="160"/>
+      </w:pPr>
+      <w:r>
+        <w:rPr>
+          <w:rFonts w:ascii="Arial" w:hAnsi="Arial"/>
+          <w:b w:val="0"/>
+          <w:color w:val="333333"/>
+          <w:sz w:val="22"/>
+        </w:rPr>
+        <w:t>Boa prática de curadoria aplicada: caminhos de arquivo "críticos" (ex.: módulo de GPS) extraídos para um arquivo de configuração externo em vez de hardcoded na regra — separa lógica (estável) de parâmetro (muda com a estrutura do projeto).</w:t>
+      </w:r>
+    </w:p>
+    <w:p>
+      <w:pPr>
+        <w:pStyle w:val="Heading3"/>
+        <w:spacing w:before="200" w:after="80"/>
+      </w:pPr>
+      <w:r>
+        <w:rPr>
+          <w:rFonts w:ascii="Arial" w:hAnsi="Arial"/>
+          <w:b/>
+          <w:color w:val="1F4D78"/>
+          <w:sz w:val="24"/>
+        </w:rPr>
+        <w:t>3.9 Ecosystem Bot / NL to Workflow (Módulo 09)</w:t>
+      </w:r>
+    </w:p>
+    <w:p>
+      <w:pPr>
+        <w:spacing w:after="160"/>
+      </w:pPr>
+      <w:r>
+        <w:rPr>
+          <w:rFonts w:ascii="Arial" w:hAnsi="Arial"/>
+          <w:b w:val="0"/>
+          <w:color w:val="333333"/>
+          <w:sz w:val="22"/>
+        </w:rPr>
+        <w:t xml:space="preserve">O que faz: recebe mensagem em linguagem natural (Slack) e produz objeto estruturado classificando tipo (bug/feature/pergunta/decisão pendente), severidade, componente sugerido e campo </w:t>
+      </w:r>
+      <w:r>
+        <w:rPr>
+          <w:rFonts w:ascii="Courier New" w:hAnsi="Courier New"/>
+          <w:color w:val="333333"/>
+          <w:sz w:val="20"/>
+        </w:rPr>
+        <w:t>Action Required</w:t>
+      </w:r>
+      <w:r>
+        <w:rPr>
+          <w:rFonts w:ascii="Arial" w:hAnsi="Arial"/>
+          <w:b w:val="0"/>
+          <w:color w:val="333333"/>
+          <w:sz w:val="22"/>
+        </w:rPr>
+        <w:t xml:space="preserve"> quando a mensagem depende de decisão humana — pronto para criar card no Jira.</w:t>
+      </w:r>
+    </w:p>
+    <w:p>
+      <w:pPr>
+        <w:spacing w:after="160"/>
+      </w:pPr>
+      <w:r>
+        <w:rPr>
+          <w:rFonts w:ascii="Arial" w:hAnsi="Arial"/>
+          <w:b w:val="0"/>
+          <w:color w:val="333333"/>
+          <w:sz w:val="22"/>
+        </w:rPr>
+        <w:t xml:space="preserve">Fluxo de dados: mensagem de exemplo → </w:t>
+      </w:r>
+      <w:r>
+        <w:rPr>
+          <w:rFonts w:ascii="Courier New" w:hAnsi="Courier New"/>
+          <w:color w:val="333333"/>
+          <w:sz w:val="20"/>
+        </w:rPr>
+        <w:t>nl-to-workflow-prompt.md</w:t>
+      </w:r>
+      <w:r>
+        <w:rPr>
+          <w:rFonts w:ascii="Arial" w:hAnsi="Arial"/>
+          <w:b w:val="0"/>
+          <w:color w:val="333333"/>
+          <w:sz w:val="22"/>
+        </w:rPr>
+        <w:t xml:space="preserve"> (temperatura ~0.3) → </w:t>
+      </w:r>
+      <w:r>
+        <w:rPr>
+          <w:rFonts w:ascii="Courier New" w:hAnsi="Courier New"/>
+          <w:color w:val="333333"/>
+          <w:sz w:val="20"/>
+        </w:rPr>
+        <w:t>output-exemplo-nlworkflow-m92.md</w:t>
+      </w:r>
+      <w:r>
+        <w:rPr>
+          <w:rFonts w:ascii="Arial" w:hAnsi="Arial"/>
+          <w:b w:val="0"/>
+          <w:color w:val="333333"/>
+          <w:sz w:val="22"/>
+        </w:rPr>
+        <w:t xml:space="preserve"> (JSON estruturado) → referência de integração real em </w:t>
+      </w:r>
+      <w:r>
+        <w:rPr>
+          <w:rFonts w:ascii="Courier New" w:hAnsi="Courier New"/>
+          <w:color w:val="333333"/>
+          <w:sz w:val="20"/>
+        </w:rPr>
+        <w:t>ecosystem-bot-template.js</w:t>
+      </w:r>
+      <w:r>
+        <w:rPr>
+          <w:rFonts w:ascii="Arial" w:hAnsi="Arial"/>
+          <w:b w:val="0"/>
+          <w:color w:val="333333"/>
+          <w:sz w:val="22"/>
+        </w:rPr>
+        <w:t xml:space="preserve"> e blueprint de automação (</w:t>
+      </w:r>
+      <w:r>
+        <w:rPr>
+          <w:rFonts w:ascii="Courier New" w:hAnsi="Courier New"/>
+          <w:color w:val="333333"/>
+          <w:sz w:val="20"/>
+        </w:rPr>
+        <w:t>make-blueprint-m9.json</w:t>
+      </w:r>
+      <w:r>
+        <w:rPr>
+          <w:rFonts w:ascii="Arial" w:hAnsi="Arial"/>
+          <w:b w:val="0"/>
+          <w:color w:val="333333"/>
+          <w:sz w:val="22"/>
+        </w:rPr>
+        <w:t>, para plataforma Make/Zapier).</w:t>
+      </w:r>
+    </w:p>
+    <w:p>
+      <w:pPr>
+        <w:pStyle w:val="Heading3"/>
+        <w:spacing w:before="200" w:after="80"/>
+      </w:pPr>
+      <w:r>
+        <w:rPr>
+          <w:rFonts w:ascii="Arial" w:hAnsi="Arial"/>
+          <w:b/>
+          <w:color w:val="1F4D78"/>
+          <w:sz w:val="24"/>
+        </w:rPr>
+        <w:t>3.10 OKR Aligner (Módulo 10)</w:t>
+      </w:r>
+    </w:p>
+    <w:p>
+      <w:pPr>
+        <w:spacing w:after="160"/>
+      </w:pPr>
+      <w:r>
+        <w:rPr>
+          <w:rFonts w:ascii="Arial" w:hAnsi="Arial"/>
+          <w:b w:val="0"/>
+          <w:color w:val="333333"/>
+          <w:sz w:val="22"/>
+        </w:rPr>
+        <w:t>O que faz: dois templates — (1) valida a qualidade estrutural de um conjunto de Objectives/Key Results (mensurável, prazo, baseline, responsável); (2) classifica cada User Story do backlog quanto ao alinhamento com os OKRs vigentes (direto/indireto/não alinhado), com recomendação por categoria.</w:t>
+      </w:r>
+    </w:p>
+    <w:p>
+      <w:pPr>
+        <w:spacing w:after="160"/>
+      </w:pPr>
+      <w:r>
+        <w:rPr>
+          <w:rFonts w:ascii="Arial" w:hAnsi="Arial"/>
+          <w:b w:val="0"/>
+          <w:color w:val="333333"/>
+          <w:sz w:val="22"/>
+        </w:rPr>
+        <w:t>Fluxo de dados: OKRs do projeto + backlog completo → prompt do OKR Aligner → classificação por história + relatório de progresso projetado do Key Result (ritmo atual vs. meta e prazo).</w:t>
+      </w:r>
+    </w:p>
+    <w:p>
+      <w:pPr>
+        <w:pStyle w:val="Heading2"/>
+        <w:spacing w:before="360" w:after="160"/>
+      </w:pPr>
+      <w:r>
+        <w:rPr>
+          <w:rFonts w:ascii="Arial" w:hAnsi="Arial"/>
+          <w:b/>
+          <w:color w:val="2E74B5"/>
+          <w:sz w:val="28"/>
+        </w:rPr>
+        <w:t>4. Analogias Java/Spring Boot e Go</w:t>
+      </w:r>
+    </w:p>
+    <w:tbl>
+      <w:tblPr>
+        <w:tblW w:type="auto" w:w="0"/>
+        <w:tblLook w:firstColumn="1" w:firstRow="1" w:lastColumn="0" w:lastRow="0" w:noHBand="0" w:noVBand="1" w:val="04A0"/>
+        <w:tblBorders>
+          <w:top w:val="single" w:color="auto" w:sz="4"/>
+          <w:left w:val="single" w:color="auto" w:sz="4"/>
+          <w:bottom w:val="single" w:color="auto" w:sz="4"/>
+          <w:right w:val="single" w:color="auto" w:sz="4"/>
+          <w:insideH w:val="single" w:color="auto" w:sz="4"/>
+          <w:insideV w:val="single" w:color="auto" w:sz="4"/>
+        </w:tblBorders>
+      </w:tblPr>
+      <w:tblGrid>
+        <w:gridCol w:w="2880"/>
+        <w:gridCol w:w="2880"/>
+        <w:gridCol w:w="2880"/>
+      </w:tblGrid>
+      <w:tr>
+        <w:tc>
+          <w:tcPr>
+            <w:tcW w:type="dxa" w:w="2880"/>
+            <w:shd w:val="clear" w:fill="D6E4F0"/>
+            <w:tcBorders>
+              <w:top w:val="single" w:color="CCCCCC" w:sz="4"/>
+              <w:left w:val="single" w:color="CCCCCC" w:sz="4"/>
+              <w:bottom w:val="single" w:color="CCCCCC" w:sz="4"/>
+              <w:right w:val="single" w:color="CCCCCC" w:sz="4"/>
+            </w:tcBorders>
+            <w:tcMar>
+              <w:top w:w="80" w:type="dxa"/>
+              <w:bottom w:w="80" w:type="dxa"/>
+              <w:left w:w="120" w:type="dxa"/>
+              <w:right w:w="120" w:type="dxa"/>
+            </w:tcMar>
+          </w:tcPr>
+          <w:p>
+            <w:r/>
+            <w:r>
+              <w:rPr>
+                <w:rFonts w:ascii="Arial" w:hAnsi="Arial"/>
+                <w:b/>
+                <w:color w:val="333333"/>
+                <w:sz w:val="22"/>
+              </w:rPr>
+              <w:t>Conceito</w:t>
             </w:r>
           </w:p>
         </w:tc>
@@ -3523,7 +6345,7 @@
                 <w:color w:val="333333"/>
                 <w:sz w:val="22"/>
               </w:rPr>
-              <w:t>Requirements Copilot com protocolo de ambiguidade</w:t>
+              <w:t>System Prompt como contrato de comportamento</w:t>
             </w:r>
           </w:p>
         </w:tc>
@@ -3553,41 +6375,7 @@
                 <w:color w:val="333333"/>
                 <w:sz w:val="22"/>
               </w:rPr>
-              <w:t>Validação Bean (</w:t>
-            </w:r>
-            <w:r>
-              <w:rPr>
-                <w:rFonts w:ascii="Courier New" w:hAnsi="Courier New"/>
-                <w:color w:val="333333"/>
-                <w:sz w:val="20"/>
-              </w:rPr>
-              <w:t>@NotNull</w:t>
-            </w:r>
-            <w:r>
-              <w:rPr>
-                <w:rFonts w:ascii="Arial" w:hAnsi="Arial"/>
-                <w:b w:val="0"/>
-                <w:color w:val="333333"/>
-                <w:sz w:val="22"/>
-              </w:rPr>
-              <w:t xml:space="preserve">, </w:t>
-            </w:r>
-            <w:r>
-              <w:rPr>
-                <w:rFonts w:ascii="Courier New" w:hAnsi="Courier New"/>
-                <w:color w:val="333333"/>
-                <w:sz w:val="20"/>
-              </w:rPr>
-              <w:t>@Valid</w:t>
-            </w:r>
-            <w:r>
-              <w:rPr>
-                <w:rFonts w:ascii="Arial" w:hAnsi="Arial"/>
-                <w:b w:val="0"/>
-                <w:color w:val="333333"/>
-                <w:sz w:val="22"/>
-              </w:rPr>
-              <w:t>) que rejeita objeto incompleto em vez de assumir valor default silencioso</w:t>
+              <w:t>Uma interface Java bem documentada com Javadoc explícito de pré-condições e pós-condições — o "contrato" que qualquer implementação (humana ou não) deve respeitar, análogo ao MCP Server restringindo ferramentas de um agente</w:t>
             </w:r>
           </w:p>
         </w:tc>
@@ -3612,11 +6400,20 @@
             <w:r/>
             <w:r>
               <w:rPr>
+                <w:rFonts w:ascii="Arial" w:hAnsi="Arial"/>
+                <w:b w:val="0"/>
+                <w:color w:val="333333"/>
+                <w:sz w:val="22"/>
+              </w:rPr>
+              <w:t xml:space="preserve">Um </w:t>
+            </w:r>
+            <w:r>
+              <w:rPr>
                 <w:rFonts w:ascii="Courier New" w:hAnsi="Courier New"/>
                 <w:color w:val="333333"/>
                 <w:sz w:val="20"/>
               </w:rPr>
-              <w:t>struct</w:t>
+              <w:t>interface</w:t>
             </w:r>
             <w:r>
               <w:rPr>
@@ -3625,41 +6422,7 @@
                 <w:color w:val="333333"/>
                 <w:sz w:val="22"/>
               </w:rPr>
-              <w:t xml:space="preserve"> com validação explícita (</w:t>
-            </w:r>
-            <w:r>
-              <w:rPr>
-                <w:rFonts w:ascii="Courier New" w:hAnsi="Courier New"/>
-                <w:color w:val="333333"/>
-                <w:sz w:val="20"/>
-              </w:rPr>
-              <w:t>validator.Struct()</w:t>
-            </w:r>
-            <w:r>
-              <w:rPr>
-                <w:rFonts w:ascii="Arial" w:hAnsi="Arial"/>
-                <w:b w:val="0"/>
-                <w:color w:val="333333"/>
-                <w:sz w:val="22"/>
-              </w:rPr>
-              <w:t xml:space="preserve">) retornando </w:t>
-            </w:r>
-            <w:r>
-              <w:rPr>
-                <w:rFonts w:ascii="Courier New" w:hAnsi="Courier New"/>
-                <w:color w:val="333333"/>
-                <w:sz w:val="20"/>
-              </w:rPr>
-              <w:t>error</w:t>
-            </w:r>
-            <w:r>
-              <w:rPr>
-                <w:rFonts w:ascii="Arial" w:hAnsi="Arial"/>
-                <w:b w:val="0"/>
-                <w:color w:val="333333"/>
-                <w:sz w:val="22"/>
-              </w:rPr>
-              <w:t xml:space="preserve"> em vez de preencher campo zero-value silenciosamente</w:t>
+              <w:t xml:space="preserve"> Go pequeno e explícito — a "restrição de comportamento" vem da assinatura mínima exposta, não de anotação; o prompt cumpre o mesmo papel de "reduzir a superfície de variação" que uma interface enxuta cumpre em Go</w:t>
             </w:r>
           </w:p>
         </w:tc>
@@ -3691,7 +6454,7 @@
                 <w:color w:val="333333"/>
                 <w:sz w:val="22"/>
               </w:rPr>
-              <w:t>Backlog Scorer combinando RICE + WSJF</w:t>
+              <w:t>Protocolo de ambiguidade (nunca inventar valor ausente)</w:t>
             </w:r>
           </w:p>
         </w:tc>
@@ -3721,7 +6484,7 @@
                 <w:color w:val="333333"/>
                 <w:sz w:val="22"/>
               </w:rPr>
-              <w:t xml:space="preserve">Dois </w:t>
+              <w:t xml:space="preserve">Um </w:t>
             </w:r>
             <w:r>
               <w:rPr>
@@ -3729,7 +6492,7 @@
                 <w:color w:val="333333"/>
                 <w:sz w:val="20"/>
               </w:rPr>
-              <w:t>@Component</w:t>
+              <w:t>@RequestBody</w:t>
             </w:r>
             <w:r>
               <w:rPr>
@@ -3738,7 +6501,41 @@
                 <w:color w:val="333333"/>
                 <w:sz w:val="22"/>
               </w:rPr>
-              <w:t xml:space="preserve"> de scoring diferentes, ambos consultados, sem um sobrepor o outro — cabe à camada de serviço decidir qual prevalece por contexto</w:t>
+              <w:t xml:space="preserve"> com Bean Validation (</w:t>
+            </w:r>
+            <w:r>
+              <w:rPr>
+                <w:rFonts w:ascii="Courier New" w:hAnsi="Courier New"/>
+                <w:color w:val="333333"/>
+                <w:sz w:val="20"/>
+              </w:rPr>
+              <w:t>@NotNull</w:t>
+            </w:r>
+            <w:r>
+              <w:rPr>
+                <w:rFonts w:ascii="Arial" w:hAnsi="Arial"/>
+                <w:b w:val="0"/>
+                <w:color w:val="333333"/>
+                <w:sz w:val="22"/>
+              </w:rPr>
+              <w:t xml:space="preserve">, </w:t>
+            </w:r>
+            <w:r>
+              <w:rPr>
+                <w:rFonts w:ascii="Courier New" w:hAnsi="Courier New"/>
+                <w:color w:val="333333"/>
+                <w:sz w:val="20"/>
+              </w:rPr>
+              <w:t>@Positive</w:t>
+            </w:r>
+            <w:r>
+              <w:rPr>
+                <w:rFonts w:ascii="Arial" w:hAnsi="Arial"/>
+                <w:b w:val="0"/>
+                <w:color w:val="333333"/>
+                <w:sz w:val="22"/>
+              </w:rPr>
+              <w:t>) rejeitando a requisição em vez de aplicar um valor default silencioso quando um campo obrigatório não veio preenchido</w:t>
             </w:r>
           </w:p>
         </w:tc>
@@ -3768,7 +6565,7 @@
                 <w:color w:val="333333"/>
                 <w:sz w:val="22"/>
               </w:rPr>
-              <w:t xml:space="preserve">Duas funções </w:t>
+              <w:t xml:space="preserve">Um </w:t>
             </w:r>
             <w:r>
               <w:rPr>
@@ -3776,7 +6573,7 @@
                 <w:color w:val="333333"/>
                 <w:sz w:val="20"/>
               </w:rPr>
-              <w:t>func ScoreRICE(item) float64</w:t>
+              <w:t>struct</w:t>
             </w:r>
             <w:r>
               <w:rPr>
@@ -3785,7 +6582,7 @@
                 <w:color w:val="333333"/>
                 <w:sz w:val="22"/>
               </w:rPr>
-              <w:t xml:space="preserve"> e </w:t>
+              <w:t xml:space="preserve"> sem valor default mascarado — em vez de aceitar o zero value (</w:t>
             </w:r>
             <w:r>
               <w:rPr>
@@ -3793,7 +6590,7 @@
                 <w:color w:val="333333"/>
                 <w:sz w:val="20"/>
               </w:rPr>
-              <w:t>func ScoreWSJF(item) float64</w:t>
+              <w:t>0</w:t>
             </w:r>
             <w:r>
               <w:rPr>
@@ -3802,7 +6599,58 @@
                 <w:color w:val="333333"/>
                 <w:sz w:val="22"/>
               </w:rPr>
-              <w:t xml:space="preserve"> independentes, combinadas explicitamente pela função chamadora</w:t>
+              <w:t xml:space="preserve">, </w:t>
+            </w:r>
+            <w:r>
+              <w:rPr>
+                <w:rFonts w:ascii="Courier New" w:hAnsi="Courier New"/>
+                <w:color w:val="333333"/>
+                <w:sz w:val="20"/>
+              </w:rPr>
+              <w:t>""</w:t>
+            </w:r>
+            <w:r>
+              <w:rPr>
+                <w:rFonts w:ascii="Arial" w:hAnsi="Arial"/>
+                <w:b w:val="0"/>
+                <w:color w:val="333333"/>
+                <w:sz w:val="22"/>
+              </w:rPr>
+              <w:t>) como se fosse intencional, o código Go idiomático usa um ponteiro (</w:t>
+            </w:r>
+            <w:r>
+              <w:rPr>
+                <w:rFonts w:ascii="Courier New" w:hAnsi="Courier New"/>
+                <w:color w:val="333333"/>
+                <w:sz w:val="20"/>
+              </w:rPr>
+              <w:t>*int</w:t>
+            </w:r>
+            <w:r>
+              <w:rPr>
+                <w:rFonts w:ascii="Arial" w:hAnsi="Arial"/>
+                <w:b w:val="0"/>
+                <w:color w:val="333333"/>
+                <w:sz w:val="22"/>
+              </w:rPr>
+              <w:t xml:space="preserve">) ou um </w:t>
+            </w:r>
+            <w:r>
+              <w:rPr>
+                <w:rFonts w:ascii="Courier New" w:hAnsi="Courier New"/>
+                <w:color w:val="333333"/>
+                <w:sz w:val="20"/>
+              </w:rPr>
+              <w:t>ok bool</w:t>
+            </w:r>
+            <w:r>
+              <w:rPr>
+                <w:rFonts w:ascii="Arial" w:hAnsi="Arial"/>
+                <w:b w:val="0"/>
+                <w:color w:val="333333"/>
+                <w:sz w:val="22"/>
+              </w:rPr>
+              <w:t xml:space="preserve"> de retorno para distinguir "ausente" de "zero", o mesmo espírito de nunca confundir "não informado" com um valor válido</w:t>
             </w:r>
           </w:p>
         </w:tc>
@@ -3834,7 +6682,7 @@
                 <w:color w:val="333333"/>
                 <w:sz w:val="22"/>
               </w:rPr>
-              <w:t>Scheduling Prompt com capacidade real (65%)</w:t>
+              <w:t>Separar cálculo determinístico (Monte Carlo) de interpretação (LLM)</w:t>
             </w:r>
           </w:p>
         </w:tc>
@@ -3859,11 +6707,20 @@
             <w:r/>
             <w:r>
               <w:rPr>
+                <w:rFonts w:ascii="Arial" w:hAnsi="Arial"/>
+                <w:b w:val="0"/>
+                <w:color w:val="333333"/>
+                <w:sz w:val="22"/>
+              </w:rPr>
+              <w:t xml:space="preserve">Um </w:t>
+            </w:r>
+            <w:r>
+              <w:rPr>
                 <w:rFonts w:ascii="Courier New" w:hAnsi="Courier New"/>
                 <w:color w:val="333333"/>
                 <w:sz w:val="20"/>
               </w:rPr>
-              <w:t>ThreadPoolExecutor</w:t>
+              <w:t>@Service</w:t>
             </w:r>
             <w:r>
               <w:rPr>
@@ -3872,7 +6729,41 @@
                 <w:color w:val="333333"/>
                 <w:sz w:val="22"/>
               </w:rPr>
-              <w:t xml:space="preserve"> dimensionado abaixo do máximo teórico, reservando capacidade para tarefas de manutenção/GC</w:t>
+              <w:t xml:space="preserve"> de domínio (</w:t>
+            </w:r>
+            <w:r>
+              <w:rPr>
+                <w:rFonts w:ascii="Courier New" w:hAnsi="Courier New"/>
+                <w:color w:val="333333"/>
+                <w:sz w:val="20"/>
+              </w:rPr>
+              <w:t>ForecastService</w:t>
+            </w:r>
+            <w:r>
+              <w:rPr>
+                <w:rFonts w:ascii="Arial" w:hAnsi="Arial"/>
+                <w:b w:val="0"/>
+                <w:color w:val="333333"/>
+                <w:sz w:val="22"/>
+              </w:rPr>
+              <w:t xml:space="preserve">, puro, testável com JUnit) chamado por um </w:t>
+            </w:r>
+            <w:r>
+              <w:rPr>
+                <w:rFonts w:ascii="Courier New" w:hAnsi="Courier New"/>
+                <w:color w:val="333333"/>
+                <w:sz w:val="20"/>
+              </w:rPr>
+              <w:t>@RestController</w:t>
+            </w:r>
+            <w:r>
+              <w:rPr>
+                <w:rFonts w:ascii="Arial" w:hAnsi="Arial"/>
+                <w:b w:val="0"/>
+                <w:color w:val="333333"/>
+                <w:sz w:val="22"/>
+              </w:rPr>
+              <w:t xml:space="preserve"> que só formata a resposta — a lógica de negócio determinística fica isolada da camada de apresentação/interpretação</w:t>
             </w:r>
           </w:p>
         </w:tc>
@@ -3897,11 +6788,20 @@
             <w:r/>
             <w:r>
               <w:rPr>
+                <w:rFonts w:ascii="Arial" w:hAnsi="Arial"/>
+                <w:b w:val="0"/>
+                <w:color w:val="333333"/>
+                <w:sz w:val="22"/>
+              </w:rPr>
+              <w:t xml:space="preserve">Um pacote </w:t>
+            </w:r>
+            <w:r>
+              <w:rPr>
                 <w:rFonts w:ascii="Courier New" w:hAnsi="Courier New"/>
                 <w:color w:val="333333"/>
                 <w:sz w:val="20"/>
               </w:rPr>
-              <w:t>worker pool</w:t>
+              <w:t>forecast</w:t>
             </w:r>
             <w:r>
               <w:rPr>
@@ -3910,7 +6810,7 @@
                 <w:color w:val="333333"/>
                 <w:sz w:val="22"/>
               </w:rPr>
-              <w:t xml:space="preserve"> com tamanho de canal (</w:t>
+              <w:t xml:space="preserve"> sem nenhuma dependência de I/O, testável com </w:t>
             </w:r>
             <w:r>
               <w:rPr>
@@ -3918,7 +6818,7 @@
                 <w:color w:val="333333"/>
                 <w:sz w:val="20"/>
               </w:rPr>
-              <w:t>buffered channel</w:t>
+              <w:t>go test</w:t>
             </w:r>
             <w:r>
               <w:rPr>
@@ -3927,7 +6827,7 @@
                 <w:color w:val="333333"/>
                 <w:sz w:val="22"/>
               </w:rPr>
-              <w:t>) dimensionado abaixo do máximo teórico, reservando capacidade operacional</w:t>
+              <w:t xml:space="preserve"> puro, chamado por uma camada externa (CLI ou handler HTTP) que só traduz entrada/saída — mesmo princípio de isolar o núcleo determinístico do que é variável</w:t>
             </w:r>
           </w:p>
         </w:tc>
@@ -3959,7 +6859,7 @@
                 <w:color w:val="333333"/>
                 <w:sz w:val="22"/>
               </w:rPr>
-              <w:t>Simulação de Monte Carlo</w:t>
+              <w:t>Regras de governança executadas no pipeline (Danger.js)</w:t>
             </w:r>
           </w:p>
         </w:tc>
@@ -3989,7 +6889,24 @@
                 <w:color w:val="333333"/>
                 <w:sz w:val="22"/>
               </w:rPr>
-              <w:t>Testes de carga com distribuição estatística de latência — reportar percentis (P95, P99), nunca só a média</w:t>
+              <w:t xml:space="preserve">Um </w:t>
+            </w:r>
+            <w:r>
+              <w:rPr>
+                <w:rFonts w:ascii="Courier New" w:hAnsi="Courier New"/>
+                <w:color w:val="333333"/>
+                <w:sz w:val="20"/>
+              </w:rPr>
+              <w:t>@ControllerAdvice</w:t>
+            </w:r>
+            <w:r>
+              <w:rPr>
+                <w:rFonts w:ascii="Arial" w:hAnsi="Arial"/>
+                <w:b w:val="0"/>
+                <w:color w:val="333333"/>
+                <w:sz w:val="22"/>
+              </w:rPr>
+              <w:t>/interceptor que valida toda requisição antes de chegar ao controller — regra centralizada, aplicada uniformemente, sem depender de cada desenvolvedor lembrar de checá-la manualmente</w:t>
             </w:r>
           </w:p>
         </w:tc>
@@ -4019,7 +6936,7 @@
                 <w:color w:val="333333"/>
                 <w:sz w:val="22"/>
               </w:rPr>
-              <w:t>Benchmark Go (</w:t>
+              <w:t>Um middleware Go (</w:t>
             </w:r>
             <w:r>
               <w:rPr>
@@ -4027,7 +6944,7 @@
                 <w:color w:val="333333"/>
                 <w:sz w:val="20"/>
               </w:rPr>
-              <w:t>testing.B</w:t>
+              <w:t>func(next http.Handler) http.Handler</w:t>
             </w:r>
             <w:r>
               <w:rPr>
@@ -4036,49 +6953,7 @@
                 <w:color w:val="333333"/>
                 <w:sz w:val="22"/>
               </w:rPr>
-              <w:t xml:space="preserve">) reportando percentis via </w:t>
-            </w:r>
-            <w:r>
-              <w:rPr>
-                <w:rFonts w:ascii="Courier New" w:hAnsi="Courier New"/>
-                <w:color w:val="333333"/>
-                <w:sz w:val="20"/>
-              </w:rPr>
-              <w:t>go-torch</w:t>
-            </w:r>
-            <w:r>
-              <w:rPr>
-                <w:rFonts w:ascii="Arial" w:hAnsi="Arial"/>
-                <w:b w:val="0"/>
-                <w:color w:val="333333"/>
-                <w:sz w:val="22"/>
-              </w:rPr>
-              <w:t>/</w:t>
-            </w:r>
-            <w:r>
-              <w:rPr>
-                <w:rFonts w:ascii="Courier New" w:hAnsi="Courier New"/>
-                <w:color w:val="333333"/>
-                <w:sz w:val="20"/>
-              </w:rPr>
-              <w:t>hdrhistogram</w:t>
-            </w:r>
-            <w:r>
-              <w:rPr>
-                <w:rFonts w:ascii="Arial" w:hAnsi="Arial"/>
-                <w:b w:val="0"/>
-                <w:color w:val="333333"/>
-                <w:sz w:val="22"/>
-              </w:rPr>
-              <w:t xml:space="preserve">, nunca apenas a média de </w:t>
-            </w:r>
-            <w:r>
-              <w:rPr>
-                <w:rFonts w:ascii="Courier New" w:hAnsi="Courier New"/>
-                <w:color w:val="333333"/>
-                <w:sz w:val="20"/>
-              </w:rPr>
-              <w:t>b.N</w:t>
+              <w:t>) que intercepta e valida antes de repassar adiante — mesmo padrão de "gate" centralizado, aplicado de forma consistente independente de quem escreveu o handler final</w:t>
             </w:r>
           </w:p>
         </w:tc>
@@ -4110,7 +6985,7 @@
                 <w:color w:val="333333"/>
                 <w:sz w:val="22"/>
               </w:rPr>
-              <w:t>Risk Monitor / Cockpit de Riscos</w:t>
+              <w:t>Classificação de mensagem em categoria com ação condicional (Ecosystem Bot)</w:t>
             </w:r>
           </w:p>
         </w:tc>
@@ -4140,7 +7015,75 @@
                 <w:color w:val="333333"/>
                 <w:sz w:val="22"/>
               </w:rPr>
-              <w:t>Dashboard de métricas via Micrometer/Actuator, com alertas configurados a partir de tendência, não só limite fixo</w:t>
+              <w:t xml:space="preserve">Um </w:t>
+            </w:r>
+            <w:r>
+              <w:rPr>
+                <w:rFonts w:ascii="Courier New" w:hAnsi="Courier New"/>
+                <w:color w:val="333333"/>
+                <w:sz w:val="20"/>
+              </w:rPr>
+              <w:t>enum</w:t>
+            </w:r>
+            <w:r>
+              <w:rPr>
+                <w:rFonts w:ascii="Arial" w:hAnsi="Arial"/>
+                <w:b w:val="0"/>
+                <w:color w:val="333333"/>
+                <w:sz w:val="22"/>
+              </w:rPr>
+              <w:t xml:space="preserve"> Java (</w:t>
+            </w:r>
+            <w:r>
+              <w:rPr>
+                <w:rFonts w:ascii="Courier New" w:hAnsi="Courier New"/>
+                <w:color w:val="333333"/>
+                <w:sz w:val="20"/>
+              </w:rPr>
+              <w:t>TipoMensagem { BUG, FEATURE, PERGUNTA, DECISAO_PENDENTE }</w:t>
+            </w:r>
+            <w:r>
+              <w:rPr>
+                <w:rFonts w:ascii="Arial" w:hAnsi="Arial"/>
+                <w:b w:val="0"/>
+                <w:color w:val="333333"/>
+                <w:sz w:val="22"/>
+              </w:rPr>
+              <w:t xml:space="preserve">) usado num </w:t>
+            </w:r>
+            <w:r>
+              <w:rPr>
+                <w:rFonts w:ascii="Courier New" w:hAnsi="Courier New"/>
+                <w:color w:val="333333"/>
+                <w:sz w:val="20"/>
+              </w:rPr>
+              <w:t>switch</w:t>
+            </w:r>
+            <w:r>
+              <w:rPr>
+                <w:rFonts w:ascii="Arial" w:hAnsi="Arial"/>
+                <w:b w:val="0"/>
+                <w:color w:val="333333"/>
+                <w:sz w:val="22"/>
+              </w:rPr>
+              <w:t xml:space="preserve"> exaustivo no </w:t>
+            </w:r>
+            <w:r>
+              <w:rPr>
+                <w:rFonts w:ascii="Courier New" w:hAnsi="Courier New"/>
+                <w:color w:val="333333"/>
+                <w:sz w:val="20"/>
+              </w:rPr>
+              <w:t>@Service</w:t>
+            </w:r>
+            <w:r>
+              <w:rPr>
+                <w:rFonts w:ascii="Arial" w:hAnsi="Arial"/>
+                <w:b w:val="0"/>
+                <w:color w:val="333333"/>
+                <w:sz w:val="22"/>
+              </w:rPr>
+              <w:t xml:space="preserve"> de roteamento — o compilador força tratar todos os casos</w:t>
             </w:r>
           </w:p>
         </w:tc>
@@ -4170,7 +7113,7 @@
                 <w:color w:val="333333"/>
                 <w:sz w:val="22"/>
               </w:rPr>
-              <w:t xml:space="preserve">Métricas expostas via </w:t>
+              <w:t xml:space="preserve">Um tipo </w:t>
             </w:r>
             <w:r>
               <w:rPr>
@@ -4178,7 +7121,7 @@
                 <w:color w:val="333333"/>
                 <w:sz w:val="20"/>
               </w:rPr>
-              <w:t>expvar</w:t>
+              <w:t>string</w:t>
             </w:r>
             <w:r>
               <w:rPr>
@@ -4187,78 +7130,15 @@
                 <w:color w:val="333333"/>
                 <w:sz w:val="22"/>
               </w:rPr>
-              <w:t>/Prometheus client Go, com alerta calculado sobre a derivada da série, não sobre limite estático</w:t>
-            </w:r>
-          </w:p>
-        </w:tc>
-      </w:tr>
-      <w:tr>
-        <w:tc>
-          <w:tcPr>
-            <w:tcW w:type="dxa" w:w="2880"/>
-            <w:shd w:val="clear" w:fill="FFFFFF"/>
-            <w:tcBorders>
-              <w:top w:val="single" w:color="CCCCCC" w:sz="4"/>
-              <w:left w:val="single" w:color="CCCCCC" w:sz="4"/>
-              <w:bottom w:val="single" w:color="CCCCCC" w:sz="4"/>
-              <w:right w:val="single" w:color="CCCCCC" w:sz="4"/>
-            </w:tcBorders>
-            <w:tcMar>
-              <w:top w:w="80" w:type="dxa"/>
-              <w:bottom w:w="80" w:type="dxa"/>
-              <w:left w:w="120" w:type="dxa"/>
-              <w:right w:w="120" w:type="dxa"/>
-            </w:tcMar>
-          </w:tcPr>
-          <w:p>
-            <w:r/>
-            <w:r>
-              <w:rPr>
-                <w:rFonts w:ascii="Arial" w:hAnsi="Arial"/>
-                <w:b w:val="0"/>
-                <w:color w:val="333333"/>
-                <w:sz w:val="22"/>
-              </w:rPr>
-              <w:t>Meeting Digest (síntese semântica)</w:t>
-            </w:r>
-          </w:p>
-        </w:tc>
-        <w:tc>
-          <w:tcPr>
-            <w:tcW w:type="dxa" w:w="2880"/>
-            <w:shd w:val="clear" w:fill="FFFFFF"/>
-            <w:tcBorders>
-              <w:top w:val="single" w:color="CCCCCC" w:sz="4"/>
-              <w:left w:val="single" w:color="CCCCCC" w:sz="4"/>
-              <w:bottom w:val="single" w:color="CCCCCC" w:sz="4"/>
-              <w:right w:val="single" w:color="CCCCCC" w:sz="4"/>
-            </w:tcBorders>
-            <w:tcMar>
-              <w:top w:w="80" w:type="dxa"/>
-              <w:bottom w:w="80" w:type="dxa"/>
-              <w:left w:w="120" w:type="dxa"/>
-              <w:right w:w="120" w:type="dxa"/>
-            </w:tcMar>
-          </w:tcPr>
-          <w:p>
-            <w:r/>
-            <w:r>
-              <w:rPr>
-                <w:rFonts w:ascii="Arial" w:hAnsi="Arial"/>
-                <w:b w:val="0"/>
-                <w:color w:val="333333"/>
-                <w:sz w:val="22"/>
-              </w:rPr>
-              <w:t xml:space="preserve">Parser de eventos de domínio que extrai </w:t>
+              <w:t xml:space="preserve"> nomeado com constantes (</w:t>
             </w:r>
             <w:r>
               <w:rPr>
-                <w:rFonts w:ascii="Arial" w:hAnsi="Arial"/>
-                <w:i/>
+                <w:rFonts w:ascii="Courier New" w:hAnsi="Courier New"/>
                 <w:color w:val="333333"/>
-                <w:sz w:val="22"/>
+                <w:sz w:val="20"/>
               </w:rPr>
-              <w:t>intenção</w:t>
+              <w:t>TipoMensagem</w:t>
             </w:r>
             <w:r>
               <w:rPr>
@@ -4267,37 +7147,7 @@
                 <w:color w:val="333333"/>
                 <w:sz w:val="22"/>
               </w:rPr>
-              <w:t xml:space="preserve"> de um payload bruto, não apenas desserializa campos</w:t>
-            </w:r>
-          </w:p>
-        </w:tc>
-        <w:tc>
-          <w:tcPr>
-            <w:tcW w:type="dxa" w:w="2880"/>
-            <w:shd w:val="clear" w:fill="FFFFFF"/>
-            <w:tcBorders>
-              <w:top w:val="single" w:color="CCCCCC" w:sz="4"/>
-              <w:left w:val="single" w:color="CCCCCC" w:sz="4"/>
-              <w:bottom w:val="single" w:color="CCCCCC" w:sz="4"/>
-              <w:right w:val="single" w:color="CCCCCC" w:sz="4"/>
-            </w:tcBorders>
-            <w:tcMar>
-              <w:top w:w="80" w:type="dxa"/>
-              <w:bottom w:w="80" w:type="dxa"/>
-              <w:left w:w="120" w:type="dxa"/>
-              <w:right w:w="120" w:type="dxa"/>
-            </w:tcMar>
-          </w:tcPr>
-          <w:p>
-            <w:r/>
-            <w:r>
-              <w:rPr>
-                <w:rFonts w:ascii="Arial" w:hAnsi="Arial"/>
-                <w:b w:val="0"/>
-                <w:color w:val="333333"/>
-                <w:sz w:val="22"/>
-              </w:rPr>
-              <w:t xml:space="preserve">Função </w:t>
+              <w:t xml:space="preserve">) e um </w:t>
             </w:r>
             <w:r>
               <w:rPr>
@@ -4305,7 +7155,7 @@
                 <w:color w:val="333333"/>
                 <w:sz w:val="20"/>
               </w:rPr>
-              <w:t>func Interpret(raw string) (Intent, error)</w:t>
+              <w:t>switch</w:t>
             </w:r>
             <w:r>
               <w:rPr>
@@ -4314,7 +7164,7 @@
                 <w:color w:val="333333"/>
                 <w:sz w:val="22"/>
               </w:rPr>
-              <w:t xml:space="preserve"> que classifica antes de mapear para </w:t>
+              <w:t xml:space="preserve"> sem </w:t>
             </w:r>
             <w:r>
               <w:rPr>
@@ -4322,7 +7172,7 @@
                 <w:color w:val="333333"/>
                 <w:sz w:val="20"/>
               </w:rPr>
-              <w:t>struct</w:t>
+              <w:t>default</w:t>
             </w:r>
             <w:r>
               <w:rPr>
@@ -4331,359 +7181,7 @@
                 <w:color w:val="333333"/>
                 <w:sz w:val="22"/>
               </w:rPr>
-              <w:t xml:space="preserve">, em vez de </w:t>
-            </w:r>
-            <w:r>
-              <w:rPr>
-                <w:rFonts w:ascii="Courier New" w:hAnsi="Courier New"/>
-                <w:color w:val="333333"/>
-                <w:sz w:val="20"/>
-              </w:rPr>
-              <w:t>json.Unmarshal</w:t>
-            </w:r>
-            <w:r>
-              <w:rPr>
-                <w:rFonts w:ascii="Arial" w:hAnsi="Arial"/>
-                <w:b w:val="0"/>
-                <w:color w:val="333333"/>
-                <w:sz w:val="22"/>
-              </w:rPr>
-              <w:t xml:space="preserve"> direto</w:t>
-            </w:r>
-          </w:p>
-        </w:tc>
-      </w:tr>
-      <w:tr>
-        <w:tc>
-          <w:tcPr>
-            <w:tcW w:type="dxa" w:w="2880"/>
-            <w:shd w:val="clear" w:fill="FFFFFF"/>
-            <w:tcBorders>
-              <w:top w:val="single" w:color="CCCCCC" w:sz="4"/>
-              <w:left w:val="single" w:color="CCCCCC" w:sz="4"/>
-              <w:bottom w:val="single" w:color="CCCCCC" w:sz="4"/>
-              <w:right w:val="single" w:color="CCCCCC" w:sz="4"/>
-            </w:tcBorders>
-            <w:tcMar>
-              <w:top w:w="80" w:type="dxa"/>
-              <w:bottom w:w="80" w:type="dxa"/>
-              <w:left w:w="120" w:type="dxa"/>
-              <w:right w:w="120" w:type="dxa"/>
-            </w:tcMar>
-          </w:tcPr>
-          <w:p>
-            <w:r/>
-            <w:r>
-              <w:rPr>
-                <w:rFonts w:ascii="Arial" w:hAnsi="Arial"/>
-                <w:b w:val="0"/>
-                <w:color w:val="333333"/>
-                <w:sz w:val="22"/>
-              </w:rPr>
-              <w:t>Status Report Adaptativo</w:t>
-            </w:r>
-          </w:p>
-        </w:tc>
-        <w:tc>
-          <w:tcPr>
-            <w:tcW w:type="dxa" w:w="2880"/>
-            <w:shd w:val="clear" w:fill="FFFFFF"/>
-            <w:tcBorders>
-              <w:top w:val="single" w:color="CCCCCC" w:sz="4"/>
-              <w:left w:val="single" w:color="CCCCCC" w:sz="4"/>
-              <w:bottom w:val="single" w:color="CCCCCC" w:sz="4"/>
-              <w:right w:val="single" w:color="CCCCCC" w:sz="4"/>
-            </w:tcBorders>
-            <w:tcMar>
-              <w:top w:w="80" w:type="dxa"/>
-              <w:bottom w:w="80" w:type="dxa"/>
-              <w:left w:w="120" w:type="dxa"/>
-              <w:right w:w="120" w:type="dxa"/>
-            </w:tcMar>
-          </w:tcPr>
-          <w:p>
-            <w:r/>
-            <w:r>
-              <w:rPr>
-                <w:rFonts w:ascii="Arial" w:hAnsi="Arial"/>
-                <w:b w:val="0"/>
-                <w:color w:val="333333"/>
-                <w:sz w:val="22"/>
-              </w:rPr>
-              <w:t xml:space="preserve">Múltiplos </w:t>
-            </w:r>
-            <w:r>
-              <w:rPr>
-                <w:rFonts w:ascii="Courier New" w:hAnsi="Courier New"/>
-                <w:color w:val="333333"/>
-                <w:sz w:val="20"/>
-              </w:rPr>
-              <w:t>@RestController</w:t>
-            </w:r>
-            <w:r>
-              <w:rPr>
-                <w:rFonts w:ascii="Arial" w:hAnsi="Arial"/>
-                <w:b w:val="0"/>
-                <w:color w:val="333333"/>
-                <w:sz w:val="22"/>
-              </w:rPr>
-              <w:t xml:space="preserve"> expondo o mesmo Service com DTOs de saída diferentes por perfil de consumidor</w:t>
-            </w:r>
-          </w:p>
-        </w:tc>
-        <w:tc>
-          <w:tcPr>
-            <w:tcW w:type="dxa" w:w="2880"/>
-            <w:shd w:val="clear" w:fill="FFFFFF"/>
-            <w:tcBorders>
-              <w:top w:val="single" w:color="CCCCCC" w:sz="4"/>
-              <w:left w:val="single" w:color="CCCCCC" w:sz="4"/>
-              <w:bottom w:val="single" w:color="CCCCCC" w:sz="4"/>
-              <w:right w:val="single" w:color="CCCCCC" w:sz="4"/>
-            </w:tcBorders>
-            <w:tcMar>
-              <w:top w:w="80" w:type="dxa"/>
-              <w:bottom w:w="80" w:type="dxa"/>
-              <w:left w:w="120" w:type="dxa"/>
-              <w:right w:w="120" w:type="dxa"/>
-            </w:tcMar>
-          </w:tcPr>
-          <w:p>
-            <w:r/>
-            <w:r>
-              <w:rPr>
-                <w:rFonts w:ascii="Arial" w:hAnsi="Arial"/>
-                <w:b w:val="0"/>
-                <w:color w:val="333333"/>
-                <w:sz w:val="22"/>
-              </w:rPr>
-              <w:t xml:space="preserve">Múltiplos handlers HTTP chamando o mesmo </w:t>
-            </w:r>
-            <w:r>
-              <w:rPr>
-                <w:rFonts w:ascii="Courier New" w:hAnsi="Courier New"/>
-                <w:color w:val="333333"/>
-                <w:sz w:val="20"/>
-              </w:rPr>
-              <w:t>Service</w:t>
-            </w:r>
-            <w:r>
-              <w:rPr>
-                <w:rFonts w:ascii="Arial" w:hAnsi="Arial"/>
-                <w:b w:val="0"/>
-                <w:color w:val="333333"/>
-                <w:sz w:val="22"/>
-              </w:rPr>
-              <w:t xml:space="preserve">, cada um serializando para um </w:t>
-            </w:r>
-            <w:r>
-              <w:rPr>
-                <w:rFonts w:ascii="Courier New" w:hAnsi="Courier New"/>
-                <w:color w:val="333333"/>
-                <w:sz w:val="20"/>
-              </w:rPr>
-              <w:t>struct</w:t>
-            </w:r>
-            <w:r>
-              <w:rPr>
-                <w:rFonts w:ascii="Arial" w:hAnsi="Arial"/>
-                <w:b w:val="0"/>
-                <w:color w:val="333333"/>
-                <w:sz w:val="22"/>
-              </w:rPr>
-              <w:t xml:space="preserve"> de resposta diferente por audiência</w:t>
-            </w:r>
-          </w:p>
-        </w:tc>
-      </w:tr>
-      <w:tr>
-        <w:tc>
-          <w:tcPr>
-            <w:tcW w:type="dxa" w:w="2880"/>
-            <w:shd w:val="clear" w:fill="FFFFFF"/>
-            <w:tcBorders>
-              <w:top w:val="single" w:color="CCCCCC" w:sz="4"/>
-              <w:left w:val="single" w:color="CCCCCC" w:sz="4"/>
-              <w:bottom w:val="single" w:color="CCCCCC" w:sz="4"/>
-              <w:right w:val="single" w:color="CCCCCC" w:sz="4"/>
-            </w:tcBorders>
-            <w:tcMar>
-              <w:top w:w="80" w:type="dxa"/>
-              <w:bottom w:w="80" w:type="dxa"/>
-              <w:left w:w="120" w:type="dxa"/>
-              <w:right w:w="120" w:type="dxa"/>
-            </w:tcMar>
-          </w:tcPr>
-          <w:p>
-            <w:r/>
-            <w:r>
-              <w:rPr>
-                <w:rFonts w:ascii="Arial" w:hAnsi="Arial"/>
-                <w:b w:val="0"/>
-                <w:color w:val="333333"/>
-                <w:sz w:val="22"/>
-              </w:rPr>
-              <w:t>Governança como Código (Danger.js)</w:t>
-            </w:r>
-          </w:p>
-        </w:tc>
-        <w:tc>
-          <w:tcPr>
-            <w:tcW w:type="dxa" w:w="2880"/>
-            <w:shd w:val="clear" w:fill="FFFFFF"/>
-            <w:tcBorders>
-              <w:top w:val="single" w:color="CCCCCC" w:sz="4"/>
-              <w:left w:val="single" w:color="CCCCCC" w:sz="4"/>
-              <w:bottom w:val="single" w:color="CCCCCC" w:sz="4"/>
-              <w:right w:val="single" w:color="CCCCCC" w:sz="4"/>
-            </w:tcBorders>
-            <w:tcMar>
-              <w:top w:w="80" w:type="dxa"/>
-              <w:bottom w:w="80" w:type="dxa"/>
-              <w:left w:w="120" w:type="dxa"/>
-              <w:right w:w="120" w:type="dxa"/>
-            </w:tcMar>
-          </w:tcPr>
-          <w:p>
-            <w:r/>
-            <w:r>
-              <w:rPr>
-                <w:rFonts w:ascii="Arial" w:hAnsi="Arial"/>
-                <w:b w:val="0"/>
-                <w:color w:val="333333"/>
-                <w:sz w:val="22"/>
-              </w:rPr>
-              <w:t>Quality Gate do SonarQube / regra customizada de Checkstyle bloqueando o merge antes da revisão humana</w:t>
-            </w:r>
-          </w:p>
-        </w:tc>
-        <w:tc>
-          <w:tcPr>
-            <w:tcW w:type="dxa" w:w="2880"/>
-            <w:shd w:val="clear" w:fill="FFFFFF"/>
-            <w:tcBorders>
-              <w:top w:val="single" w:color="CCCCCC" w:sz="4"/>
-              <w:left w:val="single" w:color="CCCCCC" w:sz="4"/>
-              <w:bottom w:val="single" w:color="CCCCCC" w:sz="4"/>
-              <w:right w:val="single" w:color="CCCCCC" w:sz="4"/>
-            </w:tcBorders>
-            <w:tcMar>
-              <w:top w:w="80" w:type="dxa"/>
-              <w:bottom w:w="80" w:type="dxa"/>
-              <w:left w:w="120" w:type="dxa"/>
-              <w:right w:w="120" w:type="dxa"/>
-            </w:tcMar>
-          </w:tcPr>
-          <w:p>
-            <w:r/>
-            <w:r>
-              <w:rPr>
-                <w:rFonts w:ascii="Courier New" w:hAnsi="Courier New"/>
-                <w:color w:val="333333"/>
-                <w:sz w:val="20"/>
-              </w:rPr>
-              <w:t>golangci-lint</w:t>
-            </w:r>
-            <w:r>
-              <w:rPr>
-                <w:rFonts w:ascii="Arial" w:hAnsi="Arial"/>
-                <w:b w:val="0"/>
-                <w:color w:val="333333"/>
-                <w:sz w:val="22"/>
-              </w:rPr>
-              <w:t xml:space="preserve"> + regra customizada de CI bloqueando o merge antes da revisão humana</w:t>
-            </w:r>
-          </w:p>
-        </w:tc>
-      </w:tr>
-      <w:tr>
-        <w:tc>
-          <w:tcPr>
-            <w:tcW w:type="dxa" w:w="2880"/>
-            <w:shd w:val="clear" w:fill="FFFFFF"/>
-            <w:tcBorders>
-              <w:top w:val="single" w:color="CCCCCC" w:sz="4"/>
-              <w:left w:val="single" w:color="CCCCCC" w:sz="4"/>
-              <w:bottom w:val="single" w:color="CCCCCC" w:sz="4"/>
-              <w:right w:val="single" w:color="CCCCCC" w:sz="4"/>
-            </w:tcBorders>
-            <w:tcMar>
-              <w:top w:w="80" w:type="dxa"/>
-              <w:bottom w:w="80" w:type="dxa"/>
-              <w:left w:w="120" w:type="dxa"/>
-              <w:right w:w="120" w:type="dxa"/>
-            </w:tcMar>
-          </w:tcPr>
-          <w:p>
-            <w:r/>
-            <w:r>
-              <w:rPr>
-                <w:rFonts w:ascii="Arial" w:hAnsi="Arial"/>
-                <w:b w:val="0"/>
-                <w:color w:val="333333"/>
-                <w:sz w:val="22"/>
-              </w:rPr>
-              <w:t>OKR Aligner (Relevance Scoring)</w:t>
-            </w:r>
-          </w:p>
-        </w:tc>
-        <w:tc>
-          <w:tcPr>
-            <w:tcW w:type="dxa" w:w="2880"/>
-            <w:shd w:val="clear" w:fill="FFFFFF"/>
-            <w:tcBorders>
-              <w:top w:val="single" w:color="CCCCCC" w:sz="4"/>
-              <w:left w:val="single" w:color="CCCCCC" w:sz="4"/>
-              <w:bottom w:val="single" w:color="CCCCCC" w:sz="4"/>
-              <w:right w:val="single" w:color="CCCCCC" w:sz="4"/>
-            </w:tcBorders>
-            <w:tcMar>
-              <w:top w:w="80" w:type="dxa"/>
-              <w:bottom w:w="80" w:type="dxa"/>
-              <w:left w:w="120" w:type="dxa"/>
-              <w:right w:w="120" w:type="dxa"/>
-            </w:tcMar>
-          </w:tcPr>
-          <w:p>
-            <w:r/>
-            <w:r>
-              <w:rPr>
-                <w:rFonts w:ascii="Arial" w:hAnsi="Arial"/>
-                <w:b w:val="0"/>
-                <w:color w:val="333333"/>
-                <w:sz w:val="22"/>
-              </w:rPr>
-              <w:t>Busca semântica com embeddings comparando User Story a um conjunto de metas — mesmo princípio usado em sistemas de recuperação de contexto (RAG)</w:t>
-            </w:r>
-          </w:p>
-        </w:tc>
-        <w:tc>
-          <w:tcPr>
-            <w:tcW w:type="dxa" w:w="2880"/>
-            <w:shd w:val="clear" w:fill="FFFFFF"/>
-            <w:tcBorders>
-              <w:top w:val="single" w:color="CCCCCC" w:sz="4"/>
-              <w:left w:val="single" w:color="CCCCCC" w:sz="4"/>
-              <w:bottom w:val="single" w:color="CCCCCC" w:sz="4"/>
-              <w:right w:val="single" w:color="CCCCCC" w:sz="4"/>
-            </w:tcBorders>
-            <w:tcMar>
-              <w:top w:w="80" w:type="dxa"/>
-              <w:bottom w:w="80" w:type="dxa"/>
-              <w:left w:w="120" w:type="dxa"/>
-              <w:right w:w="120" w:type="dxa"/>
-            </w:tcMar>
-          </w:tcPr>
-          <w:p>
-            <w:r/>
-            <w:r>
-              <w:rPr>
-                <w:rFonts w:ascii="Arial" w:hAnsi="Arial"/>
-                <w:b w:val="0"/>
-                <w:color w:val="333333"/>
-                <w:sz w:val="22"/>
-              </w:rPr>
-              <w:t>Mesmo princípio, com embeddings calculados via chamada a um serviço externo e comparação por similaridade de cosseno implementada em Go puro</w:t>
+              <w:t xml:space="preserve"> silencioso — Go não tem enum nativo nem exaustividade garantida pelo compilador, então a boa prática é um teste que falha se um novo valor não for tratado, compensando o que a linguagem não garante estruturalmente</w:t>
             </w:r>
           </w:p>
         </w:tc>
@@ -4710,16 +7208,15 @@
           <w:color w:val="333333"/>
           <w:sz w:val="22"/>
         </w:rPr>
-        <w:t xml:space="preserve">💡 </w:t>
-      </w:r>
-      <w:r>
-        <w:rPr>
-          <w:rFonts w:ascii="Arial" w:hAnsi="Arial"/>
-          <w:b/>
-          <w:color w:val="333333"/>
-          <w:sz w:val="22"/>
-        </w:rPr>
-        <w:t>Analogia arquitetural completa:</w:t>
+        <w:t xml:space="preserve">💡 Analogia arquitetural completa: o pipeline de dez ferramentas do RouteWise se comporta como uma cadeia de </w:t>
+      </w:r>
+      <w:r>
+        <w:rPr>
+          <w:rFonts w:ascii="Courier New" w:hAnsi="Courier New"/>
+          <w:color w:val="333333"/>
+          <w:sz w:val="20"/>
+        </w:rPr>
+        <w:t>@Service</w:t>
       </w:r>
       <w:r>
         <w:rPr>
@@ -4728,7 +7225,7 @@
           <w:color w:val="333333"/>
           <w:sz w:val="22"/>
         </w:rPr>
-        <w:t xml:space="preserve"> o par Requirements Copilot → Backlog Scorer → Scheduling Prompt → Risk Monitor se comporta como um pipeline de CI: cada estágio consome o artefato validado do anterior e adiciona sua própria camada de verificação, nunca reprocessando do zero — exatamente como um pipeline de build (Maven/Gradle ou </w:t>
+        <w:t>s encadeados num Spring Boot bem desenhado — cada um consome a saída do anterior (</w:t>
       </w:r>
       <w:r>
         <w:rPr>
@@ -4736,7 +7233,7 @@
           <w:color w:val="333333"/>
           <w:sz w:val="20"/>
         </w:rPr>
-        <w:t>go build</w:t>
+        <w:t>RequirementsService</w:t>
       </w:r>
       <w:r>
         <w:rPr>
@@ -4745,7 +7242,75 @@
           <w:color w:val="333333"/>
           <w:sz w:val="22"/>
         </w:rPr>
-        <w:t xml:space="preserve"> com cache de módulos) não recompila o que já passou em um estágio anterior.</w:t>
+        <w:t xml:space="preserve"> → </w:t>
+      </w:r>
+      <w:r>
+        <w:rPr>
+          <w:rFonts w:ascii="Courier New" w:hAnsi="Courier New"/>
+          <w:color w:val="333333"/>
+          <w:sz w:val="20"/>
+        </w:rPr>
+        <w:t>PrioritizationService</w:t>
+      </w:r>
+      <w:r>
+        <w:rPr>
+          <w:rFonts w:ascii="Arial" w:hAnsi="Arial"/>
+          <w:b w:val="0"/>
+          <w:color w:val="333333"/>
+          <w:sz w:val="22"/>
+        </w:rPr>
+        <w:t xml:space="preserve"> → </w:t>
+      </w:r>
+      <w:r>
+        <w:rPr>
+          <w:rFonts w:ascii="Courier New" w:hAnsi="Courier New"/>
+          <w:color w:val="333333"/>
+          <w:sz w:val="20"/>
+        </w:rPr>
+        <w:t>SchedulingService</w:t>
+      </w:r>
+      <w:r>
+        <w:rPr>
+          <w:rFonts w:ascii="Arial" w:hAnsi="Arial"/>
+          <w:b w:val="0"/>
+          <w:color w:val="333333"/>
+          <w:sz w:val="22"/>
+        </w:rPr>
+        <w:t xml:space="preserve"> → ...) e nenhum conhece detalhe interno do anterior, só seu contrato de saída. Em Go, o mesmo pipeline seria uma sequência de funções puras encadeadas explicitamente numa função orquestradora (</w:t>
+      </w:r>
+      <w:r>
+        <w:rPr>
+          <w:rFonts w:ascii="Courier New" w:hAnsi="Courier New"/>
+          <w:color w:val="333333"/>
+          <w:sz w:val="20"/>
+        </w:rPr>
+        <w:t>main</w:t>
+      </w:r>
+      <w:r>
+        <w:rPr>
+          <w:rFonts w:ascii="Arial" w:hAnsi="Arial"/>
+          <w:b w:val="0"/>
+          <w:color w:val="333333"/>
+          <w:sz w:val="22"/>
+        </w:rPr>
+        <w:t xml:space="preserve"> ou um </w:t>
+      </w:r>
+      <w:r>
+        <w:rPr>
+          <w:rFonts w:ascii="Courier New" w:hAnsi="Courier New"/>
+          <w:color w:val="333333"/>
+          <w:sz w:val="20"/>
+        </w:rPr>
+        <w:t>Pipeline.Run()</w:t>
+      </w:r>
+      <w:r>
+        <w:rPr>
+          <w:rFonts w:ascii="Arial" w:hAnsi="Arial"/>
+          <w:b w:val="0"/>
+          <w:color w:val="333333"/>
+          <w:sz w:val="22"/>
+        </w:rPr>
+        <w:t>), sem container de injeção de dependência — a composição é código visível, não configuração implícita. Em ambos os casos, o ponto central é o mesmo: cada "ferramenta" (endpoint, função, prompt) tem entrada e saída estruturadas e testáveis isoladamente, e a curadoria humana entra exatamente nos pontos de decisão que nenhum enum, validação ou regra consegue substituir.</w:t>
       </w:r>
     </w:p>
     <w:p>
@@ -4765,17 +7330,142 @@
     </w:p>
     <w:p>
       <w:pPr>
-        <w:pStyle w:val="Heading3"/>
-        <w:spacing w:before="200" w:after="80"/>
+        <w:pStyle w:val="ListBullet"/>
+        <w:spacing w:after="80"/>
+      </w:pPr>
+      <w:r>
+        <w:rPr>
+          <w:rFonts w:ascii="Arial" w:hAnsi="Arial"/>
+          <w:b w:val="0"/>
+          <w:color w:val="333333"/>
+          <w:sz w:val="22"/>
+        </w:rPr>
+        <w:t>Em produção, os "System Prompts" viram configuração versionada (não texto solto colado manualmente no AI Studio a cada uso) — o próprio Módulo 08 já trata prompt como código no contexto de arquitetura; aqui, o mesmo raciocínio vale para o prompt de gestão: versionar, revisar por PR, testar contra casos de regressão antes de trocar.</w:t>
+      </w:r>
+    </w:p>
+    <w:p>
+      <w:pPr>
+        <w:pStyle w:val="ListBullet"/>
+        <w:spacing w:after="80"/>
+      </w:pPr>
+      <w:r>
+        <w:rPr>
+          <w:rFonts w:ascii="Arial" w:hAnsi="Arial"/>
+          <w:b w:val="0"/>
+          <w:color w:val="333333"/>
+          <w:sz w:val="22"/>
+        </w:rPr>
+        <w:t>O Monte Carlo do módulo roda em script standalone (browser/Node); em escala, isso vira um serviço batch agendado (ex.: recalcular a previsão a cada fechamento de sprint), com o resultado persistido e comparado à previsão anterior — permitindo detectar deriva real de previsibilidade ao longo do projeto.</w:t>
+      </w:r>
+    </w:p>
+    <w:p>
+      <w:pPr>
+        <w:pStyle w:val="ListBullet"/>
+        <w:spacing w:after="80"/>
+      </w:pPr>
+      <w:r>
+        <w:rPr>
+          <w:rFonts w:ascii="Arial" w:hAnsi="Arial"/>
+          <w:b w:val="0"/>
+          <w:color w:val="333333"/>
+          <w:sz w:val="22"/>
+        </w:rPr>
+        <w:t>A automação de ecossistema (Módulo 09) depende de integração real com API do Slack/Jira — em produção isso exige tratamento de rate limit, token com expiração e rotina de resiliência (fila de retry) além do parsing em si; o módulo já recomenda sempre manter um procedimento manual de contingência para quando a automação cai.</w:t>
+      </w:r>
+    </w:p>
+    <w:p>
+      <w:pPr>
+        <w:pStyle w:val="ListBullet"/>
+        <w:spacing w:after="80"/>
+      </w:pPr>
+      <w:r>
+        <w:rPr>
+          <w:rFonts w:ascii="Arial" w:hAnsi="Arial"/>
+          <w:b w:val="0"/>
+          <w:color w:val="333333"/>
+          <w:sz w:val="22"/>
+        </w:rPr>
+        <w:t xml:space="preserve">Governança como Código (Módulo 08) escala melhor quando a lógica dos checks vive fora do prompt: o prompt gera a </w:t>
+      </w:r>
+      <w:r>
+        <w:rPr>
+          <w:rFonts w:ascii="Arial" w:hAnsi="Arial"/>
+          <w:i/>
+          <w:color w:val="333333"/>
+          <w:sz w:val="22"/>
+        </w:rPr>
+        <w:t>primeira versão</w:t>
+      </w:r>
+      <w:r>
+        <w:rPr>
+          <w:rFonts w:ascii="Arial" w:hAnsi="Arial"/>
+          <w:b w:val="0"/>
+          <w:color w:val="333333"/>
+          <w:sz w:val="22"/>
+        </w:rPr>
+        <w:t xml:space="preserve"> das regras, mas o </w:t>
+      </w:r>
+      <w:r>
+        <w:rPr>
+          <w:rFonts w:ascii="Courier New" w:hAnsi="Courier New"/>
+          <w:color w:val="333333"/>
+          <w:sz w:val="20"/>
+        </w:rPr>
+        <w:t>DangerFile</w:t>
+      </w:r>
+      <w:r>
+        <w:rPr>
+          <w:rFonts w:ascii="Arial" w:hAnsi="Arial"/>
+          <w:b w:val="0"/>
+          <w:color w:val="333333"/>
+          <w:sz w:val="22"/>
+        </w:rPr>
+        <w:t xml:space="preserve"> versionado e revisado por PR é o artefato de produção — o prompt não deveria ser reexecutado a cada PR, e sim usado para evoluir a regra quando o contexto do projeto muda.</w:t>
+      </w:r>
+    </w:p>
+    <w:p>
+      <w:pPr>
+        <w:pStyle w:val="ListBullet"/>
+        <w:spacing w:after="80"/>
+      </w:pPr>
+      <w:r>
+        <w:rPr>
+          <w:rFonts w:ascii="Arial" w:hAnsi="Arial"/>
+          <w:b w:val="0"/>
+          <w:color w:val="333333"/>
+          <w:sz w:val="22"/>
+        </w:rPr>
+        <w:t>Relatórios adaptativos (Módulo 07) escalam para portfólio empilhando uma segunda rodada de sumarização sobre os Executive Summaries de cada projeto — o mesmo prompt aplicado em dois níveis (por projeto, depois por portfólio) evita que a diretoria receba dezenas de relatórios isolados.</w:t>
+      </w:r>
+    </w:p>
+    <w:p>
+      <w:pPr>
+        <w:pStyle w:val="ListBullet"/>
+        <w:spacing w:after="80"/>
+      </w:pPr>
+      <w:r>
+        <w:rPr>
+          <w:rFonts w:ascii="Arial" w:hAnsi="Arial"/>
+          <w:b w:val="0"/>
+          <w:color w:val="333333"/>
+          <w:sz w:val="22"/>
+        </w:rPr>
+        <w:t>Cockpit de riscos (Módulo 05) e OKR Aligner (Módulo 10) dependem de calibração contínua com o histórico real da equipe — limiar copiado de outro time ou de benchmark genérico produz alerta ruidoso (falso positivo) ou omisso (falso negativo); a recalibração periódica é parte do processo de produção, não um ajuste único.</w:t>
+      </w:r>
+    </w:p>
+    <w:p>
+      <w:pPr>
+        <w:pStyle w:val="Heading2"/>
+        <w:spacing w:before="360" w:after="160"/>
       </w:pPr>
       <w:r>
         <w:rPr>
           <w:rFonts w:ascii="Arial" w:hAnsi="Arial"/>
           <w:b/>
-          <w:color w:val="1F4D78"/>
-          <w:sz w:val="24"/>
-        </w:rPr>
-        <w:t>Limitações do Approach Didático</w:t>
+          <w:color w:val="2E74B5"/>
+          <w:sz w:val="28"/>
+        </w:rPr>
+        <w:t>6. Conexões entre Módulos</w:t>
       </w:r>
     </w:p>
     <w:tbl>
@@ -4822,7 +7512,7 @@
                 <w:color w:val="333333"/>
                 <w:sz w:val="22"/>
               </w:rPr>
-              <w:t>Simplificação do curso</w:t>
+              <w:t>Módulo anterior</w:t>
             </w:r>
           </w:p>
         </w:tc>
@@ -4852,7 +7542,7 @@
                 <w:color w:val="333333"/>
                 <w:sz w:val="22"/>
               </w:rPr>
-              <w:t>Prática recomendada em produção</w:t>
+              <w:t>Conexão com este módulo</w:t>
             </w:r>
           </w:p>
         </w:tc>
@@ -4884,7 +7574,7 @@
                 <w:color w:val="333333"/>
                 <w:sz w:val="22"/>
               </w:rPr>
-              <w:t>Um único projeto (RouteWise) analisado isoladamente</w:t>
+              <w:t>Módulos 01–07 da pós (fundamentos de LLM, RAG, MCP, agentes, ferramentas para DevOps e UX)</w:t>
             </w:r>
           </w:p>
         </w:tc>
@@ -4914,7 +7604,7 @@
                 <w:color w:val="333333"/>
                 <w:sz w:val="22"/>
               </w:rPr>
-              <w:t>Gestão de portfólio real precisa do Executive Summary consolidado desde o início, não como extensão tardia</w:t>
+              <w:t>Conceitos de prompt estruturado, protocolo de ambiguidade e classificação semântica reaparecem aqui aplicados ao domínio de gestão, não de código</w:t>
             </w:r>
           </w:p>
         </w:tc>
@@ -4946,7 +7636,7 @@
                 <w:color w:val="333333"/>
                 <w:sz w:val="22"/>
               </w:rPr>
-              <w:t>Estimativas calibradas manualmente por módulo</w:t>
+              <w:t>Módulo 08 da pós (Arquitetura de Sistemas com IA)</w:t>
             </w:r>
           </w:p>
         </w:tc>
@@ -4976,7 +7666,7 @@
                 <w:color w:val="333333"/>
                 <w:sz w:val="22"/>
               </w:rPr>
-              <w:t>Pipeline automatizado de calibração contínua puxando analytics/financeiro/pesquisa de usuário</w:t>
+              <w:t>O princípio de "separar componente determinístico de componente probabilístico" (Monte Carlo em script vs. interpretação em LLM) é o mesmo do framework das três perguntas do Módulo 08; Status Report Adaptativo por audiência já antecipa a lógica de Intent-Based Routing e Confidence Threshold vista lá</w:t>
             </w:r>
           </w:p>
         </w:tc>
@@ -5008,7 +7698,7 @@
                 <w:color w:val="333333"/>
                 <w:sz w:val="22"/>
               </w:rPr>
-              <w:t>Danger.js como único exemplo de Governança como Código</w:t>
+              <w:t>Dentro do próprio Módulo 07</w:t>
             </w:r>
           </w:p>
         </w:tc>
@@ -5038,612 +7728,7 @@
                 <w:color w:val="333333"/>
                 <w:sz w:val="22"/>
               </w:rPr>
-              <w:t>Combinação de múltiplas ferramentas (SAST, políticas de branch, aprovação por CODEOWNERS)</w:t>
-            </w:r>
-          </w:p>
-        </w:tc>
-      </w:tr>
-      <w:tr>
-        <w:tc>
-          <w:tcPr>
-            <w:tcW w:type="dxa" w:w="4320"/>
-            <w:shd w:val="clear" w:fill="FFFFFF"/>
-            <w:tcBorders>
-              <w:top w:val="single" w:color="CCCCCC" w:sz="4"/>
-              <w:left w:val="single" w:color="CCCCCC" w:sz="4"/>
-              <w:bottom w:val="single" w:color="CCCCCC" w:sz="4"/>
-              <w:right w:val="single" w:color="CCCCCC" w:sz="4"/>
-            </w:tcBorders>
-            <w:tcMar>
-              <w:top w:w="80" w:type="dxa"/>
-              <w:bottom w:w="80" w:type="dxa"/>
-              <w:left w:w="120" w:type="dxa"/>
-              <w:right w:w="120" w:type="dxa"/>
-            </w:tcMar>
-          </w:tcPr>
-          <w:p>
-            <w:r/>
-            <w:r>
-              <w:rPr>
-                <w:rFonts w:ascii="Arial" w:hAnsi="Arial"/>
-                <w:b w:val="0"/>
-                <w:color w:val="333333"/>
-                <w:sz w:val="22"/>
-              </w:rPr>
-              <w:t>Credenciais de exemplo simplificadas nos prompts</w:t>
-            </w:r>
-          </w:p>
-        </w:tc>
-        <w:tc>
-          <w:tcPr>
-            <w:tcW w:type="dxa" w:w="4320"/>
-            <w:shd w:val="clear" w:fill="FFFFFF"/>
-            <w:tcBorders>
-              <w:top w:val="single" w:color="CCCCCC" w:sz="4"/>
-              <w:left w:val="single" w:color="CCCCCC" w:sz="4"/>
-              <w:bottom w:val="single" w:color="CCCCCC" w:sz="4"/>
-              <w:right w:val="single" w:color="CCCCCC" w:sz="4"/>
-            </w:tcBorders>
-            <w:tcMar>
-              <w:top w:w="80" w:type="dxa"/>
-              <w:bottom w:w="80" w:type="dxa"/>
-              <w:left w:w="120" w:type="dxa"/>
-              <w:right w:w="120" w:type="dxa"/>
-            </w:tcMar>
-          </w:tcPr>
-          <w:p>
-            <w:r/>
-            <w:r>
-              <w:rPr>
-                <w:rFonts w:ascii="Arial" w:hAnsi="Arial"/>
-                <w:b w:val="0"/>
-                <w:color w:val="333333"/>
-                <w:sz w:val="22"/>
-              </w:rPr>
-              <w:t>Nunca expor dados sensíveis reais em prompts — sanitização e anonimização são pré-requisito</w:t>
-            </w:r>
-          </w:p>
-        </w:tc>
-      </w:tr>
-    </w:tbl>
-    <w:p>
-      <w:pPr>
-        <w:spacing w:after="80"/>
-      </w:pPr>
-    </w:p>
-    <w:p>
-      <w:pPr>
-        <w:pStyle w:val="Heading3"/>
-        <w:spacing w:before="200" w:after="80"/>
-      </w:pPr>
-      <w:r>
-        <w:rPr>
-          <w:rFonts w:ascii="Arial" w:hAnsi="Arial"/>
-          <w:b/>
-          <w:color w:val="1F4D78"/>
-          <w:sz w:val="24"/>
-        </w:rPr>
-        <w:t>Recomendações para Escalar</w:t>
-      </w:r>
-    </w:p>
-    <w:p>
-      <w:pPr>
-        <w:spacing w:before="120" w:after="120"/>
-        <w:ind w:left="360" w:right="360"/>
-        <w:shd w:val="clear" w:fill="F5F5F5"/>
-        <w:pBdr>
-          <w:left w:val="single" w:color="2E75B6" w:sz="4" w:space="10"/>
-        </w:pBdr>
-      </w:pPr>
-      <w:r>
-        <w:rPr>
-          <w:rFonts w:ascii="Arial" w:hAnsi="Arial"/>
-          <w:b w:val="0"/>
-          <w:color w:val="333333"/>
-          <w:sz w:val="22"/>
-        </w:rPr>
-        <w:t xml:space="preserve">⚡ </w:t>
-      </w:r>
-      <w:r>
-        <w:rPr>
-          <w:rFonts w:ascii="Arial" w:hAnsi="Arial"/>
-          <w:b/>
-          <w:color w:val="333333"/>
-          <w:sz w:val="22"/>
-        </w:rPr>
-        <w:t>Dica de produção:</w:t>
-      </w:r>
-      <w:r>
-        <w:rPr>
-          <w:rFonts w:ascii="Arial" w:hAnsi="Arial"/>
-          <w:b w:val="0"/>
-          <w:color w:val="333333"/>
-          <w:sz w:val="22"/>
-        </w:rPr>
-        <w:t xml:space="preserve"> o próprio módulo alerta contra dois antipadrões recorrentes — tratar a classificação do OKR Aligner como decisão automática definitiva (é hipótese fundamentada, não veredito) e usar OKRs para avaliação individual de desempenho (gera metas artificialmente conservadoras e mina a cultura de aprendizado que o framework deveria sustentar).</w:t>
-      </w:r>
-    </w:p>
-    <w:p>
-      <w:pPr>
-        <w:pStyle w:val="ListBullet"/>
-        <w:spacing w:after="80"/>
-      </w:pPr>
-      <w:r>
-        <w:rPr>
-          <w:rFonts w:ascii="Arial" w:hAnsi="Arial"/>
-          <w:b w:val="0"/>
-          <w:color w:val="333333"/>
-          <w:sz w:val="22"/>
-        </w:rPr>
-        <w:t>Cadência de acompanhamento de risco deve refletir a maturidade do time: análises semanais para equipes estáveis, diárias em projetos críticos, nunca menos frequente que o fechamento de sprint.</w:t>
-      </w:r>
-    </w:p>
-    <w:p>
-      <w:pPr>
-        <w:pStyle w:val="ListBullet"/>
-        <w:spacing w:after="80"/>
-      </w:pPr>
-      <w:r>
-        <w:rPr>
-          <w:rFonts w:ascii="Arial" w:hAnsi="Arial"/>
-          <w:b w:val="0"/>
-          <w:color w:val="333333"/>
-          <w:sz w:val="22"/>
-        </w:rPr>
-        <w:t>Limiares de métricas de fluxo (Lead Time "aceitável") devem ser calibrados pelo histórico da própria equipe — benchmarks externos genéricos produzem alertas irrelevantes.</w:t>
-      </w:r>
-    </w:p>
-    <w:p>
-      <w:pPr>
-        <w:pStyle w:val="ListBullet"/>
-        <w:spacing w:after="80"/>
-      </w:pPr>
-      <w:r>
-        <w:rPr>
-          <w:rFonts w:ascii="Arial" w:hAnsi="Arial"/>
-          <w:b w:val="0"/>
-          <w:color w:val="333333"/>
-          <w:sz w:val="22"/>
-        </w:rPr>
-        <w:t>Poucos OKRs bem acompanhados superam dezenas de indicadores nunca revisados — a capacidade humana de atenção é o recurso limitante, não a capacidade da IA de gerar métricas.</w:t>
-      </w:r>
-    </w:p>
-    <w:p>
-      <w:pPr>
-        <w:pStyle w:val="Heading2"/>
-        <w:spacing w:before="360" w:after="160"/>
-      </w:pPr>
-      <w:r>
-        <w:rPr>
-          <w:rFonts w:ascii="Arial" w:hAnsi="Arial"/>
-          <w:b/>
-          <w:color w:val="2E74B5"/>
-          <w:sz w:val="28"/>
-        </w:rPr>
-        <w:t>6. Conexões entre Módulos</w:t>
-      </w:r>
-    </w:p>
-    <w:tbl>
-      <w:tblPr>
-        <w:tblW w:type="auto" w:w="0"/>
-        <w:tblLook w:firstColumn="1" w:firstRow="1" w:lastColumn="0" w:lastRow="0" w:noHBand="0" w:noVBand="1" w:val="04A0"/>
-        <w:tblBorders>
-          <w:top w:val="single" w:color="auto" w:sz="4"/>
-          <w:left w:val="single" w:color="auto" w:sz="4"/>
-          <w:bottom w:val="single" w:color="auto" w:sz="4"/>
-          <w:right w:val="single" w:color="auto" w:sz="4"/>
-          <w:insideH w:val="single" w:color="auto" w:sz="4"/>
-          <w:insideV w:val="single" w:color="auto" w:sz="4"/>
-        </w:tblBorders>
-      </w:tblPr>
-      <w:tblGrid>
-        <w:gridCol w:w="4320"/>
-        <w:gridCol w:w="4320"/>
-      </w:tblGrid>
-      <w:tr>
-        <w:tc>
-          <w:tcPr>
-            <w:tcW w:type="dxa" w:w="4320"/>
-            <w:shd w:val="clear" w:fill="D6E4F0"/>
-            <w:tcBorders>
-              <w:top w:val="single" w:color="CCCCCC" w:sz="4"/>
-              <w:left w:val="single" w:color="CCCCCC" w:sz="4"/>
-              <w:bottom w:val="single" w:color="CCCCCC" w:sz="4"/>
-              <w:right w:val="single" w:color="CCCCCC" w:sz="4"/>
-            </w:tcBorders>
-            <w:tcMar>
-              <w:top w:w="80" w:type="dxa"/>
-              <w:bottom w:w="80" w:type="dxa"/>
-              <w:left w:w="120" w:type="dxa"/>
-              <w:right w:w="120" w:type="dxa"/>
-            </w:tcMar>
-          </w:tcPr>
-          <w:p>
-            <w:r/>
-            <w:r>
-              <w:rPr>
-                <w:rFonts w:ascii="Arial" w:hAnsi="Arial"/>
-                <w:b/>
-                <w:color w:val="333333"/>
-                <w:sz w:val="22"/>
-              </w:rPr>
-              <w:t>Módulo do curso</w:t>
-            </w:r>
-          </w:p>
-        </w:tc>
-        <w:tc>
-          <w:tcPr>
-            <w:tcW w:type="dxa" w:w="4320"/>
-            <w:shd w:val="clear" w:fill="D6E4F0"/>
-            <w:tcBorders>
-              <w:top w:val="single" w:color="CCCCCC" w:sz="4"/>
-              <w:left w:val="single" w:color="CCCCCC" w:sz="4"/>
-              <w:bottom w:val="single" w:color="CCCCCC" w:sz="4"/>
-              <w:right w:val="single" w:color="CCCCCC" w:sz="4"/>
-            </w:tcBorders>
-            <w:tcMar>
-              <w:top w:w="80" w:type="dxa"/>
-              <w:bottom w:w="80" w:type="dxa"/>
-              <w:left w:w="120" w:type="dxa"/>
-              <w:right w:w="120" w:type="dxa"/>
-            </w:tcMar>
-          </w:tcPr>
-          <w:p>
-            <w:r/>
-            <w:r>
-              <w:rPr>
-                <w:rFonts w:ascii="Arial" w:hAnsi="Arial"/>
-                <w:b/>
-                <w:color w:val="333333"/>
-                <w:sz w:val="22"/>
-              </w:rPr>
-              <w:t>Como se conecta com Ferramentas de IA para Gestão de Projetos</w:t>
-            </w:r>
-          </w:p>
-        </w:tc>
-      </w:tr>
-      <w:tr>
-        <w:tc>
-          <w:tcPr>
-            <w:tcW w:type="dxa" w:w="4320"/>
-            <w:shd w:val="clear" w:fill="FFFFFF"/>
-            <w:tcBorders>
-              <w:top w:val="single" w:color="CCCCCC" w:sz="4"/>
-              <w:left w:val="single" w:color="CCCCCC" w:sz="4"/>
-              <w:bottom w:val="single" w:color="CCCCCC" w:sz="4"/>
-              <w:right w:val="single" w:color="CCCCCC" w:sz="4"/>
-            </w:tcBorders>
-            <w:tcMar>
-              <w:top w:w="80" w:type="dxa"/>
-              <w:bottom w:w="80" w:type="dxa"/>
-              <w:left w:w="120" w:type="dxa"/>
-              <w:right w:w="120" w:type="dxa"/>
-            </w:tcMar>
-          </w:tcPr>
-          <w:p>
-            <w:r/>
-            <w:r>
-              <w:rPr>
-                <w:rFonts w:ascii="Arial" w:hAnsi="Arial"/>
-                <w:b w:val="0"/>
-                <w:color w:val="333333"/>
-                <w:sz w:val="22"/>
-              </w:rPr>
-              <w:t>Fundamentos de IA e LLMs</w:t>
-            </w:r>
-          </w:p>
-        </w:tc>
-        <w:tc>
-          <w:tcPr>
-            <w:tcW w:type="dxa" w:w="4320"/>
-            <w:shd w:val="clear" w:fill="FFFFFF"/>
-            <w:tcBorders>
-              <w:top w:val="single" w:color="CCCCCC" w:sz="4"/>
-              <w:left w:val="single" w:color="CCCCCC" w:sz="4"/>
-              <w:bottom w:val="single" w:color="CCCCCC" w:sz="4"/>
-              <w:right w:val="single" w:color="CCCCCC" w:sz="4"/>
-            </w:tcBorders>
-            <w:tcMar>
-              <w:top w:w="80" w:type="dxa"/>
-              <w:bottom w:w="80" w:type="dxa"/>
-              <w:left w:w="120" w:type="dxa"/>
-              <w:right w:w="120" w:type="dxa"/>
-            </w:tcMar>
-          </w:tcPr>
-          <w:p>
-            <w:r/>
-            <w:r>
-              <w:rPr>
-                <w:rFonts w:ascii="Arial" w:hAnsi="Arial"/>
-                <w:b w:val="0"/>
-                <w:color w:val="333333"/>
-                <w:sz w:val="22"/>
-              </w:rPr>
-              <w:t>Prompt engineering, temperatura e alucinação sustentam cada um dos dez prompts especializados construídos aqui</w:t>
-            </w:r>
-          </w:p>
-        </w:tc>
-      </w:tr>
-      <w:tr>
-        <w:tc>
-          <w:tcPr>
-            <w:tcW w:type="dxa" w:w="4320"/>
-            <w:shd w:val="clear" w:fill="FFFFFF"/>
-            <w:tcBorders>
-              <w:top w:val="single" w:color="CCCCCC" w:sz="4"/>
-              <w:left w:val="single" w:color="CCCCCC" w:sz="4"/>
-              <w:bottom w:val="single" w:color="CCCCCC" w:sz="4"/>
-              <w:right w:val="single" w:color="CCCCCC" w:sz="4"/>
-            </w:tcBorders>
-            <w:tcMar>
-              <w:top w:w="80" w:type="dxa"/>
-              <w:bottom w:w="80" w:type="dxa"/>
-              <w:left w:w="120" w:type="dxa"/>
-              <w:right w:w="120" w:type="dxa"/>
-            </w:tcMar>
-          </w:tcPr>
-          <w:p>
-            <w:r/>
-            <w:r>
-              <w:rPr>
-                <w:rFonts w:ascii="Arial" w:hAnsi="Arial"/>
-                <w:b w:val="0"/>
-                <w:color w:val="333333"/>
-                <w:sz w:val="22"/>
-              </w:rPr>
-              <w:t>APIs de IA Generativa e Prompt Engineering</w:t>
-            </w:r>
-          </w:p>
-        </w:tc>
-        <w:tc>
-          <w:tcPr>
-            <w:tcW w:type="dxa" w:w="4320"/>
-            <w:shd w:val="clear" w:fill="FFFFFF"/>
-            <w:tcBorders>
-              <w:top w:val="single" w:color="CCCCCC" w:sz="4"/>
-              <w:left w:val="single" w:color="CCCCCC" w:sz="4"/>
-              <w:bottom w:val="single" w:color="CCCCCC" w:sz="4"/>
-              <w:right w:val="single" w:color="CCCCCC" w:sz="4"/>
-            </w:tcBorders>
-            <w:tcMar>
-              <w:top w:w="80" w:type="dxa"/>
-              <w:bottom w:w="80" w:type="dxa"/>
-              <w:left w:w="120" w:type="dxa"/>
-              <w:right w:w="120" w:type="dxa"/>
-            </w:tcMar>
-          </w:tcPr>
-          <w:p>
-            <w:r/>
-            <w:r>
-              <w:rPr>
-                <w:rFonts w:ascii="Arial" w:hAnsi="Arial"/>
-                <w:b w:val="0"/>
-                <w:color w:val="333333"/>
-                <w:sz w:val="22"/>
-              </w:rPr>
-              <w:t>Structured Output (JSON tipado) é a mesma técnica usada em Meeting Digest, Compliance Checklist e Natural Language to Workflow</w:t>
-            </w:r>
-          </w:p>
-        </w:tc>
-      </w:tr>
-      <w:tr>
-        <w:tc>
-          <w:tcPr>
-            <w:tcW w:type="dxa" w:w="4320"/>
-            <w:shd w:val="clear" w:fill="FFFFFF"/>
-            <w:tcBorders>
-              <w:top w:val="single" w:color="CCCCCC" w:sz="4"/>
-              <w:left w:val="single" w:color="CCCCCC" w:sz="4"/>
-              <w:bottom w:val="single" w:color="CCCCCC" w:sz="4"/>
-              <w:right w:val="single" w:color="CCCCCC" w:sz="4"/>
-            </w:tcBorders>
-            <w:tcMar>
-              <w:top w:w="80" w:type="dxa"/>
-              <w:bottom w:w="80" w:type="dxa"/>
-              <w:left w:w="120" w:type="dxa"/>
-              <w:right w:w="120" w:type="dxa"/>
-            </w:tcMar>
-          </w:tcPr>
-          <w:p>
-            <w:r/>
-            <w:r>
-              <w:rPr>
-                <w:rFonts w:ascii="Arial" w:hAnsi="Arial"/>
-                <w:b w:val="0"/>
-                <w:color w:val="333333"/>
-                <w:sz w:val="22"/>
-              </w:rPr>
-              <w:t>Criação de Agentes Autônomos</w:t>
-            </w:r>
-          </w:p>
-        </w:tc>
-        <w:tc>
-          <w:tcPr>
-            <w:tcW w:type="dxa" w:w="4320"/>
-            <w:shd w:val="clear" w:fill="FFFFFF"/>
-            <w:tcBorders>
-              <w:top w:val="single" w:color="CCCCCC" w:sz="4"/>
-              <w:left w:val="single" w:color="CCCCCC" w:sz="4"/>
-              <w:bottom w:val="single" w:color="CCCCCC" w:sz="4"/>
-              <w:right w:val="single" w:color="CCCCCC" w:sz="4"/>
-            </w:tcBorders>
-            <w:tcMar>
-              <w:top w:w="80" w:type="dxa"/>
-              <w:bottom w:w="80" w:type="dxa"/>
-              <w:left w:w="120" w:type="dxa"/>
-              <w:right w:w="120" w:type="dxa"/>
-            </w:tcMar>
-          </w:tcPr>
-          <w:p>
-            <w:r/>
-            <w:r>
-              <w:rPr>
-                <w:rFonts w:ascii="Arial" w:hAnsi="Arial"/>
-                <w:b w:val="0"/>
-                <w:color w:val="333333"/>
-                <w:sz w:val="22"/>
-              </w:rPr>
-              <w:t>O papel definido para cada prompt ("atue como Tech Lead e PM", "atue como auditor financeiro") é a mesma lógica de especialização de agente vista naquele módulo</w:t>
-            </w:r>
-          </w:p>
-        </w:tc>
-      </w:tr>
-      <w:tr>
-        <w:tc>
-          <w:tcPr>
-            <w:tcW w:type="dxa" w:w="4320"/>
-            <w:shd w:val="clear" w:fill="FFFFFF"/>
-            <w:tcBorders>
-              <w:top w:val="single" w:color="CCCCCC" w:sz="4"/>
-              <w:left w:val="single" w:color="CCCCCC" w:sz="4"/>
-              <w:bottom w:val="single" w:color="CCCCCC" w:sz="4"/>
-              <w:right w:val="single" w:color="CCCCCC" w:sz="4"/>
-            </w:tcBorders>
-            <w:tcMar>
-              <w:top w:w="80" w:type="dxa"/>
-              <w:bottom w:w="80" w:type="dxa"/>
-              <w:left w:w="120" w:type="dxa"/>
-              <w:right w:w="120" w:type="dxa"/>
-            </w:tcMar>
-          </w:tcPr>
-          <w:p>
-            <w:r/>
-            <w:r>
-              <w:rPr>
-                <w:rFonts w:ascii="Arial" w:hAnsi="Arial"/>
-                <w:b w:val="0"/>
-                <w:color w:val="333333"/>
-                <w:sz w:val="22"/>
-              </w:rPr>
-              <w:t>Ferramentas de IA para DevOps</w:t>
-            </w:r>
-          </w:p>
-        </w:tc>
-        <w:tc>
-          <w:tcPr>
-            <w:tcW w:type="dxa" w:w="4320"/>
-            <w:shd w:val="clear" w:fill="FFFFFF"/>
-            <w:tcBorders>
-              <w:top w:val="single" w:color="CCCCCC" w:sz="4"/>
-              <w:left w:val="single" w:color="CCCCCC" w:sz="4"/>
-              <w:bottom w:val="single" w:color="CCCCCC" w:sz="4"/>
-              <w:right w:val="single" w:color="CCCCCC" w:sz="4"/>
-            </w:tcBorders>
-            <w:tcMar>
-              <w:top w:w="80" w:type="dxa"/>
-              <w:bottom w:w="80" w:type="dxa"/>
-              <w:left w:w="120" w:type="dxa"/>
-              <w:right w:w="120" w:type="dxa"/>
-            </w:tcMar>
-          </w:tcPr>
-          <w:p>
-            <w:r/>
-            <w:r>
-              <w:rPr>
-                <w:rFonts w:ascii="Arial" w:hAnsi="Arial"/>
-                <w:b w:val="0"/>
-                <w:color w:val="333333"/>
-                <w:sz w:val="22"/>
-              </w:rPr>
-              <w:t>AIOps de projeto (Lead Time, Cycle Time, Risk Monitor) espelha diretamente o AIOps de infraestrutura — mesma filosofia de observabilidade preditiva aplicada a fluxo de trabalho</w:t>
-            </w:r>
-          </w:p>
-        </w:tc>
-      </w:tr>
-      <w:tr>
-        <w:tc>
-          <w:tcPr>
-            <w:tcW w:type="dxa" w:w="4320"/>
-            <w:shd w:val="clear" w:fill="FFFFFF"/>
-            <w:tcBorders>
-              <w:top w:val="single" w:color="CCCCCC" w:sz="4"/>
-              <w:left w:val="single" w:color="CCCCCC" w:sz="4"/>
-              <w:bottom w:val="single" w:color="CCCCCC" w:sz="4"/>
-              <w:right w:val="single" w:color="CCCCCC" w:sz="4"/>
-            </w:tcBorders>
-            <w:tcMar>
-              <w:top w:w="80" w:type="dxa"/>
-              <w:bottom w:w="80" w:type="dxa"/>
-              <w:left w:w="120" w:type="dxa"/>
-              <w:right w:w="120" w:type="dxa"/>
-            </w:tcMar>
-          </w:tcPr>
-          <w:p>
-            <w:r/>
-            <w:r>
-              <w:rPr>
-                <w:rFonts w:ascii="Arial" w:hAnsi="Arial"/>
-                <w:b w:val="0"/>
-                <w:color w:val="333333"/>
-                <w:sz w:val="22"/>
-              </w:rPr>
-              <w:t>Arquitetura de Sistemas Orientados por IA (próxima disciplina)</w:t>
-            </w:r>
-          </w:p>
-        </w:tc>
-        <w:tc>
-          <w:tcPr>
-            <w:tcW w:type="dxa" w:w="4320"/>
-            <w:shd w:val="clear" w:fill="FFFFFF"/>
-            <w:tcBorders>
-              <w:top w:val="single" w:color="CCCCCC" w:sz="4"/>
-              <w:left w:val="single" w:color="CCCCCC" w:sz="4"/>
-              <w:bottom w:val="single" w:color="CCCCCC" w:sz="4"/>
-              <w:right w:val="single" w:color="CCCCCC" w:sz="4"/>
-            </w:tcBorders>
-            <w:tcMar>
-              <w:top w:w="80" w:type="dxa"/>
-              <w:bottom w:w="80" w:type="dxa"/>
-              <w:left w:w="120" w:type="dxa"/>
-              <w:right w:w="120" w:type="dxa"/>
-            </w:tcMar>
-          </w:tcPr>
-          <w:p>
-            <w:r/>
-            <w:r>
-              <w:rPr>
-                <w:rFonts w:ascii="Arial" w:hAnsi="Arial"/>
-                <w:b w:val="0"/>
-                <w:color w:val="333333"/>
-                <w:sz w:val="22"/>
-              </w:rPr>
-              <w:t xml:space="preserve">O encerramento do módulo já anuncia a transição — de usar IA para </w:t>
-            </w:r>
-            <w:r>
-              <w:rPr>
-                <w:rFonts w:ascii="Arial" w:hAnsi="Arial"/>
-                <w:i/>
-                <w:color w:val="333333"/>
-                <w:sz w:val="22"/>
-              </w:rPr>
-              <w:t>organizar</w:t>
-            </w:r>
-            <w:r>
-              <w:rPr>
-                <w:rFonts w:ascii="Arial" w:hAnsi="Arial"/>
-                <w:b w:val="0"/>
-                <w:color w:val="333333"/>
-                <w:sz w:val="22"/>
-              </w:rPr>
-              <w:t xml:space="preserve"> projetos para projetar sistemas que </w:t>
-            </w:r>
-            <w:r>
-              <w:rPr>
-                <w:rFonts w:ascii="Arial" w:hAnsi="Arial"/>
-                <w:i/>
-                <w:color w:val="333333"/>
-                <w:sz w:val="22"/>
-              </w:rPr>
-              <w:t>incorporam</w:t>
-            </w:r>
-            <w:r>
-              <w:rPr>
-                <w:rFonts w:ascii="Arial" w:hAnsi="Arial"/>
-                <w:b w:val="0"/>
-                <w:color w:val="333333"/>
-                <w:sz w:val="22"/>
-              </w:rPr>
-              <w:t xml:space="preserve"> IA na própria arquitetura</w:t>
+              <w:t>Cada um dos dez módulos alimenta o seguinte: requisitos → priorização → cronograma → previsão probabilística → monitoramento de risco → atas → relatórios → governança → automação de ecossistema → OKRs, fechando o ciclo ao verificar se todo o esforço produziu outcome real</w:t>
             </w:r>
           </w:p>
         </w:tc>
@@ -5805,7 +7890,7 @@
                 <w:color w:val="333333"/>
                 <w:sz w:val="22"/>
               </w:rPr>
-              <w:t>Highest Paid Person's Opinion — decisão guiada por hierarquia em vez de dados</w:t>
+              <w:t>Highest Paid Person's Opinion — priorização decidida por hierarquia, não por dado</w:t>
             </w:r>
           </w:p>
         </w:tc>
@@ -5837,7 +7922,7 @@
                 <w:color w:val="333333"/>
                 <w:sz w:val="22"/>
               </w:rPr>
-              <w:t>MoSCoW</w:t>
+              <w:t>RICE / WSJF / MoSCoW</w:t>
             </w:r>
           </w:p>
         </w:tc>
@@ -5867,193 +7952,7 @@
                 <w:color w:val="333333"/>
                 <w:sz w:val="22"/>
               </w:rPr>
-              <w:t>Must/Should/Could/Won't Have — framework de classificação inicial de prioridade</w:t>
-            </w:r>
-          </w:p>
-        </w:tc>
-      </w:tr>
-      <w:tr>
-        <w:tc>
-          <w:tcPr>
-            <w:tcW w:type="dxa" w:w="4320"/>
-            <w:shd w:val="clear" w:fill="FFFFFF"/>
-            <w:tcBorders>
-              <w:top w:val="single" w:color="CCCCCC" w:sz="4"/>
-              <w:left w:val="single" w:color="CCCCCC" w:sz="4"/>
-              <w:bottom w:val="single" w:color="CCCCCC" w:sz="4"/>
-              <w:right w:val="single" w:color="CCCCCC" w:sz="4"/>
-            </w:tcBorders>
-            <w:tcMar>
-              <w:top w:w="80" w:type="dxa"/>
-              <w:bottom w:w="80" w:type="dxa"/>
-              <w:left w:w="120" w:type="dxa"/>
-              <w:right w:w="120" w:type="dxa"/>
-            </w:tcMar>
-          </w:tcPr>
-          <w:p>
-            <w:r/>
-            <w:r>
-              <w:rPr>
-                <w:rFonts w:ascii="Arial" w:hAnsi="Arial"/>
-                <w:b w:val="0"/>
-                <w:color w:val="333333"/>
-                <w:sz w:val="22"/>
-              </w:rPr>
-              <w:t>RICE Score</w:t>
-            </w:r>
-          </w:p>
-        </w:tc>
-        <w:tc>
-          <w:tcPr>
-            <w:tcW w:type="dxa" w:w="4320"/>
-            <w:shd w:val="clear" w:fill="FFFFFF"/>
-            <w:tcBorders>
-              <w:top w:val="single" w:color="CCCCCC" w:sz="4"/>
-              <w:left w:val="single" w:color="CCCCCC" w:sz="4"/>
-              <w:bottom w:val="single" w:color="CCCCCC" w:sz="4"/>
-              <w:right w:val="single" w:color="CCCCCC" w:sz="4"/>
-            </w:tcBorders>
-            <w:tcMar>
-              <w:top w:w="80" w:type="dxa"/>
-              <w:bottom w:w="80" w:type="dxa"/>
-              <w:left w:w="120" w:type="dxa"/>
-              <w:right w:w="120" w:type="dxa"/>
-            </w:tcMar>
-          </w:tcPr>
-          <w:p>
-            <w:r/>
-            <w:r>
-              <w:rPr>
-                <w:rFonts w:ascii="Arial" w:hAnsi="Arial"/>
-                <w:b w:val="0"/>
-                <w:color w:val="333333"/>
-                <w:sz w:val="22"/>
-              </w:rPr>
-              <w:t>Reach × Impact × Confidence ÷ Effort — framework de retorno sobre investimento</w:t>
-            </w:r>
-          </w:p>
-        </w:tc>
-      </w:tr>
-      <w:tr>
-        <w:tc>
-          <w:tcPr>
-            <w:tcW w:type="dxa" w:w="4320"/>
-            <w:shd w:val="clear" w:fill="FFFFFF"/>
-            <w:tcBorders>
-              <w:top w:val="single" w:color="CCCCCC" w:sz="4"/>
-              <w:left w:val="single" w:color="CCCCCC" w:sz="4"/>
-              <w:bottom w:val="single" w:color="CCCCCC" w:sz="4"/>
-              <w:right w:val="single" w:color="CCCCCC" w:sz="4"/>
-            </w:tcBorders>
-            <w:tcMar>
-              <w:top w:w="80" w:type="dxa"/>
-              <w:bottom w:w="80" w:type="dxa"/>
-              <w:left w:w="120" w:type="dxa"/>
-              <w:right w:w="120" w:type="dxa"/>
-            </w:tcMar>
-          </w:tcPr>
-          <w:p>
-            <w:r/>
-            <w:r>
-              <w:rPr>
-                <w:rFonts w:ascii="Arial" w:hAnsi="Arial"/>
-                <w:b w:val="0"/>
-                <w:color w:val="333333"/>
-                <w:sz w:val="22"/>
-              </w:rPr>
-              <w:t>WSJF</w:t>
-            </w:r>
-          </w:p>
-        </w:tc>
-        <w:tc>
-          <w:tcPr>
-            <w:tcW w:type="dxa" w:w="4320"/>
-            <w:shd w:val="clear" w:fill="FFFFFF"/>
-            <w:tcBorders>
-              <w:top w:val="single" w:color="CCCCCC" w:sz="4"/>
-              <w:left w:val="single" w:color="CCCCCC" w:sz="4"/>
-              <w:bottom w:val="single" w:color="CCCCCC" w:sz="4"/>
-              <w:right w:val="single" w:color="CCCCCC" w:sz="4"/>
-            </w:tcBorders>
-            <w:tcMar>
-              <w:top w:w="80" w:type="dxa"/>
-              <w:bottom w:w="80" w:type="dxa"/>
-              <w:left w:w="120" w:type="dxa"/>
-              <w:right w:w="120" w:type="dxa"/>
-            </w:tcMar>
-          </w:tcPr>
-          <w:p>
-            <w:r/>
-            <w:r>
-              <w:rPr>
-                <w:rFonts w:ascii="Arial" w:hAnsi="Arial"/>
-                <w:b w:val="0"/>
-                <w:color w:val="333333"/>
-                <w:sz w:val="22"/>
-              </w:rPr>
-              <w:t>Weighted Shortest Job First — prioriza pelo custo de adiar (Cost of Delay)</w:t>
-            </w:r>
-          </w:p>
-        </w:tc>
-      </w:tr>
-      <w:tr>
-        <w:tc>
-          <w:tcPr>
-            <w:tcW w:type="dxa" w:w="4320"/>
-            <w:shd w:val="clear" w:fill="FFFFFF"/>
-            <w:tcBorders>
-              <w:top w:val="single" w:color="CCCCCC" w:sz="4"/>
-              <w:left w:val="single" w:color="CCCCCC" w:sz="4"/>
-              <w:bottom w:val="single" w:color="CCCCCC" w:sz="4"/>
-              <w:right w:val="single" w:color="CCCCCC" w:sz="4"/>
-            </w:tcBorders>
-            <w:tcMar>
-              <w:top w:w="80" w:type="dxa"/>
-              <w:bottom w:w="80" w:type="dxa"/>
-              <w:left w:w="120" w:type="dxa"/>
-              <w:right w:w="120" w:type="dxa"/>
-            </w:tcMar>
-          </w:tcPr>
-          <w:p>
-            <w:r/>
-            <w:r>
-              <w:rPr>
-                <w:rFonts w:ascii="Arial" w:hAnsi="Arial"/>
-                <w:b w:val="0"/>
-                <w:color w:val="333333"/>
-                <w:sz w:val="22"/>
-              </w:rPr>
-              <w:t>Cost of Delay</w:t>
-            </w:r>
-          </w:p>
-        </w:tc>
-        <w:tc>
-          <w:tcPr>
-            <w:tcW w:type="dxa" w:w="4320"/>
-            <w:shd w:val="clear" w:fill="FFFFFF"/>
-            <w:tcBorders>
-              <w:top w:val="single" w:color="CCCCCC" w:sz="4"/>
-              <w:left w:val="single" w:color="CCCCCC" w:sz="4"/>
-              <w:bottom w:val="single" w:color="CCCCCC" w:sz="4"/>
-              <w:right w:val="single" w:color="CCCCCC" w:sz="4"/>
-            </w:tcBorders>
-            <w:tcMar>
-              <w:top w:w="80" w:type="dxa"/>
-              <w:bottom w:w="80" w:type="dxa"/>
-              <w:left w:w="120" w:type="dxa"/>
-              <w:right w:w="120" w:type="dxa"/>
-            </w:tcMar>
-          </w:tcPr>
-          <w:p>
-            <w:r/>
-            <w:r>
-              <w:rPr>
-                <w:rFonts w:ascii="Arial" w:hAnsi="Arial"/>
-                <w:b w:val="0"/>
-                <w:color w:val="333333"/>
-                <w:sz w:val="22"/>
-              </w:rPr>
-              <w:t>Estimativa de quanto a organização perde por não entregar algo imediatamente</w:t>
+              <w:t>Frameworks de priorização — retorno sobre esforço, custo do atraso, e filtro de escopo, respectivamente</w:t>
             </w:r>
           </w:p>
         </w:tc>
@@ -6115,7 +8014,7 @@
                 <w:color w:val="333333"/>
                 <w:sz w:val="22"/>
               </w:rPr>
-              <w:t>Viés cognitivo de subestimar tempo/custo de tarefas futuras</w:t>
+              <w:t>Viés cognitivo (Kahneman/Tversky) de subestimar sistematicamente tempo e custo, mesmo com experiência</w:t>
             </w:r>
           </w:p>
         </w:tc>
@@ -6177,7 +8076,7 @@
                 <w:color w:val="333333"/>
                 <w:sz w:val="22"/>
               </w:rPr>
-              <w:t>Estimar pela percepção do projeto atual vs. pelo histórico de projetos comparáveis</w:t>
+              <w:t>Estimar pela percepção interna do projeto vs. pelo histórico de projetos comparáveis</w:t>
             </w:r>
           </w:p>
         </w:tc>
@@ -6209,7 +8108,7 @@
                 <w:color w:val="333333"/>
                 <w:sz w:val="22"/>
               </w:rPr>
-              <w:t>Distribuição PERT</w:t>
+              <w:t>PERT / Monte Carlo</w:t>
             </w:r>
           </w:p>
         </w:tc>
@@ -6239,69 +8138,7 @@
                 <w:color w:val="333333"/>
                 <w:sz w:val="22"/>
               </w:rPr>
-              <w:t>Estimativa ponderada a partir de cenário otimista, provável e pessimista</w:t>
-            </w:r>
-          </w:p>
-        </w:tc>
-      </w:tr>
-      <w:tr>
-        <w:tc>
-          <w:tcPr>
-            <w:tcW w:type="dxa" w:w="4320"/>
-            <w:shd w:val="clear" w:fill="FFFFFF"/>
-            <w:tcBorders>
-              <w:top w:val="single" w:color="CCCCCC" w:sz="4"/>
-              <w:left w:val="single" w:color="CCCCCC" w:sz="4"/>
-              <w:bottom w:val="single" w:color="CCCCCC" w:sz="4"/>
-              <w:right w:val="single" w:color="CCCCCC" w:sz="4"/>
-            </w:tcBorders>
-            <w:tcMar>
-              <w:top w:w="80" w:type="dxa"/>
-              <w:bottom w:w="80" w:type="dxa"/>
-              <w:left w:w="120" w:type="dxa"/>
-              <w:right w:w="120" w:type="dxa"/>
-            </w:tcMar>
-          </w:tcPr>
-          <w:p>
-            <w:r/>
-            <w:r>
-              <w:rPr>
-                <w:rFonts w:ascii="Arial" w:hAnsi="Arial"/>
-                <w:b w:val="0"/>
-                <w:color w:val="333333"/>
-                <w:sz w:val="22"/>
-              </w:rPr>
-              <w:t>Simulação de Monte Carlo</w:t>
-            </w:r>
-          </w:p>
-        </w:tc>
-        <w:tc>
-          <w:tcPr>
-            <w:tcW w:type="dxa" w:w="4320"/>
-            <w:shd w:val="clear" w:fill="FFFFFF"/>
-            <w:tcBorders>
-              <w:top w:val="single" w:color="CCCCCC" w:sz="4"/>
-              <w:left w:val="single" w:color="CCCCCC" w:sz="4"/>
-              <w:bottom w:val="single" w:color="CCCCCC" w:sz="4"/>
-              <w:right w:val="single" w:color="CCCCCC" w:sz="4"/>
-            </w:tcBorders>
-            <w:tcMar>
-              <w:top w:w="80" w:type="dxa"/>
-              <w:bottom w:w="80" w:type="dxa"/>
-              <w:left w:w="120" w:type="dxa"/>
-              <w:right w:w="120" w:type="dxa"/>
-            </w:tcMar>
-          </w:tcPr>
-          <w:p>
-            <w:r/>
-            <w:r>
-              <w:rPr>
-                <w:rFonts w:ascii="Arial" w:hAnsi="Arial"/>
-                <w:b w:val="0"/>
-                <w:color w:val="333333"/>
-                <w:sz w:val="22"/>
-              </w:rPr>
-              <w:t>Milhares de simulações probabilísticas para estimar percentis de conclusão</w:t>
+              <w:t>Distribuição ponderada de três estimativas / simulação agregada de milhares de cenários</w:t>
             </w:r>
           </w:p>
         </w:tc>
@@ -6363,7 +8200,7 @@
                 <w:color w:val="333333"/>
                 <w:sz w:val="22"/>
               </w:rPr>
-              <w:t>Percentis de confiança de uma previsão — 50%, 85% e 95% dos cenários concluem até aquela data</w:t>
+              <w:t>Percentis de probabilidade de conclusão até determinada data</w:t>
             </w:r>
           </w:p>
         </w:tc>
@@ -6395,7 +8232,7 @@
                 <w:color w:val="333333"/>
                 <w:sz w:val="22"/>
               </w:rPr>
-              <w:t>AIOps (de projeto)</w:t>
+              <w:t>AIOps de projeto</w:t>
             </w:r>
           </w:p>
         </w:tc>
@@ -6425,7 +8262,7 @@
                 <w:color w:val="333333"/>
                 <w:sz w:val="22"/>
               </w:rPr>
-              <w:t>Aplicação de IA para monitorar continuamente indicadores de fluxo e detectar degradação precoce</w:t>
+              <w:t>Aplicação de observabilidade contínua (originalmente de infraestrutura) a métricas de fluxo de projeto</w:t>
             </w:r>
           </w:p>
         </w:tc>
@@ -6487,7 +8324,7 @@
                 <w:color w:val="333333"/>
                 <w:sz w:val="22"/>
               </w:rPr>
-              <w:t>Tempo total no fluxo vs. tempo efetivo em desenvolvimento</w:t>
+              <w:t>Tempo total no fluxo desde o backlog / tempo efetivo em desenvolvimento</w:t>
             </w:r>
           </w:p>
         </w:tc>
@@ -6549,7 +8386,7 @@
                 <w:color w:val="333333"/>
                 <w:sz w:val="22"/>
               </w:rPr>
-              <w:t>Expansão gradual e não formalizada do escopo durante a execução</w:t>
+              <w:t>Expansão gradual e não formalizada do escopo via pequenas alterações sucessivas</w:t>
             </w:r>
           </w:p>
         </w:tc>
@@ -6581,7 +8418,7 @@
                 <w:color w:val="333333"/>
                 <w:sz w:val="22"/>
               </w:rPr>
-              <w:t>WIP (Work in Progress)</w:t>
+              <w:t>Síntese semântica</w:t>
             </w:r>
           </w:p>
         </w:tc>
@@ -6611,69 +8448,7 @@
                 <w:color w:val="333333"/>
                 <w:sz w:val="22"/>
               </w:rPr>
-              <w:t>Quantidade de itens simultaneamente em andamento — limitar reduz Lead Time</w:t>
-            </w:r>
-          </w:p>
-        </w:tc>
-      </w:tr>
-      <w:tr>
-        <w:tc>
-          <w:tcPr>
-            <w:tcW w:type="dxa" w:w="4320"/>
-            <w:shd w:val="clear" w:fill="FFFFFF"/>
-            <w:tcBorders>
-              <w:top w:val="single" w:color="CCCCCC" w:sz="4"/>
-              <w:left w:val="single" w:color="CCCCCC" w:sz="4"/>
-              <w:bottom w:val="single" w:color="CCCCCC" w:sz="4"/>
-              <w:right w:val="single" w:color="CCCCCC" w:sz="4"/>
-            </w:tcBorders>
-            <w:tcMar>
-              <w:top w:w="80" w:type="dxa"/>
-              <w:bottom w:w="80" w:type="dxa"/>
-              <w:left w:w="120" w:type="dxa"/>
-              <w:right w:w="120" w:type="dxa"/>
-            </w:tcMar>
-          </w:tcPr>
-          <w:p>
-            <w:r/>
-            <w:r>
-              <w:rPr>
-                <w:rFonts w:ascii="Arial" w:hAnsi="Arial"/>
-                <w:b w:val="0"/>
-                <w:color w:val="333333"/>
-                <w:sz w:val="22"/>
-              </w:rPr>
-              <w:t>Síntese Semântica</w:t>
-            </w:r>
-          </w:p>
-        </w:tc>
-        <w:tc>
-          <w:tcPr>
-            <w:tcW w:type="dxa" w:w="4320"/>
-            <w:shd w:val="clear" w:fill="FFFFFF"/>
-            <w:tcBorders>
-              <w:top w:val="single" w:color="CCCCCC" w:sz="4"/>
-              <w:left w:val="single" w:color="CCCCCC" w:sz="4"/>
-              <w:bottom w:val="single" w:color="CCCCCC" w:sz="4"/>
-              <w:right w:val="single" w:color="CCCCCC" w:sz="4"/>
-            </w:tcBorders>
-            <w:tcMar>
-              <w:top w:w="80" w:type="dxa"/>
-              <w:bottom w:w="80" w:type="dxa"/>
-              <w:left w:w="120" w:type="dxa"/>
-              <w:right w:w="120" w:type="dxa"/>
-            </w:tcMar>
-          </w:tcPr>
-          <w:p>
-            <w:r/>
-            <w:r>
-              <w:rPr>
-                <w:rFonts w:ascii="Arial" w:hAnsi="Arial"/>
-                <w:b w:val="0"/>
-                <w:color w:val="333333"/>
-                <w:sz w:val="22"/>
-              </w:rPr>
-              <w:t>Interpretação de intenção (compromisso, decisão) além da transcrição literal</w:t>
+              <w:t>Interpretar intenção e compromisso numa conversa, não só transcrever palavras</w:t>
             </w:r>
           </w:p>
         </w:tc>
@@ -6735,7 +8510,7 @@
                 <w:color w:val="333333"/>
                 <w:sz w:val="22"/>
               </w:rPr>
-              <w:t>Regras de conformidade executadas automaticamente no pipeline</w:t>
+              <w:t>Regras de conformidade descritas e executadas automaticamente no pipeline, não em checklist manual</w:t>
             </w:r>
           </w:p>
         </w:tc>
@@ -6767,7 +8542,7 @@
                 <w:color w:val="333333"/>
                 <w:sz w:val="22"/>
               </w:rPr>
-              <w:t>Trilha de Auditoria</w:t>
+              <w:t>Ferramentas conectadas vs. integradas</w:t>
             </w:r>
           </w:p>
         </w:tc>
@@ -6797,7 +8572,7 @@
                 <w:color w:val="333333"/>
                 <w:sz w:val="22"/>
               </w:rPr>
-              <w:t>Encadeamento rastreável entre requisito, decisão, implementação e implantação</w:t>
+              <w:t>Compartilhar evento bruto (webhook) vs. compartilhar contexto interpretado antes de agir</w:t>
             </w:r>
           </w:p>
         </w:tc>
@@ -6859,7 +8634,7 @@
                 <w:color w:val="333333"/>
                 <w:sz w:val="22"/>
               </w:rPr>
-              <w:t>Entrega produzida vs. impacto real gerado no negócio</w:t>
+              <w:t>O que a equipe produz vs. o impacto real no indicador de negócio</w:t>
             </w:r>
           </w:p>
         </w:tc>
@@ -6891,7 +8666,7 @@
                 <w:color w:val="333333"/>
                 <w:sz w:val="22"/>
               </w:rPr>
-              <w:t>OKR</w:t>
+              <w:t>OKR (Objective / Key Result)</w:t>
             </w:r>
           </w:p>
         </w:tc>
@@ -6921,7 +8696,7 @@
                 <w:color w:val="333333"/>
                 <w:sz w:val="22"/>
               </w:rPr>
-              <w:t>Objective (qualitativo) + Key Results (quantitativos, mensuráveis)</w:t>
+              <w:t>Estado qualitativo desejado / indicador quantitativo, mensurável, com prazo e baseline, que comprova o objetivo</w:t>
             </w:r>
           </w:p>
         </w:tc>
@@ -6953,7 +8728,7 @@
                 <w:color w:val="333333"/>
                 <w:sz w:val="22"/>
               </w:rPr>
-              <w:t>Cold Start</w:t>
+              <w:t>Action Required</w:t>
             </w:r>
           </w:p>
         </w:tc>
@@ -6983,69 +8758,7 @@
                 <w:color w:val="333333"/>
                 <w:sz w:val="22"/>
               </w:rPr>
-              <w:t>Situação de produto novo sem dados históricos suficientes para calibrar estimativas</w:t>
-            </w:r>
-          </w:p>
-        </w:tc>
-      </w:tr>
-      <w:tr>
-        <w:tc>
-          <w:tcPr>
-            <w:tcW w:type="dxa" w:w="4320"/>
-            <w:shd w:val="clear" w:fill="FFFFFF"/>
-            <w:tcBorders>
-              <w:top w:val="single" w:color="CCCCCC" w:sz="4"/>
-              <w:left w:val="single" w:color="CCCCCC" w:sz="4"/>
-              <w:bottom w:val="single" w:color="CCCCCC" w:sz="4"/>
-              <w:right w:val="single" w:color="CCCCCC" w:sz="4"/>
-            </w:tcBorders>
-            <w:tcMar>
-              <w:top w:w="80" w:type="dxa"/>
-              <w:bottom w:w="80" w:type="dxa"/>
-              <w:left w:w="120" w:type="dxa"/>
-              <w:right w:w="120" w:type="dxa"/>
-            </w:tcMar>
-          </w:tcPr>
-          <w:p>
-            <w:r/>
-            <w:r>
-              <w:rPr>
-                <w:rFonts w:ascii="Arial" w:hAnsi="Arial"/>
-                <w:b w:val="0"/>
-                <w:color w:val="333333"/>
-                <w:sz w:val="22"/>
-              </w:rPr>
-              <w:t>Relevance Scoring</w:t>
-            </w:r>
-          </w:p>
-        </w:tc>
-        <w:tc>
-          <w:tcPr>
-            <w:tcW w:type="dxa" w:w="4320"/>
-            <w:shd w:val="clear" w:fill="FFFFFF"/>
-            <w:tcBorders>
-              <w:top w:val="single" w:color="CCCCCC" w:sz="4"/>
-              <w:left w:val="single" w:color="CCCCCC" w:sz="4"/>
-              <w:bottom w:val="single" w:color="CCCCCC" w:sz="4"/>
-              <w:right w:val="single" w:color="CCCCCC" w:sz="4"/>
-            </w:tcBorders>
-            <w:tcMar>
-              <w:top w:w="80" w:type="dxa"/>
-              <w:bottom w:w="80" w:type="dxa"/>
-              <w:left w:w="120" w:type="dxa"/>
-              <w:right w:w="120" w:type="dxa"/>
-            </w:tcMar>
-          </w:tcPr>
-          <w:p>
-            <w:r/>
-            <w:r>
-              <w:rPr>
-                <w:rFonts w:ascii="Arial" w:hAnsi="Arial"/>
-                <w:b w:val="0"/>
-                <w:color w:val="333333"/>
-                <w:sz w:val="22"/>
-              </w:rPr>
-              <w:t>Técnica de comparar relevância semântica entre item e objetivo, usada no OKR Aligner</w:t>
+              <w:t>Campo explícito que sinaliza decisão pendente de julgamento humano, impedindo automação de uma escolha gerencial</w:t>
             </w:r>
           </w:p>
         </w:tc>
@@ -7055,34 +8768,6 @@
       <w:pPr>
         <w:spacing w:after="80"/>
       </w:pPr>
-    </w:p>
-    <w:p>
-      <w:pPr>
-        <w:spacing w:after="160"/>
-      </w:pPr>
-      <w:r>
-        <w:rPr>
-          <w:rFonts w:ascii="Arial" w:hAnsi="Arial"/>
-          <w:b w:val="0"/>
-          <w:color w:val="333333"/>
-          <w:sz w:val="22"/>
-        </w:rPr>
-        <w:t>Resumo unificado: livro + laboratórios práticos</w:t>
-      </w:r>
-    </w:p>
-    <w:p>
-      <w:pPr>
-        <w:spacing w:after="160"/>
-      </w:pPr>
-      <w:r>
-        <w:rPr>
-          <w:rFonts w:ascii="Arial" w:hAnsi="Arial"/>
-          <w:b w:val="0"/>
-          <w:color w:val="333333"/>
-          <w:sz w:val="22"/>
-        </w:rPr>
-        <w:t>Ahirton Lopes • UNIPDS • Rafael Mattos Moreira • 2026</w:t>
-      </w:r>
     </w:p>
     <w:sectPr>
       <w:pgSz w:w="12240" w:h="15840"/>
